--- a/public/labs/os/ЛР9_ОС_Оболонка_mc_та_редактор_vi.docx
+++ b/public/labs/os/ЛР9_ОС_Оболонка_mc_та_редактор_vi.docx
@@ -7,6 +7,14 @@
         <w:pStyle w:val="Title"/>
       </w:pPr>
       <w:r>
+        <w:t xml:space="preserve">Лабораторна робота №9</w:t>
+      </w:r>
+    </w:p>
+    <w:p>
+      <w:pPr>
+        <w:pStyle w:val="Subtitle"/>
+      </w:pPr>
+      <w:r>
         <w:t xml:space="preserve">Оболонка mc та редактор vi</w:t>
       </w:r>
     </w:p>
@@ -19,9 +27,10 @@
       </w:r>
     </w:p>
     <w:sectPr>
-      <w:footnotePr>
-        <w:numRestart w:val="eachSect"/>
-      </w:footnotePr>
+      <w:pgSz w:h="16838" w:orient="portrait" w:w="11906"/>
+      <w:pgMar w:bottom="1134" w:footer="708" w:gutter="0" w:header="708" w:left="1418" w:right="851" w:top="1134"/>
+      <w:pgNumType w:start="1"/>
+      <w:docGrid w:linePitch="360"/>
     </w:sectPr>
   </w:body>
 </w:document>
@@ -57,74 +66,74 @@
     <w:multiLevelType w:val="multilevel"/>
     <w:lvl w:ilvl="0">
       <w:numFmt w:val="bullet"/>
-      <w:lvlText w:val=" "/>
+      <w:lvlText w:val="–"/>
       <w:lvlJc w:val="left"/>
       <w:pPr>
-        <w:ind w:left="720" w:hanging="360"/>
+        <w:ind w:left="1134" w:hanging="425"/>
       </w:pPr>
     </w:lvl>
     <w:lvl w:ilvl="1">
       <w:numFmt w:val="bullet"/>
-      <w:lvlText w:val=" "/>
+      <w:lvlText w:val="–"/>
       <w:lvlJc w:val="left"/>
       <w:pPr>
-        <w:ind w:left="1440" w:hanging="360"/>
+        <w:ind w:left="1701" w:hanging="425"/>
       </w:pPr>
     </w:lvl>
     <w:lvl w:ilvl="2">
       <w:numFmt w:val="bullet"/>
-      <w:lvlText w:val=" "/>
+      <w:lvlText w:val="–"/>
       <w:lvlJc w:val="left"/>
       <w:pPr>
-        <w:ind w:left="2160" w:hanging="360"/>
+        <w:ind w:left="2268" w:hanging="425"/>
       </w:pPr>
     </w:lvl>
     <w:lvl w:ilvl="3">
       <w:numFmt w:val="bullet"/>
-      <w:lvlText w:val=" "/>
+      <w:lvlText w:val="–"/>
       <w:lvlJc w:val="left"/>
       <w:pPr>
-        <w:ind w:left="2880" w:hanging="360"/>
+        <w:ind w:left="2835" w:hanging="425"/>
       </w:pPr>
     </w:lvl>
     <w:lvl w:ilvl="4">
       <w:numFmt w:val="bullet"/>
-      <w:lvlText w:val=" "/>
+      <w:lvlText w:val="–"/>
       <w:lvlJc w:val="left"/>
       <w:pPr>
-        <w:ind w:left="3600" w:hanging="360"/>
+        <w:ind w:left="3402" w:hanging="425"/>
       </w:pPr>
     </w:lvl>
     <w:lvl w:ilvl="5">
       <w:numFmt w:val="bullet"/>
-      <w:lvlText w:val=" "/>
+      <w:lvlText w:val="–"/>
       <w:lvlJc w:val="left"/>
       <w:pPr>
-        <w:ind w:left="4320" w:hanging="360"/>
+        <w:ind w:left="3969" w:hanging="425"/>
       </w:pPr>
     </w:lvl>
     <w:lvl w:ilvl="6">
       <w:numFmt w:val="bullet"/>
-      <w:lvlText w:val=" "/>
+      <w:lvlText w:val="–"/>
       <w:lvlJc w:val="left"/>
       <w:pPr>
-        <w:ind w:left="5040" w:hanging="360"/>
+        <w:ind w:left="4536" w:hanging="425"/>
       </w:pPr>
     </w:lvl>
     <w:lvl w:ilvl="7">
       <w:numFmt w:val="bullet"/>
-      <w:lvlText w:val=" "/>
+      <w:lvlText w:val="–"/>
       <w:lvlJc w:val="left"/>
       <w:pPr>
-        <w:ind w:left="5760" w:hanging="360"/>
+        <w:ind w:left="5103" w:hanging="425"/>
       </w:pPr>
     </w:lvl>
     <w:lvl w:ilvl="8">
       <w:numFmt w:val="bullet"/>
-      <w:lvlText w:val=" "/>
+      <w:lvlText w:val="–"/>
       <w:lvlJc w:val="left"/>
       <w:pPr>
-        <w:ind w:left="6480" w:hanging="360"/>
+        <w:ind w:left="5670" w:hanging="425"/>
       </w:pPr>
     </w:lvl>
   </w:abstractNum>
@@ -139,15 +148,15 @@
   <w:docDefaults>
     <w:rPrDefault>
       <w:rPr>
-        <w:rFonts w:asciiTheme="minorHAnsi" w:cstheme="minorBidi" w:eastAsiaTheme="minorEastAsia" w:hAnsiTheme="minorHAnsi"/>
-        <w:sz w:val="24"/>
-        <w:szCs w:val="24"/>
-        <w:lang w:bidi="ar-SA" w:eastAsia="zh-CN" w:val="en-US"/>
+        <w:rFonts w:ascii="Times New Roman" w:cs="Times New Roman" w:eastAsia="Times New Roman" w:hAnsi="Times New Roman"/>
+        <w:sz w:val="28"/>
+        <w:szCs w:val="28"/>
+        <w:lang w:val="uk-UA"/>
       </w:rPr>
     </w:rPrDefault>
     <w:pPrDefault>
       <w:pPr>
-        <w:spacing w:after="200"/>
+        <w:spacing w:after="0" w:before="0" w:line="312" w:lineRule="auto"/>
       </w:pPr>
     </w:pPrDefault>
   </w:docDefaults>
@@ -155,14 +164,19 @@
   <w:style w:default="1" w:styleId="Normal" w:type="paragraph">
     <w:name w:val="Normal"/>
     <w:qFormat/>
+    <w:pPr>
+      <w:spacing w:after="0" w:before="0" w:line="312" w:lineRule="auto"/>
+      <w:jc w:val="left"/>
+    </w:pPr>
   </w:style>
   <w:style w:styleId="BodyText" w:type="paragraph">
     <w:name w:val="Body Text"/>
     <w:basedOn w:val="Normal"/>
-    <w:link w:val="BodyTextChar"/>
-    <w:qFormat/>
-    <w:pPr>
-      <w:spacing w:after="180" w:before="180"/>
+    <w:qFormat/>
+    <w:pPr>
+      <w:spacing w:after="0" w:before="0" w:line="312" w:lineRule="auto"/>
+      <w:ind w:firstLine="709"/>
+      <w:jc w:val="both"/>
     </w:pPr>
   </w:style>
   <w:style w:customStyle="1" w:styleId="FirstParagraph" w:type="paragraph">
@@ -173,59 +187,57 @@
   </w:style>
   <w:style w:customStyle="1" w:styleId="Compact" w:type="paragraph">
     <w:name w:val="Compact"/>
-    <w:basedOn w:val="BodyText"/>
-    <w:qFormat/>
-    <w:pPr>
-      <w:spacing w:after="36" w:before="36"/>
+    <w:basedOn w:val="Normal"/>
+    <w:qFormat/>
+    <w:pPr>
+      <w:spacing w:after="0" w:before="0" w:line="312" w:lineRule="auto"/>
+      <w:ind w:firstLine="0"/>
+      <w:contextualSpacing/>
     </w:pPr>
   </w:style>
   <w:style w:styleId="Title" w:type="paragraph">
     <w:name w:val="Title"/>
     <w:basedOn w:val="Normal"/>
-    <w:next w:val="BodyText"/>
-    <w:link w:val="TitleChar"/>
+    <w:next w:val="Subtitle"/>
+    <w:qFormat/>
+    <w:pPr>
+      <w:spacing w:after="120" w:before="0" w:line="312" w:lineRule="auto"/>
+      <w:ind w:firstLine="0"/>
+      <w:jc w:val="center"/>
+    </w:pPr>
+    <w:rPr>
+      <w:rFonts w:ascii="Times New Roman" w:cs="Times New Roman" w:eastAsia="Times New Roman" w:hAnsi="Times New Roman"/>
+      <w:sz w:val="28"/>
+      <w:szCs w:val="28"/>
+    </w:rPr>
+  </w:style>
+  <w:style w:customStyle="1" w:styleId="TitleChar" w:type="character">
+    <w:name w:val="Title Char"/>
+    <w:basedOn w:val="DefaultParagraphFont"/>
+    <w:link w:val="Title"/>
     <w:uiPriority w:val="10"/>
-    <w:qFormat/>
-    <w:rsid w:val="00A10FD9"/>
-    <w:pPr>
-      <w:spacing w:after="80" w:line="240" w:lineRule="auto"/>
-      <w:contextualSpacing/>
-      <w:jc w:val="center"/>
-    </w:pPr>
+    <w:rsid w:val="00A10FD9"/>
     <w:rPr>
       <w:rFonts w:asciiTheme="majorHAnsi" w:cstheme="majorBidi" w:eastAsiaTheme="majorEastAsia" w:hAnsiTheme="majorHAnsi"/>
       <w:sz w:val="56"/>
       <w:szCs w:val="56"/>
     </w:rPr>
   </w:style>
-  <w:style w:customStyle="1" w:styleId="TitleChar" w:type="character">
-    <w:name w:val="Title Char"/>
-    <w:basedOn w:val="DefaultParagraphFont"/>
-    <w:link w:val="Title"/>
-    <w:uiPriority w:val="10"/>
-    <w:rsid w:val="00A10FD9"/>
-    <w:rPr>
-      <w:rFonts w:asciiTheme="majorHAnsi" w:cstheme="majorBidi" w:eastAsiaTheme="majorEastAsia" w:hAnsiTheme="majorHAnsi"/>
-      <w:sz w:val="56"/>
-      <w:szCs w:val="56"/>
-    </w:rPr>
-  </w:style>
   <w:style w:styleId="Subtitle" w:type="paragraph">
     <w:name w:val="Subtitle"/>
-    <w:basedOn w:val="Title"/>
-    <w:next w:val="BodyText"/>
-    <w:link w:val="SubtitleChar"/>
-    <w:uiPriority w:val="11"/>
-    <w:qFormat/>
-    <w:rsid w:val="00A10FD9"/>
-    <w:pPr>
-      <w:numPr>
-        <w:ilvl w:val="1"/>
-      </w:numPr>
-    </w:pPr>
-    <w:rPr>
-      <w:rFonts w:cstheme="majorBidi" w:eastAsiaTheme="majorEastAsia"/>
-      <w:spacing w:val="15"/>
+    <w:basedOn w:val="Normal"/>
+    <w:next w:val="FirstParagraph"/>
+    <w:qFormat/>
+    <w:pPr>
+      <w:spacing w:after="240" w:before="0" w:line="312" w:lineRule="auto"/>
+      <w:ind w:firstLine="0"/>
+      <w:jc w:val="center"/>
+    </w:pPr>
+    <w:rPr>
+      <w:rFonts w:ascii="Times New Roman" w:cs="Times New Roman" w:eastAsia="Times New Roman" w:hAnsi="Times New Roman"/>
+      <w:b/>
+      <w:bCs/>
+      <w:caps/>
       <w:sz w:val="28"/>
       <w:szCs w:val="28"/>
     </w:rPr>
@@ -315,17 +327,188 @@
   <w:style w:styleId="Heading1" w:type="paragraph">
     <w:name w:val="heading 1"/>
     <w:basedOn w:val="Normal"/>
+    <w:next w:val="FirstParagraph"/>
+    <w:qFormat/>
+    <w:pPr>
+      <w:keepNext/>
+      <w:spacing w:after="120" w:before="240" w:line="312" w:lineRule="auto"/>
+      <w:ind w:firstLine="0"/>
+      <w:jc w:val="center"/>
+    </w:pPr>
+    <w:rPr>
+      <w:rFonts w:ascii="Times New Roman" w:cs="Times New Roman" w:eastAsia="Times New Roman" w:hAnsi="Times New Roman"/>
+      <w:b/>
+      <w:bCs/>
+      <w:sz w:val="28"/>
+      <w:szCs w:val="28"/>
+    </w:rPr>
+  </w:style>
+  <w:style w:styleId="Heading2" w:type="paragraph">
+    <w:name w:val="heading 2"/>
+    <w:basedOn w:val="Normal"/>
+    <w:next w:val="FirstParagraph"/>
+    <w:qFormat/>
+    <w:pPr>
+      <w:keepNext/>
+      <w:spacing w:after="120" w:before="240" w:line="312" w:lineRule="auto"/>
+      <w:ind w:firstLine="0"/>
+      <w:jc w:val="center"/>
+    </w:pPr>
+    <w:rPr>
+      <w:rFonts w:ascii="Times New Roman" w:cs="Times New Roman" w:eastAsia="Times New Roman" w:hAnsi="Times New Roman"/>
+      <w:b/>
+      <w:bCs/>
+      <w:sz w:val="28"/>
+      <w:szCs w:val="28"/>
+    </w:rPr>
+  </w:style>
+  <w:style w:styleId="Heading3" w:type="paragraph">
+    <w:name w:val="heading 3"/>
+    <w:basedOn w:val="Normal"/>
+    <w:next w:val="FirstParagraph"/>
+    <w:qFormat/>
+    <w:pPr>
+      <w:keepNext/>
+      <w:spacing w:after="0" w:before="140" w:line="312" w:lineRule="auto"/>
+      <w:ind w:firstLine="709"/>
+      <w:jc w:val="left"/>
+    </w:pPr>
+    <w:rPr>
+      <w:rFonts w:ascii="Times New Roman" w:cs="Times New Roman" w:eastAsia="Times New Roman" w:hAnsi="Times New Roman"/>
+      <w:b/>
+      <w:bCs/>
+      <w:sz w:val="28"/>
+      <w:szCs w:val="28"/>
+    </w:rPr>
+  </w:style>
+  <w:style w:styleId="Heading4" w:type="paragraph">
+    <w:name w:val="heading 4"/>
+    <w:basedOn w:val="Normal"/>
+    <w:next w:val="FirstParagraph"/>
+    <w:qFormat/>
+    <w:pPr>
+      <w:keepNext/>
+      <w:spacing w:after="0" w:before="120" w:line="312" w:lineRule="auto"/>
+      <w:ind w:firstLine="709"/>
+      <w:jc w:val="left"/>
+    </w:pPr>
+    <w:rPr>
+      <w:rFonts w:ascii="Times New Roman" w:cs="Times New Roman" w:eastAsia="Times New Roman" w:hAnsi="Times New Roman"/>
+      <w:b/>
+      <w:bCs/>
+      <w:sz w:val="28"/>
+      <w:szCs w:val="28"/>
+    </w:rPr>
+  </w:style>
+  <w:style w:styleId="Heading5" w:type="paragraph">
+    <w:name w:val="heading 5"/>
+    <w:basedOn w:val="Normal"/>
+    <w:next w:val="FirstParagraph"/>
+    <w:qFormat/>
+    <w:pPr>
+      <w:keepNext/>
+      <w:spacing w:after="0" w:before="120" w:line="312" w:lineRule="auto"/>
+      <w:ind w:firstLine="709"/>
+      <w:jc w:val="left"/>
+    </w:pPr>
+    <w:rPr>
+      <w:rFonts w:ascii="Times New Roman" w:cs="Times New Roman" w:eastAsia="Times New Roman" w:hAnsi="Times New Roman"/>
+      <w:b/>
+      <w:bCs/>
+      <w:sz w:val="28"/>
+      <w:szCs w:val="28"/>
+    </w:rPr>
+  </w:style>
+  <w:style w:styleId="Heading6" w:type="paragraph">
+    <w:name w:val="heading 6"/>
+    <w:basedOn w:val="Normal"/>
+    <w:next w:val="FirstParagraph"/>
+    <w:qFormat/>
+    <w:pPr>
+      <w:keepNext/>
+      <w:spacing w:after="0" w:before="120" w:line="312" w:lineRule="auto"/>
+      <w:ind w:firstLine="709"/>
+      <w:jc w:val="left"/>
+    </w:pPr>
+    <w:rPr>
+      <w:rFonts w:ascii="Times New Roman" w:cs="Times New Roman" w:eastAsia="Times New Roman" w:hAnsi="Times New Roman"/>
+      <w:b/>
+      <w:bCs/>
+      <w:sz w:val="28"/>
+      <w:szCs w:val="28"/>
+    </w:rPr>
+  </w:style>
+  <w:style w:styleId="Heading7" w:type="paragraph">
+    <w:name w:val="heading 7"/>
+    <w:basedOn w:val="Normal"/>
     <w:next w:val="BodyText"/>
-    <w:link w:val="Heading1Char"/>
-    <w:uiPriority w:val="9"/>
+    <w:link w:val="Heading7Char"/>
+    <w:uiPriority w:val="9"/>
+    <w:semiHidden/>
+    <w:unhideWhenUsed/>
     <w:qFormat/>
     <w:rsid w:val="00A10FD9"/>
     <w:pPr>
       <w:keepNext/>
       <w:keepLines/>
-      <w:spacing w:after="80" w:before="360"/>
-      <w:outlineLvl w:val="0"/>
-    </w:pPr>
+      <w:spacing w:after="0" w:before="40"/>
+      <w:outlineLvl w:val="6"/>
+    </w:pPr>
+    <w:rPr>
+      <w:rFonts w:cstheme="majorBidi" w:eastAsiaTheme="majorEastAsia"/>
+      <w:color w:themeColor="text1" w:themeTint="A6" w:val="595959"/>
+    </w:rPr>
+  </w:style>
+  <w:style w:styleId="Heading8" w:type="paragraph">
+    <w:name w:val="heading 8"/>
+    <w:basedOn w:val="Normal"/>
+    <w:next w:val="BodyText"/>
+    <w:link w:val="Heading8Char"/>
+    <w:uiPriority w:val="9"/>
+    <w:semiHidden/>
+    <w:unhideWhenUsed/>
+    <w:qFormat/>
+    <w:rsid w:val="00A10FD9"/>
+    <w:pPr>
+      <w:keepNext/>
+      <w:keepLines/>
+      <w:spacing w:after="0"/>
+      <w:outlineLvl w:val="7"/>
+    </w:pPr>
+    <w:rPr>
+      <w:rFonts w:cstheme="majorBidi" w:eastAsiaTheme="majorEastAsia"/>
+      <w:i/>
+      <w:iCs/>
+      <w:color w:themeColor="text1" w:themeTint="D8" w:val="272727"/>
+    </w:rPr>
+  </w:style>
+  <w:style w:styleId="Heading9" w:type="paragraph">
+    <w:name w:val="heading 9"/>
+    <w:basedOn w:val="Normal"/>
+    <w:next w:val="BodyText"/>
+    <w:link w:val="Heading9Char"/>
+    <w:uiPriority w:val="9"/>
+    <w:semiHidden/>
+    <w:unhideWhenUsed/>
+    <w:qFormat/>
+    <w:rsid w:val="00A10FD9"/>
+    <w:pPr>
+      <w:keepNext/>
+      <w:keepLines/>
+      <w:spacing w:after="0"/>
+      <w:outlineLvl w:val="8"/>
+    </w:pPr>
+    <w:rPr>
+      <w:rFonts w:cstheme="majorBidi" w:eastAsiaTheme="majorEastAsia"/>
+      <w:color w:themeColor="text1" w:themeTint="D8" w:val="272727"/>
+    </w:rPr>
+  </w:style>
+  <w:style w:customStyle="1" w:styleId="Heading1Char" w:type="character">
+    <w:name w:val="Heading 1 Char"/>
+    <w:basedOn w:val="DefaultParagraphFont"/>
+    <w:link w:val="Heading1"/>
+    <w:uiPriority w:val="9"/>
+    <w:rsid w:val="00A10FD9"/>
     <w:rPr>
       <w:rFonts w:asciiTheme="majorHAnsi" w:cstheme="majorBidi" w:eastAsiaTheme="majorEastAsia" w:hAnsiTheme="majorHAnsi"/>
       <w:color w:themeColor="accent1" w:themeShade="BF" w:val="0F4761"/>
@@ -333,22 +516,13 @@
       <w:szCs w:val="40"/>
     </w:rPr>
   </w:style>
-  <w:style w:styleId="Heading2" w:type="paragraph">
-    <w:name w:val="heading 2"/>
-    <w:basedOn w:val="Normal"/>
-    <w:next w:val="BodyText"/>
-    <w:link w:val="Heading2Char"/>
+  <w:style w:customStyle="1" w:styleId="Heading2Char" w:type="character">
+    <w:name w:val="Heading 2 Char"/>
+    <w:basedOn w:val="DefaultParagraphFont"/>
+    <w:link w:val="Heading2"/>
     <w:uiPriority w:val="9"/>
     <w:semiHidden/>
-    <w:unhideWhenUsed/>
-    <w:qFormat/>
-    <w:rsid w:val="00A10FD9"/>
-    <w:pPr>
-      <w:keepNext/>
-      <w:keepLines/>
-      <w:spacing w:after="80" w:before="160"/>
-      <w:outlineLvl w:val="1"/>
-    </w:pPr>
+    <w:rsid w:val="00A10FD9"/>
     <w:rPr>
       <w:rFonts w:asciiTheme="majorHAnsi" w:cstheme="majorBidi" w:eastAsiaTheme="majorEastAsia" w:hAnsiTheme="majorHAnsi"/>
       <w:color w:themeColor="accent1" w:themeShade="BF" w:val="0F4761"/>
@@ -356,22 +530,13 @@
       <w:szCs w:val="32"/>
     </w:rPr>
   </w:style>
-  <w:style w:styleId="Heading3" w:type="paragraph">
-    <w:name w:val="heading 3"/>
-    <w:basedOn w:val="Normal"/>
-    <w:next w:val="BodyText"/>
-    <w:link w:val="Heading3Char"/>
+  <w:style w:customStyle="1" w:styleId="Heading3Char" w:type="character">
+    <w:name w:val="Heading 3 Char"/>
+    <w:basedOn w:val="DefaultParagraphFont"/>
+    <w:link w:val="Heading3"/>
     <w:uiPriority w:val="9"/>
     <w:semiHidden/>
-    <w:unhideWhenUsed/>
-    <w:qFormat/>
-    <w:rsid w:val="00A10FD9"/>
-    <w:pPr>
-      <w:keepNext/>
-      <w:keepLines/>
-      <w:spacing w:after="80" w:before="160"/>
-      <w:outlineLvl w:val="2"/>
-    </w:pPr>
+    <w:rsid w:val="00A10FD9"/>
     <w:rPr>
       <w:rFonts w:cstheme="majorBidi" w:eastAsiaTheme="majorEastAsia"/>
       <w:color w:themeColor="accent1" w:themeShade="BF" w:val="0F4761"/>
@@ -379,22 +544,13 @@
       <w:szCs w:val="28"/>
     </w:rPr>
   </w:style>
-  <w:style w:styleId="Heading4" w:type="paragraph">
-    <w:name w:val="heading 4"/>
-    <w:basedOn w:val="Normal"/>
-    <w:next w:val="BodyText"/>
-    <w:link w:val="Heading4Char"/>
+  <w:style w:customStyle="1" w:styleId="Heading4Char" w:type="character">
+    <w:name w:val="Heading 4 Char"/>
+    <w:basedOn w:val="DefaultParagraphFont"/>
+    <w:link w:val="Heading4"/>
     <w:uiPriority w:val="9"/>
     <w:semiHidden/>
-    <w:unhideWhenUsed/>
-    <w:qFormat/>
-    <w:rsid w:val="00A10FD9"/>
-    <w:pPr>
-      <w:keepNext/>
-      <w:keepLines/>
-      <w:spacing w:after="40" w:before="80"/>
-      <w:outlineLvl w:val="3"/>
-    </w:pPr>
+    <w:rsid w:val="00A10FD9"/>
     <w:rPr>
       <w:rFonts w:cstheme="majorBidi" w:eastAsiaTheme="majorEastAsia"/>
       <w:i/>
@@ -402,43 +558,25 @@
       <w:color w:themeColor="accent1" w:themeShade="BF" w:val="0F4761"/>
     </w:rPr>
   </w:style>
-  <w:style w:styleId="Heading5" w:type="paragraph">
-    <w:name w:val="heading 5"/>
-    <w:basedOn w:val="Normal"/>
-    <w:next w:val="BodyText"/>
-    <w:link w:val="Heading5Char"/>
+  <w:style w:customStyle="1" w:styleId="Heading5Char" w:type="character">
+    <w:name w:val="Heading 5 Char"/>
+    <w:basedOn w:val="DefaultParagraphFont"/>
+    <w:link w:val="Heading5"/>
     <w:uiPriority w:val="9"/>
     <w:semiHidden/>
-    <w:unhideWhenUsed/>
-    <w:qFormat/>
-    <w:rsid w:val="00A10FD9"/>
-    <w:pPr>
-      <w:keepNext/>
-      <w:keepLines/>
-      <w:spacing w:after="40" w:before="80"/>
-      <w:outlineLvl w:val="4"/>
-    </w:pPr>
+    <w:rsid w:val="00A10FD9"/>
     <w:rPr>
       <w:rFonts w:cstheme="majorBidi" w:eastAsiaTheme="majorEastAsia"/>
       <w:color w:themeColor="accent1" w:themeShade="BF" w:val="0F4761"/>
     </w:rPr>
   </w:style>
-  <w:style w:styleId="Heading6" w:type="paragraph">
-    <w:name w:val="heading 6"/>
-    <w:basedOn w:val="Normal"/>
-    <w:next w:val="BodyText"/>
-    <w:link w:val="Heading6Char"/>
+  <w:style w:customStyle="1" w:styleId="Heading6Char" w:type="character">
+    <w:name w:val="Heading 6 Char"/>
+    <w:basedOn w:val="DefaultParagraphFont"/>
+    <w:link w:val="Heading6"/>
     <w:uiPriority w:val="9"/>
     <w:semiHidden/>
-    <w:unhideWhenUsed/>
-    <w:qFormat/>
-    <w:rsid w:val="00A10FD9"/>
-    <w:pPr>
-      <w:keepNext/>
-      <w:keepLines/>
-      <w:spacing w:after="0" w:before="40"/>
-      <w:outlineLvl w:val="5"/>
-    </w:pPr>
+    <w:rsid w:val="00A10FD9"/>
     <w:rPr>
       <w:rFonts w:cstheme="majorBidi" w:eastAsiaTheme="majorEastAsia"/>
       <w:i/>
@@ -446,43 +584,25 @@
       <w:color w:themeColor="text1" w:themeTint="A6" w:val="595959"/>
     </w:rPr>
   </w:style>
-  <w:style w:styleId="Heading7" w:type="paragraph">
-    <w:name w:val="heading 7"/>
-    <w:basedOn w:val="Normal"/>
-    <w:next w:val="BodyText"/>
-    <w:link w:val="Heading7Char"/>
+  <w:style w:customStyle="1" w:styleId="Heading7Char" w:type="character">
+    <w:name w:val="Heading 7 Char"/>
+    <w:basedOn w:val="DefaultParagraphFont"/>
+    <w:link w:val="Heading7"/>
     <w:uiPriority w:val="9"/>
     <w:semiHidden/>
-    <w:unhideWhenUsed/>
-    <w:qFormat/>
-    <w:rsid w:val="00A10FD9"/>
-    <w:pPr>
-      <w:keepNext/>
-      <w:keepLines/>
-      <w:spacing w:after="0" w:before="40"/>
-      <w:outlineLvl w:val="6"/>
-    </w:pPr>
+    <w:rsid w:val="00A10FD9"/>
     <w:rPr>
       <w:rFonts w:cstheme="majorBidi" w:eastAsiaTheme="majorEastAsia"/>
       <w:color w:themeColor="text1" w:themeTint="A6" w:val="595959"/>
     </w:rPr>
   </w:style>
-  <w:style w:styleId="Heading8" w:type="paragraph">
-    <w:name w:val="heading 8"/>
-    <w:basedOn w:val="Normal"/>
-    <w:next w:val="BodyText"/>
-    <w:link w:val="Heading8Char"/>
+  <w:style w:customStyle="1" w:styleId="Heading8Char" w:type="character">
+    <w:name w:val="Heading 8 Char"/>
+    <w:basedOn w:val="DefaultParagraphFont"/>
+    <w:link w:val="Heading8"/>
     <w:uiPriority w:val="9"/>
     <w:semiHidden/>
-    <w:unhideWhenUsed/>
-    <w:qFormat/>
-    <w:rsid w:val="00A10FD9"/>
-    <w:pPr>
-      <w:keepNext/>
-      <w:keepLines/>
-      <w:spacing w:after="0"/>
-      <w:outlineLvl w:val="7"/>
-    </w:pPr>
+    <w:rsid w:val="00A10FD9"/>
     <w:rPr>
       <w:rFonts w:cstheme="majorBidi" w:eastAsiaTheme="majorEastAsia"/>
       <w:i/>
@@ -490,134 +610,6 @@
       <w:color w:themeColor="text1" w:themeTint="D8" w:val="272727"/>
     </w:rPr>
   </w:style>
-  <w:style w:styleId="Heading9" w:type="paragraph">
-    <w:name w:val="heading 9"/>
-    <w:basedOn w:val="Normal"/>
-    <w:next w:val="BodyText"/>
-    <w:link w:val="Heading9Char"/>
-    <w:uiPriority w:val="9"/>
-    <w:semiHidden/>
-    <w:unhideWhenUsed/>
-    <w:qFormat/>
-    <w:rsid w:val="00A10FD9"/>
-    <w:pPr>
-      <w:keepNext/>
-      <w:keepLines/>
-      <w:spacing w:after="0"/>
-      <w:outlineLvl w:val="8"/>
-    </w:pPr>
-    <w:rPr>
-      <w:rFonts w:cstheme="majorBidi" w:eastAsiaTheme="majorEastAsia"/>
-      <w:color w:themeColor="text1" w:themeTint="D8" w:val="272727"/>
-    </w:rPr>
-  </w:style>
-  <w:style w:customStyle="1" w:styleId="Heading1Char" w:type="character">
-    <w:name w:val="Heading 1 Char"/>
-    <w:basedOn w:val="DefaultParagraphFont"/>
-    <w:link w:val="Heading1"/>
-    <w:uiPriority w:val="9"/>
-    <w:rsid w:val="00A10FD9"/>
-    <w:rPr>
-      <w:rFonts w:asciiTheme="majorHAnsi" w:cstheme="majorBidi" w:eastAsiaTheme="majorEastAsia" w:hAnsiTheme="majorHAnsi"/>
-      <w:color w:themeColor="accent1" w:themeShade="BF" w:val="0F4761"/>
-      <w:sz w:val="40"/>
-      <w:szCs w:val="40"/>
-    </w:rPr>
-  </w:style>
-  <w:style w:customStyle="1" w:styleId="Heading2Char" w:type="character">
-    <w:name w:val="Heading 2 Char"/>
-    <w:basedOn w:val="DefaultParagraphFont"/>
-    <w:link w:val="Heading2"/>
-    <w:uiPriority w:val="9"/>
-    <w:semiHidden/>
-    <w:rsid w:val="00A10FD9"/>
-    <w:rPr>
-      <w:rFonts w:asciiTheme="majorHAnsi" w:cstheme="majorBidi" w:eastAsiaTheme="majorEastAsia" w:hAnsiTheme="majorHAnsi"/>
-      <w:color w:themeColor="accent1" w:themeShade="BF" w:val="0F4761"/>
-      <w:sz w:val="32"/>
-      <w:szCs w:val="32"/>
-    </w:rPr>
-  </w:style>
-  <w:style w:customStyle="1" w:styleId="Heading3Char" w:type="character">
-    <w:name w:val="Heading 3 Char"/>
-    <w:basedOn w:val="DefaultParagraphFont"/>
-    <w:link w:val="Heading3"/>
-    <w:uiPriority w:val="9"/>
-    <w:semiHidden/>
-    <w:rsid w:val="00A10FD9"/>
-    <w:rPr>
-      <w:rFonts w:cstheme="majorBidi" w:eastAsiaTheme="majorEastAsia"/>
-      <w:color w:themeColor="accent1" w:themeShade="BF" w:val="0F4761"/>
-      <w:sz w:val="28"/>
-      <w:szCs w:val="28"/>
-    </w:rPr>
-  </w:style>
-  <w:style w:customStyle="1" w:styleId="Heading4Char" w:type="character">
-    <w:name w:val="Heading 4 Char"/>
-    <w:basedOn w:val="DefaultParagraphFont"/>
-    <w:link w:val="Heading4"/>
-    <w:uiPriority w:val="9"/>
-    <w:semiHidden/>
-    <w:rsid w:val="00A10FD9"/>
-    <w:rPr>
-      <w:rFonts w:cstheme="majorBidi" w:eastAsiaTheme="majorEastAsia"/>
-      <w:i/>
-      <w:iCs/>
-      <w:color w:themeColor="accent1" w:themeShade="BF" w:val="0F4761"/>
-    </w:rPr>
-  </w:style>
-  <w:style w:customStyle="1" w:styleId="Heading5Char" w:type="character">
-    <w:name w:val="Heading 5 Char"/>
-    <w:basedOn w:val="DefaultParagraphFont"/>
-    <w:link w:val="Heading5"/>
-    <w:uiPriority w:val="9"/>
-    <w:semiHidden/>
-    <w:rsid w:val="00A10FD9"/>
-    <w:rPr>
-      <w:rFonts w:cstheme="majorBidi" w:eastAsiaTheme="majorEastAsia"/>
-      <w:color w:themeColor="accent1" w:themeShade="BF" w:val="0F4761"/>
-    </w:rPr>
-  </w:style>
-  <w:style w:customStyle="1" w:styleId="Heading6Char" w:type="character">
-    <w:name w:val="Heading 6 Char"/>
-    <w:basedOn w:val="DefaultParagraphFont"/>
-    <w:link w:val="Heading6"/>
-    <w:uiPriority w:val="9"/>
-    <w:semiHidden/>
-    <w:rsid w:val="00A10FD9"/>
-    <w:rPr>
-      <w:rFonts w:cstheme="majorBidi" w:eastAsiaTheme="majorEastAsia"/>
-      <w:i/>
-      <w:iCs/>
-      <w:color w:themeColor="text1" w:themeTint="A6" w:val="595959"/>
-    </w:rPr>
-  </w:style>
-  <w:style w:customStyle="1" w:styleId="Heading7Char" w:type="character">
-    <w:name w:val="Heading 7 Char"/>
-    <w:basedOn w:val="DefaultParagraphFont"/>
-    <w:link w:val="Heading7"/>
-    <w:uiPriority w:val="9"/>
-    <w:semiHidden/>
-    <w:rsid w:val="00A10FD9"/>
-    <w:rPr>
-      <w:rFonts w:cstheme="majorBidi" w:eastAsiaTheme="majorEastAsia"/>
-      <w:color w:themeColor="text1" w:themeTint="A6" w:val="595959"/>
-    </w:rPr>
-  </w:style>
-  <w:style w:customStyle="1" w:styleId="Heading8Char" w:type="character">
-    <w:name w:val="Heading 8 Char"/>
-    <w:basedOn w:val="DefaultParagraphFont"/>
-    <w:link w:val="Heading8"/>
-    <w:uiPriority w:val="9"/>
-    <w:semiHidden/>
-    <w:rsid w:val="00A10FD9"/>
-    <w:rPr>
-      <w:rFonts w:cstheme="majorBidi" w:eastAsiaTheme="majorEastAsia"/>
-      <w:i/>
-      <w:iCs/>
-      <w:color w:themeColor="text1" w:themeTint="D8" w:val="272727"/>
-    </w:rPr>
-  </w:style>
   <w:style w:customStyle="1" w:styleId="Heading9Char" w:type="character">
     <w:name w:val="Heading 9 Char"/>
     <w:basedOn w:val="DefaultParagraphFont"/>
@@ -633,13 +625,10 @@
   <w:style w:styleId="BlockText" w:type="paragraph">
     <w:name w:val="Block Text"/>
     <w:basedOn w:val="BodyText"/>
-    <w:next w:val="BodyText"/>
-    <w:uiPriority w:val="9"/>
-    <w:unhideWhenUsed/>
-    <w:qFormat/>
-    <w:pPr>
-      <w:spacing w:after="100" w:before="100"/>
-      <w:ind w:firstLine="0" w:left="480" w:right="480"/>
+    <w:qFormat/>
+    <w:pPr>
+      <w:spacing w:after="0" w:before="0" w:line="312" w:lineRule="auto"/>
+      <w:ind w:firstLine="0" w:left="1134"/>
     </w:pPr>
   </w:style>
   <w:style w:styleId="FootnoteText" w:type="paragraph">
@@ -670,24 +659,44 @@
   <w:style w:default="1" w:styleId="Table" w:type="table">
     <w:name w:val="Table"/>
     <w:basedOn w:val="TableNormal"/>
-    <w:semiHidden/>
-    <w:unhideWhenUsed/>
-    <w:qFormat/>
+    <w:qFormat/>
+    <w:pPr>
+      <w:spacing w:after="0" w:before="0" w:line="240" w:lineRule="auto"/>
+      <w:ind w:firstLine="0"/>
+      <w:jc w:val="left"/>
+    </w:pPr>
+    <w:rPr>
+      <w:rFonts w:ascii="Times New Roman" w:cs="Times New Roman" w:eastAsia="Times New Roman" w:hAnsi="Times New Roman"/>
+      <w:sz w:val="24"/>
+      <w:szCs w:val="24"/>
+    </w:rPr>
     <w:tblPr>
       <w:tblInd w:type="dxa" w:w="0"/>
+      <w:tblBorders>
+        <w:top w:color="000000" w:space="0" w:sz="4" w:val="single"/>
+        <w:left w:color="000000" w:space="0" w:sz="4" w:val="single"/>
+        <w:bottom w:color="000000" w:space="0" w:sz="4" w:val="single"/>
+        <w:right w:color="000000" w:space="0" w:sz="4" w:val="single"/>
+        <w:insideH w:color="000000" w:space="0" w:sz="4" w:val="single"/>
+        <w:insideV w:color="000000" w:space="0" w:sz="4" w:val="single"/>
+      </w:tblBorders>
       <w:tblCellMar>
-        <w:top w:type="dxa" w:w="0"/>
-        <w:left w:type="dxa" w:w="108"/>
-        <w:bottom w:type="dxa" w:w="0"/>
-        <w:right w:type="dxa" w:w="108"/>
+        <w:top w:type="dxa" w:w="40"/>
+        <w:left w:type="dxa" w:w="70"/>
+        <w:bottom w:type="dxa" w:w="40"/>
+        <w:right w:type="dxa" w:w="70"/>
       </w:tblCellMar>
     </w:tblPr>
     <w:tblStylePr w:type="firstRow">
+      <w:pPr>
+        <w:jc w:val="center"/>
+      </w:pPr>
+      <w:rPr>
+        <w:b/>
+        <w:bCs/>
+      </w:rPr>
       <w:tcPr>
-        <w:tcBorders>
-          <w:bottom w:val="single"/>
-        </w:tcBorders>
-        <w:vAlign w:val="bottom"/>
+        <w:vAlign w:val="center"/>
       </w:tcPr>
     </w:tblStylePr>
   </w:style>
@@ -721,18 +730,48 @@
   </w:style>
   <w:style w:customStyle="1" w:styleId="TableCaption" w:type="paragraph">
     <w:name w:val="Table Caption"/>
-    <w:basedOn w:val="Caption"/>
-    <w:pPr>
-      <w:keepNext/>
-    </w:pPr>
+    <w:basedOn w:val="Normal"/>
+    <w:next w:val="FirstParagraph"/>
+    <w:qFormat/>
+    <w:pPr>
+      <w:keepNext/>
+      <w:spacing w:after="60" w:before="160" w:line="312" w:lineRule="auto"/>
+      <w:ind w:firstLine="0"/>
+      <w:jc w:val="center"/>
+    </w:pPr>
+    <w:rPr>
+      <w:rFonts w:ascii="Times New Roman" w:cs="Times New Roman" w:eastAsia="Times New Roman" w:hAnsi="Times New Roman"/>
+      <w:sz w:val="28"/>
+      <w:szCs w:val="28"/>
+    </w:rPr>
   </w:style>
   <w:style w:customStyle="1" w:styleId="ImageCaption" w:type="paragraph">
     <w:name w:val="Image Caption"/>
-    <w:basedOn w:val="Caption"/>
+    <w:basedOn w:val="Normal"/>
+    <w:next w:val="FirstParagraph"/>
+    <w:qFormat/>
+    <w:pPr>
+      <w:spacing w:after="160" w:before="60" w:line="312" w:lineRule="auto"/>
+      <w:ind w:firstLine="0"/>
+      <w:jc w:val="center"/>
+    </w:pPr>
+    <w:rPr>
+      <w:rFonts w:ascii="Times New Roman" w:cs="Times New Roman" w:eastAsia="Times New Roman" w:hAnsi="Times New Roman"/>
+      <w:sz w:val="28"/>
+      <w:szCs w:val="28"/>
+    </w:rPr>
   </w:style>
   <w:style w:customStyle="1" w:styleId="Figure" w:type="paragraph">
     <w:name w:val="Figure"/>
     <w:basedOn w:val="Normal"/>
+    <w:next w:val="ImageCaption"/>
+    <w:qFormat/>
+    <w:pPr>
+      <w:keepNext/>
+      <w:spacing w:after="60" w:before="160" w:line="312" w:lineRule="auto"/>
+      <w:ind w:firstLine="0"/>
+      <w:jc w:val="center"/>
+    </w:pPr>
   </w:style>
   <w:style w:customStyle="1" w:styleId="CaptionedFigure" w:type="paragraph">
     <w:name w:val="Captioned Figure"/>
@@ -748,10 +787,9 @@
   </w:style>
   <w:style w:customStyle="1" w:styleId="VerbatimChar" w:type="character">
     <w:name w:val="Verbatim Char"/>
-    <w:basedOn w:val="BodyTextChar"/>
-    <w:rPr>
-      <w:rFonts w:ascii="Consolas" w:hAnsi="Consolas"/>
-      <w:sz w:val="22"/>
+    <w:basedOn w:val="DefaultParagraphFont"/>
+    <w:rPr>
+      <w:rFonts w:ascii="Times New Roman" w:cs="Times New Roman" w:eastAsia="Times New Roman" w:hAnsi="Times New Roman"/>
     </w:rPr>
   </w:style>
   <w:style w:customStyle="1" w:styleId="SectionNumber" w:type="character">
@@ -790,239 +828,27 @@
       <w:color w:themeColor="accent1" w:themeShade="BF" w:val="365F91"/>
     </w:rPr>
   </w:style>
-  <w:style w:type="paragraph" w:customStyle="1" w:styleId="SourceCode">
+  <w:style w:customStyle="1" w:styleId="SourceCode" w:type="paragraph">
     <w:name w:val="Source Code"/>
     <w:basedOn w:val="Normal"/>
-    <w:link w:val="VerbatimChar"/>
-    <w:pPr>
-      <w:wordWrap w:val="off"/>
-    </w:pPr>
-  </w:style>
-  <w:style w:type="character" w:customStyle="1" w:styleId="KeywordTok">
-    <w:name w:val="KeywordTok"/>
-    <w:basedOn w:val="VerbatimChar"/>
-    <w:rPr>
-      <w:b/>
-      <w:color w:val="007020"/>
-    </w:rPr>
-  </w:style>
-  <w:style w:type="character" w:customStyle="1" w:styleId="DataTypeTok">
-    <w:name w:val="DataTypeTok"/>
-    <w:basedOn w:val="VerbatimChar"/>
-    <w:rPr>
-      <w:color w:val="902000"/>
-    </w:rPr>
-  </w:style>
-  <w:style w:type="character" w:customStyle="1" w:styleId="DecValTok">
-    <w:name w:val="DecValTok"/>
-    <w:basedOn w:val="VerbatimChar"/>
-    <w:rPr>
-      <w:color w:val="40a070"/>
-    </w:rPr>
-  </w:style>
-  <w:style w:type="character" w:customStyle="1" w:styleId="BaseNTok">
-    <w:name w:val="BaseNTok"/>
-    <w:basedOn w:val="VerbatimChar"/>
-    <w:rPr>
-      <w:color w:val="40a070"/>
-    </w:rPr>
-  </w:style>
-  <w:style w:type="character" w:customStyle="1" w:styleId="FloatTok">
-    <w:name w:val="FloatTok"/>
-    <w:basedOn w:val="VerbatimChar"/>
-    <w:rPr>
-      <w:color w:val="40a070"/>
-    </w:rPr>
-  </w:style>
-  <w:style w:type="character" w:customStyle="1" w:styleId="ConstantTok">
-    <w:name w:val="ConstantTok"/>
-    <w:basedOn w:val="VerbatimChar"/>
-    <w:rPr>
-      <w:color w:val="880000"/>
-    </w:rPr>
-  </w:style>
-  <w:style w:type="character" w:customStyle="1" w:styleId="CharTok">
-    <w:name w:val="CharTok"/>
-    <w:basedOn w:val="VerbatimChar"/>
-    <w:rPr>
-      <w:color w:val="4070a0"/>
-    </w:rPr>
-  </w:style>
-  <w:style w:type="character" w:customStyle="1" w:styleId="SpecialCharTok">
-    <w:name w:val="SpecialCharTok"/>
-    <w:basedOn w:val="VerbatimChar"/>
-    <w:rPr>
-      <w:color w:val="4070a0"/>
-    </w:rPr>
-  </w:style>
-  <w:style w:type="character" w:customStyle="1" w:styleId="StringTok">
-    <w:name w:val="StringTok"/>
-    <w:basedOn w:val="VerbatimChar"/>
-    <w:rPr>
-      <w:color w:val="4070a0"/>
-    </w:rPr>
-  </w:style>
-  <w:style w:type="character" w:customStyle="1" w:styleId="VerbatimStringTok">
-    <w:name w:val="VerbatimStringTok"/>
-    <w:basedOn w:val="VerbatimChar"/>
-    <w:rPr>
-      <w:color w:val="4070a0"/>
-    </w:rPr>
-  </w:style>
-  <w:style w:type="character" w:customStyle="1" w:styleId="SpecialStringTok">
-    <w:name w:val="SpecialStringTok"/>
-    <w:basedOn w:val="VerbatimChar"/>
-    <w:rPr>
-      <w:color w:val="bb6688"/>
-    </w:rPr>
-  </w:style>
-  <w:style w:type="character" w:customStyle="1" w:styleId="ImportTok">
-    <w:name w:val="ImportTok"/>
-    <w:basedOn w:val="VerbatimChar"/>
-    <w:rPr>
-      <w:b/>
-      <w:color w:val="008000"/>
-    </w:rPr>
-  </w:style>
-  <w:style w:type="character" w:customStyle="1" w:styleId="CommentTok">
-    <w:name w:val="CommentTok"/>
-    <w:basedOn w:val="VerbatimChar"/>
-    <w:rPr>
-      <w:i/>
-      <w:color w:val="60a0b0"/>
-    </w:rPr>
-  </w:style>
-  <w:style w:type="character" w:customStyle="1" w:styleId="DocumentationTok">
-    <w:name w:val="DocumentationTok"/>
-    <w:basedOn w:val="VerbatimChar"/>
-    <w:rPr>
-      <w:i/>
-      <w:color w:val="ba2121"/>
-    </w:rPr>
-  </w:style>
-  <w:style w:type="character" w:customStyle="1" w:styleId="AnnotationTok">
-    <w:name w:val="AnnotationTok"/>
-    <w:basedOn w:val="VerbatimChar"/>
-    <w:rPr>
-      <w:b/>
-      <w:i/>
-      <w:color w:val="60a0b0"/>
-    </w:rPr>
-  </w:style>
-  <w:style w:type="character" w:customStyle="1" w:styleId="CommentVarTok">
-    <w:name w:val="CommentVarTok"/>
-    <w:basedOn w:val="VerbatimChar"/>
-    <w:rPr>
-      <w:b/>
-      <w:i/>
-      <w:color w:val="60a0b0"/>
-    </w:rPr>
-  </w:style>
-  <w:style w:type="character" w:customStyle="1" w:styleId="OtherTok">
-    <w:name w:val="OtherTok"/>
-    <w:basedOn w:val="VerbatimChar"/>
-    <w:rPr>
-      <w:color w:val="007020"/>
-    </w:rPr>
-  </w:style>
-  <w:style w:type="character" w:customStyle="1" w:styleId="FunctionTok">
-    <w:name w:val="FunctionTok"/>
-    <w:basedOn w:val="VerbatimChar"/>
-    <w:rPr>
-      <w:color w:val="06287e"/>
-    </w:rPr>
-  </w:style>
-  <w:style w:type="character" w:customStyle="1" w:styleId="VariableTok">
-    <w:name w:val="VariableTok"/>
-    <w:basedOn w:val="VerbatimChar"/>
-    <w:rPr>
-      <w:color w:val="19177c"/>
-    </w:rPr>
-  </w:style>
-  <w:style w:type="character" w:customStyle="1" w:styleId="ControlFlowTok">
-    <w:name w:val="ControlFlowTok"/>
-    <w:basedOn w:val="VerbatimChar"/>
-    <w:rPr>
-      <w:b/>
-      <w:color w:val="007020"/>
-    </w:rPr>
-  </w:style>
-  <w:style w:type="character" w:customStyle="1" w:styleId="OperatorTok">
-    <w:name w:val="OperatorTok"/>
-    <w:basedOn w:val="VerbatimChar"/>
-    <w:rPr>
-      <w:color w:val="666666"/>
-    </w:rPr>
-  </w:style>
-  <w:style w:type="character" w:customStyle="1" w:styleId="BuiltInTok">
-    <w:name w:val="BuiltInTok"/>
-    <w:basedOn w:val="VerbatimChar"/>
-    <w:rPr>
-      <w:color w:val="008000"/>
-    </w:rPr>
-  </w:style>
-  <w:style w:type="character" w:customStyle="1" w:styleId="ExtensionTok">
-    <w:name w:val="ExtensionTok"/>
-    <w:basedOn w:val="VerbatimChar"/>
-    <w:rPr/>
-  </w:style>
-  <w:style w:type="character" w:customStyle="1" w:styleId="PreprocessorTok">
-    <w:name w:val="PreprocessorTok"/>
-    <w:basedOn w:val="VerbatimChar"/>
-    <w:rPr>
-      <w:color w:val="bc7a00"/>
-    </w:rPr>
-  </w:style>
-  <w:style w:type="character" w:customStyle="1" w:styleId="AttributeTok">
-    <w:name w:val="AttributeTok"/>
-    <w:basedOn w:val="VerbatimChar"/>
-    <w:rPr>
-      <w:color w:val="7d9029"/>
-    </w:rPr>
-  </w:style>
-  <w:style w:type="character" w:customStyle="1" w:styleId="RegionMarkerTok">
-    <w:name w:val="RegionMarkerTok"/>
-    <w:basedOn w:val="VerbatimChar"/>
-    <w:rPr/>
-  </w:style>
-  <w:style w:type="character" w:customStyle="1" w:styleId="InformationTok">
-    <w:name w:val="InformationTok"/>
-    <w:basedOn w:val="VerbatimChar"/>
-    <w:rPr>
-      <w:b/>
-      <w:i/>
-      <w:color w:val="60a0b0"/>
-    </w:rPr>
-  </w:style>
-  <w:style w:type="character" w:customStyle="1" w:styleId="WarningTok">
-    <w:name w:val="WarningTok"/>
-    <w:basedOn w:val="VerbatimChar"/>
-    <w:rPr>
-      <w:b/>
-      <w:i/>
-      <w:color w:val="60a0b0"/>
-    </w:rPr>
-  </w:style>
-  <w:style w:type="character" w:customStyle="1" w:styleId="AlertTok">
-    <w:name w:val="AlertTok"/>
-    <w:basedOn w:val="VerbatimChar"/>
-    <w:rPr>
-      <w:b/>
-      <w:color w:val="ff0000"/>
-    </w:rPr>
-  </w:style>
-  <w:style w:type="character" w:customStyle="1" w:styleId="ErrorTok">
-    <w:name w:val="ErrorTok"/>
-    <w:basedOn w:val="VerbatimChar"/>
-    <w:rPr>
-      <w:b/>
-      <w:color w:val="ff0000"/>
-    </w:rPr>
-  </w:style>
-  <w:style w:type="character" w:customStyle="1" w:styleId="NormalTok">
-    <w:name w:val="NormalTok"/>
-    <w:basedOn w:val="VerbatimChar"/>
-    <w:rPr/>
+    <w:qFormat/>
+    <w:pPr>
+      <w:pBdr>
+        <w:top w:color="BFBFBF" w:space="4" w:sz="4" w:val="single"/>
+        <w:left w:color="BFBFBF" w:space="4" w:sz="4" w:val="single"/>
+        <w:bottom w:color="BFBFBF" w:space="4" w:sz="4" w:val="single"/>
+        <w:right w:color="BFBFBF" w:space="4" w:sz="4" w:val="single"/>
+      </w:pBdr>
+      <w:shd w:color="auto" w:fill="F4F4F4" w:val="clear"/>
+      <w:spacing w:after="120" w:before="120" w:line="200" w:lineRule="auto"/>
+      <w:ind w:firstLine="0" w:left="284" w:right="284"/>
+      <w:jc w:val="left"/>
+    </w:pPr>
+    <w:rPr>
+      <w:rFonts w:ascii="Courier New" w:cs="Courier New" w:eastAsia="Courier New" w:hAnsi="Courier New"/>
+      <w:sz w:val="18"/>
+      <w:szCs w:val="18"/>
+    </w:rPr>
   </w:style>
 </w:styles>
 </file>

--- a/public/labs/os/ЛР9_ОС_Оболонка_mc_та_редактор_vi.docx
+++ b/public/labs/os/ЛР9_ОС_Оболонка_mc_та_редактор_vi.docx
@@ -15,7 +15,7 @@
         <w:pStyle w:val="Subtitle"/>
       </w:pPr>
       <w:r>
-        <w:t xml:space="preserve">Оболонка mc та редактор vi</w:t>
+        <w:t xml:space="preserve">Основні прийоми роботи з програмною оболонкою MC та текстовий редактор VI в ОС Linux</w:t>
       </w:r>
     </w:p>
     <w:p>
@@ -23,9 +23,5655 @@
         <w:pStyle w:val="FirstParagraph"/>
       </w:pPr>
       <w:r>
-        <w:t xml:space="preserve">Матеріал цієї теми готується.</w:t>
-      </w:r>
-    </w:p>
+        <w:rPr>
+          <w:b/>
+          <w:bCs/>
+        </w:rPr>
+        <w:t xml:space="preserve">Мета:</w:t>
+      </w:r>
+      <w:r>
+        <w:t xml:space="preserve"> </w:t>
+      </w:r>
+      <w:r>
+        <w:t xml:space="preserve">опанувати роботу в текстовому режимі без графічного середовища: навчитися виконувати файлові операції у двопанельному менеджері Midnight Commander, користуватися його вбудованими переглядачем і редактором, а також редагувати файли в редакторі vi — перемикати режими, переміщатися текстом, виконувати пошук і заміну, зберігати зміни.</w:t>
+      </w:r>
+    </w:p>
+    <w:p>
+      <w:pPr>
+        <w:pStyle w:val="BodyText"/>
+      </w:pPr>
+      <w:r>
+        <w:rPr>
+          <w:b/>
+          <w:bCs/>
+        </w:rPr>
+        <w:t xml:space="preserve">Обладнання:</w:t>
+      </w:r>
+      <w:r>
+        <w:t xml:space="preserve"> </w:t>
+      </w:r>
+      <w:r>
+        <w:t xml:space="preserve">ПК або віртуальна машина з Ubuntu 22.04; Midnight Commander; редактор vi або vim.</w:t>
+      </w:r>
+    </w:p>
+    <w:p>
+      <w:pPr>
+        <w:pStyle w:val="BodyText"/>
+      </w:pPr>
+      <w:r>
+        <w:rPr>
+          <w:b/>
+          <w:bCs/>
+        </w:rPr>
+        <w:t xml:space="preserve">Тривалість:</w:t>
+      </w:r>
+      <w:r>
+        <w:t xml:space="preserve"> </w:t>
+      </w:r>
+      <w:r>
+        <w:t xml:space="preserve">2 академічні години (1 заняття).</w:t>
+      </w:r>
+    </w:p>
+    <w:p>
+      <w:pPr>
+        <w:pStyle w:val="BodyText"/>
+      </w:pPr>
+      <w:r>
+        <w:rPr>
+          <w:b/>
+          <w:bCs/>
+        </w:rPr>
+        <w:t xml:space="preserve">УВАГА. Редагування системних конфігураційних файлів виконується лише на копіях у каталозі</w:t>
+      </w:r>
+      <w:r>
+        <w:rPr>
+          <w:b/>
+          <w:bCs/>
+        </w:rPr>
+        <w:t xml:space="preserve"> </w:t>
+      </w:r>
+      <w:r>
+        <w:rPr>
+          <w:rStyle w:val="VerbatimChar"/>
+          <w:b/>
+          <w:bCs/>
+        </w:rPr>
+        <w:t xml:space="preserve">~/lab9</w:t>
+      </w:r>
+      <w:r>
+        <w:rPr>
+          <w:b/>
+          <w:bCs/>
+        </w:rPr>
+        <w:t xml:space="preserve">. Оригінали з</w:t>
+      </w:r>
+      <w:r>
+        <w:rPr>
+          <w:b/>
+          <w:bCs/>
+        </w:rPr>
+        <w:t xml:space="preserve"> </w:t>
+      </w:r>
+      <w:r>
+        <w:rPr>
+          <w:rStyle w:val="VerbatimChar"/>
+          <w:b/>
+          <w:bCs/>
+        </w:rPr>
+        <w:t xml:space="preserve">/etc</w:t>
+      </w:r>
+      <w:r>
+        <w:rPr>
+          <w:b/>
+          <w:bCs/>
+        </w:rPr>
+        <w:t xml:space="preserve"> </w:t>
+      </w:r>
+      <w:r>
+        <w:rPr>
+          <w:b/>
+          <w:bCs/>
+        </w:rPr>
+        <w:t xml:space="preserve">не змінювати. Клавіша F8 у mc видаляє файл остаточно, без кошика.</w:t>
+      </w:r>
+    </w:p>
+    <w:bookmarkStart w:id="15" w:name="теоретичні-відомості"/>
+    <w:p>
+      <w:pPr>
+        <w:pStyle w:val="Heading2"/>
+      </w:pPr>
+      <w:r>
+        <w:t xml:space="preserve">Теоретичні відомості</w:t>
+      </w:r>
+    </w:p>
+    <w:bookmarkStart w:id="9" w:name="чому-текстовий-режим-досі-потрібен"/>
+    <w:p>
+      <w:pPr>
+        <w:pStyle w:val="Heading3"/>
+      </w:pPr>
+      <w:r>
+        <w:t xml:space="preserve">1 Чому текстовий режим досі потрібен</w:t>
+      </w:r>
+    </w:p>
+    <w:p>
+      <w:pPr>
+        <w:pStyle w:val="FirstParagraph"/>
+      </w:pPr>
+      <w:r>
+        <w:t xml:space="preserve">Сервер зазвичай не має графічного середовища: воно споживає ресурси й збільшує поверхню атаки. Адміністратор під’єднується до такої машини через SSH і бачить лише текстовий термінал. Те саме стосується аварійних ситуацій: якщо графічна оболонка не стартує, залишається консоль TTY, у якій працюють</w:t>
+      </w:r>
+      <w:r>
+        <w:t xml:space="preserve"> </w:t>
+      </w:r>
+      <w:r>
+        <w:rPr>
+          <w:rStyle w:val="VerbatimChar"/>
+        </w:rPr>
+        <w:t xml:space="preserve">mc</w:t>
+      </w:r>
+      <w:r>
+        <w:t xml:space="preserve"> </w:t>
+      </w:r>
+      <w:r>
+        <w:t xml:space="preserve">і</w:t>
+      </w:r>
+      <w:r>
+        <w:t xml:space="preserve"> </w:t>
+      </w:r>
+      <w:r>
+        <w:rPr>
+          <w:rStyle w:val="VerbatimChar"/>
+        </w:rPr>
+        <w:t xml:space="preserve">vi</w:t>
+      </w:r>
+      <w:r>
+        <w:t xml:space="preserve">.</w:t>
+      </w:r>
+    </w:p>
+    <w:p>
+      <w:pPr>
+        <w:pStyle w:val="BodyText"/>
+      </w:pPr>
+      <w:r>
+        <w:t xml:space="preserve">Редактор</w:t>
+      </w:r>
+      <w:r>
+        <w:t xml:space="preserve"> </w:t>
+      </w:r>
+      <w:r>
+        <w:rPr>
+          <w:rStyle w:val="VerbatimChar"/>
+        </w:rPr>
+        <w:t xml:space="preserve">vi</w:t>
+      </w:r>
+      <w:r>
+        <w:t xml:space="preserve"> </w:t>
+      </w:r>
+      <w:r>
+        <w:t xml:space="preserve">присутній практично в кожній Unix-системі — від мінімального контейнера до вбудованого пристрою. Саме тому навичка виходу з</w:t>
+      </w:r>
+      <w:r>
+        <w:t xml:space="preserve"> </w:t>
+      </w:r>
+      <w:r>
+        <w:rPr>
+          <w:rStyle w:val="VerbatimChar"/>
+        </w:rPr>
+        <w:t xml:space="preserve">vi</w:t>
+      </w:r>
+      <w:r>
+        <w:t xml:space="preserve"> </w:t>
+      </w:r>
+      <w:r>
+        <w:t xml:space="preserve">та збереження файлу вважається базовою для адміністратора.</w:t>
+      </w:r>
+    </w:p>
+    <w:bookmarkEnd w:id="9"/>
+    <w:bookmarkStart w:id="10" w:name="інтерфейс-midnight-commander"/>
+    <w:p>
+      <w:pPr>
+        <w:pStyle w:val="Heading3"/>
+      </w:pPr>
+      <w:r>
+        <w:t xml:space="preserve">2 Інтерфейс Midnight Commander</w:t>
+      </w:r>
+    </w:p>
+    <w:p>
+      <w:pPr>
+        <w:pStyle w:val="FirstParagraph"/>
+      </w:pPr>
+      <w:r>
+        <w:t xml:space="preserve">Midnight Commander — двопанельний файловий менеджер у текстовому режимі. Ліва й права панелі показують різні каталоги, активна панель позначена підсвіченим рядком. Унизу — рядок функціональних клавіш, угорі — меню, доступне клавішею F9.</w:t>
+      </w:r>
+    </w:p>
+    <w:p>
+      <w:pPr>
+        <w:pStyle w:val="TableCaption"/>
+      </w:pPr>
+      <w:r>
+        <w:t xml:space="preserve">Таблиця 1 — Основні клавіші Midnight Commander</w:t>
+      </w:r>
+    </w:p>
+    <w:tbl>
+      <w:tblPr>
+        <w:tblStyle w:val="Table"/>
+        <w:tblW w:type="dxa" w:w="9637"/>
+        <w:tblLook w:firstRow="1" w:lastRow="0" w:firstColumn="0" w:lastColumn="0" w:noHBand="0" w:noVBand="0" w:val="0020"/>
+        <w:tblLayout w:type="fixed"/>
+      </w:tblPr>
+      <w:tblGrid>
+        <w:gridCol w:w="4819"/>
+        <w:gridCol w:w="4818"/>
+      </w:tblGrid>
+      <w:tr>
+        <w:trPr>
+          <w:tblHeader w:val="on"/>
+        </w:trPr>
+        <w:tc>
+          <w:tcPr/>
+          <w:p>
+            <w:pPr>
+              <w:pStyle w:val="Compact"/>
+            </w:pPr>
+            <w:r>
+              <w:t xml:space="preserve">Клавіші</w:t>
+            </w:r>
+          </w:p>
+        </w:tc>
+        <w:tc>
+          <w:tcPr/>
+          <w:p>
+            <w:pPr>
+              <w:pStyle w:val="Compact"/>
+            </w:pPr>
+            <w:r>
+              <w:t xml:space="preserve">Дія</w:t>
+            </w:r>
+          </w:p>
+        </w:tc>
+      </w:tr>
+      <w:tr>
+        <w:tc>
+          <w:tcPr/>
+          <w:p>
+            <w:pPr>
+              <w:pStyle w:val="Compact"/>
+            </w:pPr>
+            <w:r>
+              <w:rPr>
+                <w:rStyle w:val="VerbatimChar"/>
+              </w:rPr>
+              <w:t xml:space="preserve">Tab</w:t>
+            </w:r>
+          </w:p>
+        </w:tc>
+        <w:tc>
+          <w:tcPr/>
+          <w:p>
+            <w:pPr>
+              <w:pStyle w:val="Compact"/>
+            </w:pPr>
+            <w:r>
+              <w:t xml:space="preserve">перемкнути активну панель</w:t>
+            </w:r>
+          </w:p>
+        </w:tc>
+      </w:tr>
+      <w:tr>
+        <w:tc>
+          <w:tcPr/>
+          <w:p>
+            <w:pPr>
+              <w:pStyle w:val="Compact"/>
+            </w:pPr>
+            <w:r>
+              <w:rPr>
+                <w:rStyle w:val="VerbatimChar"/>
+              </w:rPr>
+              <w:t xml:space="preserve">Enter</w:t>
+            </w:r>
+          </w:p>
+        </w:tc>
+        <w:tc>
+          <w:tcPr/>
+          <w:p>
+            <w:pPr>
+              <w:pStyle w:val="Compact"/>
+            </w:pPr>
+            <w:r>
+              <w:t xml:space="preserve">увійти в каталог або запустити файл</w:t>
+            </w:r>
+          </w:p>
+        </w:tc>
+      </w:tr>
+      <w:tr>
+        <w:tc>
+          <w:tcPr/>
+          <w:p>
+            <w:pPr>
+              <w:pStyle w:val="Compact"/>
+            </w:pPr>
+            <w:r>
+              <w:rPr>
+                <w:rStyle w:val="VerbatimChar"/>
+              </w:rPr>
+              <w:t xml:space="preserve">F3</w:t>
+            </w:r>
+          </w:p>
+        </w:tc>
+        <w:tc>
+          <w:tcPr/>
+          <w:p>
+            <w:pPr>
+              <w:pStyle w:val="Compact"/>
+            </w:pPr>
+            <w:r>
+              <w:t xml:space="preserve">переглянути файл (без можливості змінити)</w:t>
+            </w:r>
+          </w:p>
+        </w:tc>
+      </w:tr>
+      <w:tr>
+        <w:tc>
+          <w:tcPr/>
+          <w:p>
+            <w:pPr>
+              <w:pStyle w:val="Compact"/>
+            </w:pPr>
+            <w:r>
+              <w:rPr>
+                <w:rStyle w:val="VerbatimChar"/>
+              </w:rPr>
+              <w:t xml:space="preserve">F4</w:t>
+            </w:r>
+          </w:p>
+        </w:tc>
+        <w:tc>
+          <w:tcPr/>
+          <w:p>
+            <w:pPr>
+              <w:pStyle w:val="Compact"/>
+            </w:pPr>
+            <w:r>
+              <w:t xml:space="preserve">редагувати файл вбудованим редактором</w:t>
+            </w:r>
+          </w:p>
+        </w:tc>
+      </w:tr>
+      <w:tr>
+        <w:tc>
+          <w:tcPr/>
+          <w:p>
+            <w:pPr>
+              <w:pStyle w:val="Compact"/>
+            </w:pPr>
+            <w:r>
+              <w:rPr>
+                <w:rStyle w:val="VerbatimChar"/>
+              </w:rPr>
+              <w:t xml:space="preserve">F5</w:t>
+            </w:r>
+          </w:p>
+        </w:tc>
+        <w:tc>
+          <w:tcPr/>
+          <w:p>
+            <w:pPr>
+              <w:pStyle w:val="Compact"/>
+            </w:pPr>
+            <w:r>
+              <w:t xml:space="preserve">копіювати на протилежну панель</w:t>
+            </w:r>
+          </w:p>
+        </w:tc>
+      </w:tr>
+      <w:tr>
+        <w:tc>
+          <w:tcPr/>
+          <w:p>
+            <w:pPr>
+              <w:pStyle w:val="Compact"/>
+            </w:pPr>
+            <w:r>
+              <w:rPr>
+                <w:rStyle w:val="VerbatimChar"/>
+              </w:rPr>
+              <w:t xml:space="preserve">F6</w:t>
+            </w:r>
+          </w:p>
+        </w:tc>
+        <w:tc>
+          <w:tcPr/>
+          <w:p>
+            <w:pPr>
+              <w:pStyle w:val="Compact"/>
+            </w:pPr>
+            <w:r>
+              <w:t xml:space="preserve">перемістити або перейменувати</w:t>
+            </w:r>
+          </w:p>
+        </w:tc>
+      </w:tr>
+      <w:tr>
+        <w:tc>
+          <w:tcPr/>
+          <w:p>
+            <w:pPr>
+              <w:pStyle w:val="Compact"/>
+            </w:pPr>
+            <w:r>
+              <w:rPr>
+                <w:rStyle w:val="VerbatimChar"/>
+              </w:rPr>
+              <w:t xml:space="preserve">F7</w:t>
+            </w:r>
+          </w:p>
+        </w:tc>
+        <w:tc>
+          <w:tcPr/>
+          <w:p>
+            <w:pPr>
+              <w:pStyle w:val="Compact"/>
+            </w:pPr>
+            <w:r>
+              <w:t xml:space="preserve">створити каталог</w:t>
+            </w:r>
+          </w:p>
+        </w:tc>
+      </w:tr>
+      <w:tr>
+        <w:tc>
+          <w:tcPr/>
+          <w:p>
+            <w:pPr>
+              <w:pStyle w:val="Compact"/>
+            </w:pPr>
+            <w:r>
+              <w:rPr>
+                <w:rStyle w:val="VerbatimChar"/>
+              </w:rPr>
+              <w:t xml:space="preserve">F8</w:t>
+            </w:r>
+          </w:p>
+        </w:tc>
+        <w:tc>
+          <w:tcPr/>
+          <w:p>
+            <w:pPr>
+              <w:pStyle w:val="Compact"/>
+            </w:pPr>
+            <w:r>
+              <w:t xml:space="preserve">видалити (без підтвердження повернення)</w:t>
+            </w:r>
+          </w:p>
+        </w:tc>
+      </w:tr>
+      <w:tr>
+        <w:tc>
+          <w:tcPr/>
+          <w:p>
+            <w:pPr>
+              <w:pStyle w:val="Compact"/>
+            </w:pPr>
+            <w:r>
+              <w:rPr>
+                <w:rStyle w:val="VerbatimChar"/>
+              </w:rPr>
+              <w:t xml:space="preserve">F9</w:t>
+            </w:r>
+          </w:p>
+        </w:tc>
+        <w:tc>
+          <w:tcPr/>
+          <w:p>
+            <w:pPr>
+              <w:pStyle w:val="Compact"/>
+            </w:pPr>
+            <w:r>
+              <w:t xml:space="preserve">меню,</w:t>
+            </w:r>
+            <w:r>
+              <w:t xml:space="preserve"> </w:t>
+            </w:r>
+            <w:r>
+              <w:rPr>
+                <w:rStyle w:val="VerbatimChar"/>
+              </w:rPr>
+              <w:t xml:space="preserve">F10</w:t>
+            </w:r>
+            <w:r>
+              <w:t xml:space="preserve"> </w:t>
+            </w:r>
+            <w:r>
+              <w:t xml:space="preserve">— вихід</w:t>
+            </w:r>
+          </w:p>
+        </w:tc>
+      </w:tr>
+      <w:tr>
+        <w:tc>
+          <w:tcPr/>
+          <w:p>
+            <w:pPr>
+              <w:pStyle w:val="Compact"/>
+            </w:pPr>
+            <w:r>
+              <w:rPr>
+                <w:rStyle w:val="VerbatimChar"/>
+              </w:rPr>
+              <w:t xml:space="preserve">Insert</w:t>
+            </w:r>
+          </w:p>
+        </w:tc>
+        <w:tc>
+          <w:tcPr/>
+          <w:p>
+            <w:pPr>
+              <w:pStyle w:val="Compact"/>
+            </w:pPr>
+            <w:r>
+              <w:t xml:space="preserve">позначити файл для групової операції</w:t>
+            </w:r>
+          </w:p>
+        </w:tc>
+      </w:tr>
+      <w:tr>
+        <w:tc>
+          <w:tcPr/>
+          <w:p>
+            <w:pPr>
+              <w:pStyle w:val="Compact"/>
+            </w:pPr>
+            <w:r>
+              <w:rPr>
+                <w:rStyle w:val="VerbatimChar"/>
+              </w:rPr>
+              <w:t xml:space="preserve">Ctrl+O</w:t>
+            </w:r>
+          </w:p>
+        </w:tc>
+        <w:tc>
+          <w:tcPr/>
+          <w:p>
+            <w:pPr>
+              <w:pStyle w:val="Compact"/>
+            </w:pPr>
+            <w:r>
+              <w:t xml:space="preserve">сховати панелі й показати консоль</w:t>
+            </w:r>
+          </w:p>
+        </w:tc>
+      </w:tr>
+      <w:tr>
+        <w:tc>
+          <w:tcPr/>
+          <w:p>
+            <w:pPr>
+              <w:pStyle w:val="Compact"/>
+            </w:pPr>
+            <w:r>
+              <w:rPr>
+                <w:rStyle w:val="VerbatimChar"/>
+              </w:rPr>
+              <w:t xml:space="preserve">Alt+Shift+H</w:t>
+            </w:r>
+          </w:p>
+        </w:tc>
+        <w:tc>
+          <w:tcPr/>
+          <w:p>
+            <w:pPr>
+              <w:pStyle w:val="Compact"/>
+            </w:pPr>
+            <w:r>
+              <w:t xml:space="preserve">історія переходів між каталогами</w:t>
+            </w:r>
+          </w:p>
+        </w:tc>
+      </w:tr>
+      <w:tr>
+        <w:tc>
+          <w:tcPr/>
+          <w:p>
+            <w:pPr>
+              <w:pStyle w:val="Compact"/>
+            </w:pPr>
+            <w:r>
+              <w:rPr>
+                <w:rStyle w:val="VerbatimChar"/>
+              </w:rPr>
+              <w:t xml:space="preserve">Ctrl+\</w:t>
+            </w:r>
+          </w:p>
+        </w:tc>
+        <w:tc>
+          <w:tcPr/>
+          <w:p>
+            <w:pPr>
+              <w:pStyle w:val="Compact"/>
+            </w:pPr>
+            <w:r>
+              <w:t xml:space="preserve">список закладок каталогів</w:t>
+            </w:r>
+          </w:p>
+        </w:tc>
+      </w:tr>
+    </w:tbl>
+    <w:p>
+      <w:pPr>
+        <w:pStyle w:val="BodyText"/>
+      </w:pPr>
+      <w:r>
+        <w:t xml:space="preserve">Панель mc показує не лише імена: у режимі «Довгий» (меню панелі) видно розмір, права й час зміни, а поле «Швидкий перегляд» на другій панелі дозволяє бачити вміст файлу під час переміщення курсором.</w:t>
+      </w:r>
+    </w:p>
+    <w:bookmarkEnd w:id="10"/>
+    <w:bookmarkStart w:id="11" w:name="операції-з-групами-файлів-у-mc"/>
+    <w:p>
+      <w:pPr>
+        <w:pStyle w:val="Heading3"/>
+      </w:pPr>
+      <w:r>
+        <w:t xml:space="preserve">3 Операції з групами файлів у mc</w:t>
+      </w:r>
+    </w:p>
+    <w:p>
+      <w:pPr>
+        <w:pStyle w:val="FirstParagraph"/>
+      </w:pPr>
+      <w:r>
+        <w:t xml:space="preserve">Клавіша</w:t>
+      </w:r>
+      <w:r>
+        <w:t xml:space="preserve"> </w:t>
+      </w:r>
+      <w:r>
+        <w:rPr>
+          <w:rStyle w:val="VerbatimChar"/>
+        </w:rPr>
+        <w:t xml:space="preserve">Insert</w:t>
+      </w:r>
+      <w:r>
+        <w:t xml:space="preserve"> </w:t>
+      </w:r>
+      <w:r>
+        <w:t xml:space="preserve">позначає файли,</w:t>
+      </w:r>
+      <w:r>
+        <w:t xml:space="preserve"> </w:t>
+      </w:r>
+      <w:r>
+        <w:rPr>
+          <w:rStyle w:val="VerbatimChar"/>
+        </w:rPr>
+        <w:t xml:space="preserve">+</w:t>
+      </w:r>
+      <w:r>
+        <w:t xml:space="preserve"> </w:t>
+      </w:r>
+      <w:r>
+        <w:t xml:space="preserve">і</w:t>
+      </w:r>
+      <w:r>
+        <w:t xml:space="preserve"> </w:t>
+      </w:r>
+      <w:r>
+        <w:rPr>
+          <w:rStyle w:val="VerbatimChar"/>
+        </w:rPr>
+        <w:t xml:space="preserve">-</w:t>
+      </w:r>
+      <w:r>
+        <w:t xml:space="preserve"> </w:t>
+      </w:r>
+      <w:r>
+        <w:t xml:space="preserve">відкривають діалог позначення за маскою. Позначені файли обробляються однією операцією: F5 скопіює всі, F8 видалить усі. Це основний спосіб масових дій у текстовому режимі.</w:t>
+      </w:r>
+    </w:p>
+    <w:p>
+      <w:pPr>
+        <w:pStyle w:val="BodyText"/>
+      </w:pPr>
+      <w:r>
+        <w:t xml:space="preserve">Корисні можливості меню F9: порівняння каталогів (Команда → Порівняти каталоги), пошук файлів (Команда → Пошук файлу), а також панель із деревом каталогів для швидкої навігації.</w:t>
+      </w:r>
+    </w:p>
+    <w:bookmarkEnd w:id="11"/>
+    <w:bookmarkStart w:id="12" w:name="три-режими-редактора-vi"/>
+    <w:p>
+      <w:pPr>
+        <w:pStyle w:val="Heading3"/>
+      </w:pPr>
+      <w:r>
+        <w:t xml:space="preserve">4 Три режими редактора vi</w:t>
+      </w:r>
+    </w:p>
+    <w:p>
+      <w:pPr>
+        <w:pStyle w:val="FirstParagraph"/>
+      </w:pPr>
+      <w:r>
+        <w:t xml:space="preserve">Головна відмінність</w:t>
+      </w:r>
+      <w:r>
+        <w:t xml:space="preserve"> </w:t>
+      </w:r>
+      <w:r>
+        <w:rPr>
+          <w:rStyle w:val="VerbatimChar"/>
+        </w:rPr>
+        <w:t xml:space="preserve">vi</w:t>
+      </w:r>
+      <w:r>
+        <w:t xml:space="preserve"> </w:t>
+      </w:r>
+      <w:r>
+        <w:t xml:space="preserve">від звичних редакторів — модальність. Те, що робить клавіша, залежить від поточного режиму.</w:t>
+      </w:r>
+    </w:p>
+    <w:p>
+      <w:pPr>
+        <w:pStyle w:val="TableCaption"/>
+      </w:pPr>
+      <w:r>
+        <w:t xml:space="preserve">Таблиця 2 — Режими редактора vi</w:t>
+      </w:r>
+    </w:p>
+    <w:tbl>
+      <w:tblPr>
+        <w:tblStyle w:val="Table"/>
+        <w:tblW w:type="dxa" w:w="9637"/>
+        <w:tblLayout w:type="fixed"/>
+        <w:tblLook w:firstRow="1" w:lastRow="0" w:firstColumn="0" w:lastColumn="0" w:noHBand="0" w:noVBand="0" w:val="0020"/>
+      </w:tblPr>
+      <w:tblGrid>
+        <w:gridCol w:w="1646"/>
+        <w:gridCol w:w="3056"/>
+        <w:gridCol w:w="2585"/>
+        <w:gridCol w:w="2350"/>
+      </w:tblGrid>
+      <w:tr>
+        <w:trPr>
+          <w:tblHeader w:val="on"/>
+        </w:trPr>
+        <w:tc>
+          <w:tcPr/>
+          <w:p>
+            <w:pPr>
+              <w:pStyle w:val="Compact"/>
+            </w:pPr>
+            <w:r>
+              <w:t xml:space="preserve">Режим</w:t>
+            </w:r>
+          </w:p>
+        </w:tc>
+        <w:tc>
+          <w:tcPr/>
+          <w:p>
+            <w:pPr>
+              <w:pStyle w:val="Compact"/>
+            </w:pPr>
+            <w:r>
+              <w:t xml:space="preserve">Призначення</w:t>
+            </w:r>
+          </w:p>
+        </w:tc>
+        <w:tc>
+          <w:tcPr/>
+          <w:p>
+            <w:pPr>
+              <w:pStyle w:val="Compact"/>
+            </w:pPr>
+            <w:r>
+              <w:t xml:space="preserve">Як увійти</w:t>
+            </w:r>
+          </w:p>
+        </w:tc>
+        <w:tc>
+          <w:tcPr/>
+          <w:p>
+            <w:pPr>
+              <w:pStyle w:val="Compact"/>
+            </w:pPr>
+            <w:r>
+              <w:t xml:space="preserve">Як вийти</w:t>
+            </w:r>
+          </w:p>
+        </w:tc>
+      </w:tr>
+      <w:tr>
+        <w:tc>
+          <w:tcPr/>
+          <w:p>
+            <w:pPr>
+              <w:pStyle w:val="Compact"/>
+            </w:pPr>
+            <w:r>
+              <w:t xml:space="preserve">Командний</w:t>
+            </w:r>
+          </w:p>
+        </w:tc>
+        <w:tc>
+          <w:tcPr/>
+          <w:p>
+            <w:pPr>
+              <w:pStyle w:val="Compact"/>
+            </w:pPr>
+            <w:r>
+              <w:t xml:space="preserve">переміщення, видалення, копіювання</w:t>
+            </w:r>
+          </w:p>
+        </w:tc>
+        <w:tc>
+          <w:tcPr/>
+          <w:p>
+            <w:pPr>
+              <w:pStyle w:val="Compact"/>
+            </w:pPr>
+            <w:r>
+              <w:t xml:space="preserve">стан за замовчуванням</w:t>
+            </w:r>
+          </w:p>
+        </w:tc>
+        <w:tc>
+          <w:tcPr/>
+          <w:p>
+            <w:pPr>
+              <w:pStyle w:val="Compact"/>
+            </w:pPr>
+            <w:r>
+              <w:t xml:space="preserve">—</w:t>
+            </w:r>
+          </w:p>
+        </w:tc>
+      </w:tr>
+      <w:tr>
+        <w:tc>
+          <w:tcPr/>
+          <w:p>
+            <w:pPr>
+              <w:pStyle w:val="Compact"/>
+            </w:pPr>
+            <w:r>
+              <w:t xml:space="preserve">Вставки</w:t>
+            </w:r>
+          </w:p>
+        </w:tc>
+        <w:tc>
+          <w:tcPr/>
+          <w:p>
+            <w:pPr>
+              <w:pStyle w:val="Compact"/>
+            </w:pPr>
+            <w:r>
+              <w:t xml:space="preserve">введення тексту</w:t>
+            </w:r>
+          </w:p>
+        </w:tc>
+        <w:tc>
+          <w:tcPr/>
+          <w:p>
+            <w:pPr>
+              <w:pStyle w:val="Compact"/>
+            </w:pPr>
+            <w:r>
+              <w:rPr>
+                <w:rStyle w:val="VerbatimChar"/>
+              </w:rPr>
+              <w:t xml:space="preserve">i</w:t>
+            </w:r>
+            <w:r>
+              <w:t xml:space="preserve">,</w:t>
+            </w:r>
+            <w:r>
+              <w:t xml:space="preserve"> </w:t>
+            </w:r>
+            <w:r>
+              <w:rPr>
+                <w:rStyle w:val="VerbatimChar"/>
+              </w:rPr>
+              <w:t xml:space="preserve">a</w:t>
+            </w:r>
+            <w:r>
+              <w:t xml:space="preserve">,</w:t>
+            </w:r>
+            <w:r>
+              <w:t xml:space="preserve"> </w:t>
+            </w:r>
+            <w:r>
+              <w:rPr>
+                <w:rStyle w:val="VerbatimChar"/>
+              </w:rPr>
+              <w:t xml:space="preserve">o</w:t>
+            </w:r>
+            <w:r>
+              <w:t xml:space="preserve">,</w:t>
+            </w:r>
+            <w:r>
+              <w:t xml:space="preserve"> </w:t>
+            </w:r>
+            <w:r>
+              <w:rPr>
+                <w:rStyle w:val="VerbatimChar"/>
+              </w:rPr>
+              <w:t xml:space="preserve">I</w:t>
+            </w:r>
+            <w:r>
+              <w:t xml:space="preserve">,</w:t>
+            </w:r>
+            <w:r>
+              <w:t xml:space="preserve"> </w:t>
+            </w:r>
+            <w:r>
+              <w:rPr>
+                <w:rStyle w:val="VerbatimChar"/>
+              </w:rPr>
+              <w:t xml:space="preserve">A</w:t>
+            </w:r>
+            <w:r>
+              <w:t xml:space="preserve">,</w:t>
+            </w:r>
+            <w:r>
+              <w:t xml:space="preserve"> </w:t>
+            </w:r>
+            <w:r>
+              <w:rPr>
+                <w:rStyle w:val="VerbatimChar"/>
+              </w:rPr>
+              <w:t xml:space="preserve">O</w:t>
+            </w:r>
+          </w:p>
+        </w:tc>
+        <w:tc>
+          <w:tcPr/>
+          <w:p>
+            <w:pPr>
+              <w:pStyle w:val="Compact"/>
+            </w:pPr>
+            <w:r>
+              <w:rPr>
+                <w:rStyle w:val="VerbatimChar"/>
+              </w:rPr>
+              <w:t xml:space="preserve">Esc</w:t>
+            </w:r>
+          </w:p>
+        </w:tc>
+      </w:tr>
+      <w:tr>
+        <w:tc>
+          <w:tcPr/>
+          <w:p>
+            <w:pPr>
+              <w:pStyle w:val="Compact"/>
+            </w:pPr>
+            <w:r>
+              <w:t xml:space="preserve">Останнього рядка</w:t>
+            </w:r>
+          </w:p>
+        </w:tc>
+        <w:tc>
+          <w:tcPr/>
+          <w:p>
+            <w:pPr>
+              <w:pStyle w:val="Compact"/>
+            </w:pPr>
+            <w:r>
+              <w:t xml:space="preserve">збереження, вихід, заміна</w:t>
+            </w:r>
+          </w:p>
+        </w:tc>
+        <w:tc>
+          <w:tcPr/>
+          <w:p>
+            <w:pPr>
+              <w:pStyle w:val="Compact"/>
+            </w:pPr>
+            <w:r>
+              <w:rPr>
+                <w:rStyle w:val="VerbatimChar"/>
+              </w:rPr>
+              <w:t xml:space="preserve">:</w:t>
+            </w:r>
+            <w:r>
+              <w:t xml:space="preserve"> </w:t>
+            </w:r>
+            <w:r>
+              <w:t xml:space="preserve">з командного</w:t>
+            </w:r>
+          </w:p>
+        </w:tc>
+        <w:tc>
+          <w:tcPr/>
+          <w:p>
+            <w:pPr>
+              <w:pStyle w:val="Compact"/>
+            </w:pPr>
+            <w:r>
+              <w:rPr>
+                <w:rStyle w:val="VerbatimChar"/>
+              </w:rPr>
+              <w:t xml:space="preserve">Enter</w:t>
+            </w:r>
+            <w:r>
+              <w:t xml:space="preserve"> </w:t>
+            </w:r>
+            <w:r>
+              <w:t xml:space="preserve">або</w:t>
+            </w:r>
+            <w:r>
+              <w:t xml:space="preserve"> </w:t>
+            </w:r>
+            <w:r>
+              <w:rPr>
+                <w:rStyle w:val="VerbatimChar"/>
+              </w:rPr>
+              <w:t xml:space="preserve">Esc</w:t>
+            </w:r>
+          </w:p>
+        </w:tc>
+      </w:tr>
+    </w:tbl>
+    <w:p>
+      <w:pPr>
+        <w:pStyle w:val="BodyText"/>
+      </w:pPr>
+      <w:r>
+        <w:t xml:space="preserve">Класична помилка новачка — набирати текст одразу після запуску: у командному режимі літери сприймаються як команди. Правило просте: сумніваєшся — натисни</w:t>
+      </w:r>
+      <w:r>
+        <w:t xml:space="preserve"> </w:t>
+      </w:r>
+      <w:r>
+        <w:rPr>
+          <w:rStyle w:val="VerbatimChar"/>
+        </w:rPr>
+        <w:t xml:space="preserve">Esc</w:t>
+      </w:r>
+      <w:r>
+        <w:t xml:space="preserve">, це завжди повертає в командний режим.</w:t>
+      </w:r>
+    </w:p>
+    <w:bookmarkEnd w:id="12"/>
+    <w:bookmarkStart w:id="13" w:name="переміщення-й-редагування"/>
+    <w:p>
+      <w:pPr>
+        <w:pStyle w:val="Heading3"/>
+      </w:pPr>
+      <w:r>
+        <w:t xml:space="preserve">5 Переміщення й редагування</w:t>
+      </w:r>
+    </w:p>
+    <w:p>
+      <w:pPr>
+        <w:pStyle w:val="SourceCode"/>
+      </w:pPr>
+      <w:r>
+        <w:rPr>
+          <w:rStyle w:val="VerbatimChar"/>
+        </w:rPr>
+        <w:t xml:space="preserve">h j k l        ліворуч, вниз, вгору, праворуч</w:t>
+      </w:r>
+      <w:r>
+        <w:br/>
+      </w:r>
+      <w:r>
+        <w:rPr>
+          <w:rStyle w:val="VerbatimChar"/>
+        </w:rPr>
+        <w:t xml:space="preserve">0  $           початок і кінець рядка</w:t>
+      </w:r>
+      <w:r>
+        <w:br/>
+      </w:r>
+      <w:r>
+        <w:rPr>
+          <w:rStyle w:val="VerbatimChar"/>
+        </w:rPr>
+        <w:t xml:space="preserve">w  b           наступне й попереднє слово</w:t>
+      </w:r>
+      <w:r>
+        <w:br/>
+      </w:r>
+      <w:r>
+        <w:rPr>
+          <w:rStyle w:val="VerbatimChar"/>
+        </w:rPr>
+        <w:t xml:space="preserve">gg  G          початок і кінець файлу</w:t>
+      </w:r>
+      <w:r>
+        <w:br/>
+      </w:r>
+      <w:r>
+        <w:rPr>
+          <w:rStyle w:val="VerbatimChar"/>
+        </w:rPr>
+        <w:t xml:space="preserve">:25            перейти до рядка 25</w:t>
+      </w:r>
+      <w:r>
+        <w:br/>
+      </w:r>
+      <w:r>
+        <w:rPr>
+          <w:rStyle w:val="VerbatimChar"/>
+        </w:rPr>
+        <w:t xml:space="preserve">Ctrl+f Ctrl+b  сторінка вперед і назад</w:t>
+      </w:r>
+    </w:p>
+    <w:p>
+      <w:pPr>
+        <w:pStyle w:val="SourceCode"/>
+      </w:pPr>
+      <w:r>
+        <w:rPr>
+          <w:rStyle w:val="VerbatimChar"/>
+        </w:rPr>
+        <w:t xml:space="preserve">x              видалити символ під курсором</w:t>
+      </w:r>
+      <w:r>
+        <w:br/>
+      </w:r>
+      <w:r>
+        <w:rPr>
+          <w:rStyle w:val="VerbatimChar"/>
+        </w:rPr>
+        <w:t xml:space="preserve">dd             видалити рядок</w:t>
+      </w:r>
+      <w:r>
+        <w:br/>
+      </w:r>
+      <w:r>
+        <w:rPr>
+          <w:rStyle w:val="VerbatimChar"/>
+        </w:rPr>
+        <w:t xml:space="preserve">3dd            видалити три рядки</w:t>
+      </w:r>
+      <w:r>
+        <w:br/>
+      </w:r>
+      <w:r>
+        <w:rPr>
+          <w:rStyle w:val="VerbatimChar"/>
+        </w:rPr>
+        <w:t xml:space="preserve">dw             видалити слово</w:t>
+      </w:r>
+      <w:r>
+        <w:br/>
+      </w:r>
+      <w:r>
+        <w:rPr>
+          <w:rStyle w:val="VerbatimChar"/>
+        </w:rPr>
+        <w:t xml:space="preserve">yy             скопіювати рядок</w:t>
+      </w:r>
+      <w:r>
+        <w:br/>
+      </w:r>
+      <w:r>
+        <w:rPr>
+          <w:rStyle w:val="VerbatimChar"/>
+        </w:rPr>
+        <w:t xml:space="preserve">p              вставити після курсора</w:t>
+      </w:r>
+      <w:r>
+        <w:br/>
+      </w:r>
+      <w:r>
+        <w:rPr>
+          <w:rStyle w:val="VerbatimChar"/>
+        </w:rPr>
+        <w:t xml:space="preserve">u              скасувати останню дію</w:t>
+      </w:r>
+      <w:r>
+        <w:br/>
+      </w:r>
+      <w:r>
+        <w:rPr>
+          <w:rStyle w:val="VerbatimChar"/>
+        </w:rPr>
+        <w:t xml:space="preserve">Ctrl+r         повторити скасовану дію</w:t>
+      </w:r>
+      <w:r>
+        <w:br/>
+      </w:r>
+      <w:r>
+        <w:rPr>
+          <w:rStyle w:val="VerbatimChar"/>
+        </w:rPr>
+        <w:t xml:space="preserve">.              повторити останню команду</w:t>
+      </w:r>
+    </w:p>
+    <w:p>
+      <w:pPr>
+        <w:pStyle w:val="FirstParagraph"/>
+      </w:pPr>
+      <w:r>
+        <w:t xml:space="preserve">Команди</w:t>
+      </w:r>
+      <w:r>
+        <w:t xml:space="preserve"> </w:t>
+      </w:r>
+      <w:r>
+        <w:rPr>
+          <w:rStyle w:val="VerbatimChar"/>
+        </w:rPr>
+        <w:t xml:space="preserve">vi</w:t>
+      </w:r>
+      <w:r>
+        <w:t xml:space="preserve"> </w:t>
+      </w:r>
+      <w:r>
+        <w:t xml:space="preserve">комбінуються за схемою «кількість + дія + об’єкт»:</w:t>
+      </w:r>
+      <w:r>
+        <w:t xml:space="preserve"> </w:t>
+      </w:r>
+      <w:r>
+        <w:rPr>
+          <w:rStyle w:val="VerbatimChar"/>
+        </w:rPr>
+        <w:t xml:space="preserve">3dw</w:t>
+      </w:r>
+      <w:r>
+        <w:t xml:space="preserve"> </w:t>
+      </w:r>
+      <w:r>
+        <w:t xml:space="preserve">видалить три слова,</w:t>
+      </w:r>
+      <w:r>
+        <w:t xml:space="preserve"> </w:t>
+      </w:r>
+      <w:r>
+        <w:rPr>
+          <w:rStyle w:val="VerbatimChar"/>
+        </w:rPr>
+        <w:t xml:space="preserve">2yy</w:t>
+      </w:r>
+      <w:r>
+        <w:t xml:space="preserve"> </w:t>
+      </w:r>
+      <w:r>
+        <w:t xml:space="preserve">скопіює два рядки. Саме ця комбінаторика робить редактор швидким після засвоєння базових команд.</w:t>
+      </w:r>
+    </w:p>
+    <w:bookmarkEnd w:id="13"/>
+    <w:bookmarkStart w:id="14" w:name="збереження-вихід-пошук-і-заміна"/>
+    <w:p>
+      <w:pPr>
+        <w:pStyle w:val="Heading3"/>
+      </w:pPr>
+      <w:r>
+        <w:t xml:space="preserve">6 Збереження, вихід, пошук і заміна</w:t>
+      </w:r>
+    </w:p>
+    <w:p>
+      <w:pPr>
+        <w:pStyle w:val="TableCaption"/>
+      </w:pPr>
+      <w:r>
+        <w:t xml:space="preserve">Таблиця 3 — Команди останнього рядка</w:t>
+      </w:r>
+    </w:p>
+    <w:tbl>
+      <w:tblPr>
+        <w:tblStyle w:val="Table"/>
+        <w:tblW w:type="dxa" w:w="9637"/>
+        <w:tblLook w:firstRow="1" w:lastRow="0" w:firstColumn="0" w:lastColumn="0" w:noHBand="0" w:noVBand="0" w:val="0020"/>
+        <w:tblLayout w:type="fixed"/>
+      </w:tblPr>
+      <w:tblGrid>
+        <w:gridCol w:w="4819"/>
+        <w:gridCol w:w="4818"/>
+      </w:tblGrid>
+      <w:tr>
+        <w:trPr>
+          <w:tblHeader w:val="on"/>
+        </w:trPr>
+        <w:tc>
+          <w:tcPr/>
+          <w:p>
+            <w:pPr>
+              <w:pStyle w:val="Compact"/>
+            </w:pPr>
+            <w:r>
+              <w:t xml:space="preserve">Команда</w:t>
+            </w:r>
+          </w:p>
+        </w:tc>
+        <w:tc>
+          <w:tcPr/>
+          <w:p>
+            <w:pPr>
+              <w:pStyle w:val="Compact"/>
+            </w:pPr>
+            <w:r>
+              <w:t xml:space="preserve">Дія</w:t>
+            </w:r>
+          </w:p>
+        </w:tc>
+      </w:tr>
+      <w:tr>
+        <w:tc>
+          <w:tcPr/>
+          <w:p>
+            <w:pPr>
+              <w:pStyle w:val="Compact"/>
+            </w:pPr>
+            <w:r>
+              <w:rPr>
+                <w:rStyle w:val="VerbatimChar"/>
+              </w:rPr>
+              <w:t xml:space="preserve">:w</w:t>
+            </w:r>
+          </w:p>
+        </w:tc>
+        <w:tc>
+          <w:tcPr/>
+          <w:p>
+            <w:pPr>
+              <w:pStyle w:val="Compact"/>
+            </w:pPr>
+            <w:r>
+              <w:t xml:space="preserve">зберегти</w:t>
+            </w:r>
+          </w:p>
+        </w:tc>
+      </w:tr>
+      <w:tr>
+        <w:tc>
+          <w:tcPr/>
+          <w:p>
+            <w:pPr>
+              <w:pStyle w:val="Compact"/>
+            </w:pPr>
+            <w:r>
+              <w:rPr>
+                <w:rStyle w:val="VerbatimChar"/>
+              </w:rPr>
+              <w:t xml:space="preserve">:w ім'я</w:t>
+            </w:r>
+          </w:p>
+        </w:tc>
+        <w:tc>
+          <w:tcPr/>
+          <w:p>
+            <w:pPr>
+              <w:pStyle w:val="Compact"/>
+            </w:pPr>
+            <w:r>
+              <w:t xml:space="preserve">зберегти під іншим іменем</w:t>
+            </w:r>
+          </w:p>
+        </w:tc>
+      </w:tr>
+      <w:tr>
+        <w:tc>
+          <w:tcPr/>
+          <w:p>
+            <w:pPr>
+              <w:pStyle w:val="Compact"/>
+            </w:pPr>
+            <w:r>
+              <w:rPr>
+                <w:rStyle w:val="VerbatimChar"/>
+              </w:rPr>
+              <w:t xml:space="preserve">:q</w:t>
+            </w:r>
+          </w:p>
+        </w:tc>
+        <w:tc>
+          <w:tcPr/>
+          <w:p>
+            <w:pPr>
+              <w:pStyle w:val="Compact"/>
+            </w:pPr>
+            <w:r>
+              <w:t xml:space="preserve">вийти (якщо змін немає)</w:t>
+            </w:r>
+          </w:p>
+        </w:tc>
+      </w:tr>
+      <w:tr>
+        <w:tc>
+          <w:tcPr/>
+          <w:p>
+            <w:pPr>
+              <w:pStyle w:val="Compact"/>
+            </w:pPr>
+            <w:r>
+              <w:rPr>
+                <w:rStyle w:val="VerbatimChar"/>
+              </w:rPr>
+              <w:t xml:space="preserve">:wq</w:t>
+            </w:r>
+            <w:r>
+              <w:t xml:space="preserve"> </w:t>
+            </w:r>
+            <w:r>
+              <w:t xml:space="preserve">або</w:t>
+            </w:r>
+            <w:r>
+              <w:t xml:space="preserve"> </w:t>
+            </w:r>
+            <w:r>
+              <w:rPr>
+                <w:rStyle w:val="VerbatimChar"/>
+              </w:rPr>
+              <w:t xml:space="preserve">ZZ</w:t>
+            </w:r>
+          </w:p>
+        </w:tc>
+        <w:tc>
+          <w:tcPr/>
+          <w:p>
+            <w:pPr>
+              <w:pStyle w:val="Compact"/>
+            </w:pPr>
+            <w:r>
+              <w:t xml:space="preserve">зберегти й вийти</w:t>
+            </w:r>
+          </w:p>
+        </w:tc>
+      </w:tr>
+      <w:tr>
+        <w:tc>
+          <w:tcPr/>
+          <w:p>
+            <w:pPr>
+              <w:pStyle w:val="Compact"/>
+            </w:pPr>
+            <w:r>
+              <w:rPr>
+                <w:rStyle w:val="VerbatimChar"/>
+              </w:rPr>
+              <w:t xml:space="preserve">:q!</w:t>
+            </w:r>
+          </w:p>
+        </w:tc>
+        <w:tc>
+          <w:tcPr/>
+          <w:p>
+            <w:pPr>
+              <w:pStyle w:val="Compact"/>
+            </w:pPr>
+            <w:r>
+              <w:t xml:space="preserve">вийти без збереження</w:t>
+            </w:r>
+          </w:p>
+        </w:tc>
+      </w:tr>
+      <w:tr>
+        <w:tc>
+          <w:tcPr/>
+          <w:p>
+            <w:pPr>
+              <w:pStyle w:val="Compact"/>
+            </w:pPr>
+            <w:r>
+              <w:rPr>
+                <w:rStyle w:val="VerbatimChar"/>
+              </w:rPr>
+              <w:t xml:space="preserve">:set number</w:t>
+            </w:r>
+          </w:p>
+        </w:tc>
+        <w:tc>
+          <w:tcPr/>
+          <w:p>
+            <w:pPr>
+              <w:pStyle w:val="Compact"/>
+            </w:pPr>
+            <w:r>
+              <w:t xml:space="preserve">показати номери рядків</w:t>
+            </w:r>
+          </w:p>
+        </w:tc>
+      </w:tr>
+      <w:tr>
+        <w:tc>
+          <w:tcPr/>
+          <w:p>
+            <w:pPr>
+              <w:pStyle w:val="Compact"/>
+            </w:pPr>
+            <w:r>
+              <w:rPr>
+                <w:rStyle w:val="VerbatimChar"/>
+              </w:rPr>
+              <w:t xml:space="preserve">/текст</w:t>
+            </w:r>
+          </w:p>
+        </w:tc>
+        <w:tc>
+          <w:tcPr/>
+          <w:p>
+            <w:pPr>
+              <w:pStyle w:val="Compact"/>
+            </w:pPr>
+            <w:r>
+              <w:t xml:space="preserve">пошук уперед,</w:t>
+            </w:r>
+            <w:r>
+              <w:t xml:space="preserve"> </w:t>
+            </w:r>
+            <w:r>
+              <w:rPr>
+                <w:rStyle w:val="VerbatimChar"/>
+              </w:rPr>
+              <w:t xml:space="preserve">n</w:t>
+            </w:r>
+            <w:r>
+              <w:t xml:space="preserve"> </w:t>
+            </w:r>
+            <w:r>
+              <w:t xml:space="preserve">— наступне збігання</w:t>
+            </w:r>
+          </w:p>
+        </w:tc>
+      </w:tr>
+      <w:tr>
+        <w:tc>
+          <w:tcPr/>
+          <w:p>
+            <w:pPr>
+              <w:pStyle w:val="Compact"/>
+            </w:pPr>
+            <w:r>
+              <w:rPr>
+                <w:rStyle w:val="VerbatimChar"/>
+              </w:rPr>
+              <w:t xml:space="preserve">?текст</w:t>
+            </w:r>
+          </w:p>
+        </w:tc>
+        <w:tc>
+          <w:tcPr/>
+          <w:p>
+            <w:pPr>
+              <w:pStyle w:val="Compact"/>
+            </w:pPr>
+            <w:r>
+              <w:t xml:space="preserve">пошук назад</w:t>
+            </w:r>
+          </w:p>
+        </w:tc>
+      </w:tr>
+      <w:tr>
+        <w:tc>
+          <w:tcPr/>
+          <w:p>
+            <w:pPr>
+              <w:pStyle w:val="Compact"/>
+            </w:pPr>
+            <w:r>
+              <w:rPr>
+                <w:rStyle w:val="VerbatimChar"/>
+              </w:rPr>
+              <w:t xml:space="preserve">:%s/старе/нове/g</w:t>
+            </w:r>
+          </w:p>
+        </w:tc>
+        <w:tc>
+          <w:tcPr/>
+          <w:p>
+            <w:pPr>
+              <w:pStyle w:val="Compact"/>
+            </w:pPr>
+            <w:r>
+              <w:t xml:space="preserve">замінити в усьому файлі</w:t>
+            </w:r>
+          </w:p>
+        </w:tc>
+      </w:tr>
+      <w:tr>
+        <w:tc>
+          <w:tcPr/>
+          <w:p>
+            <w:pPr>
+              <w:pStyle w:val="Compact"/>
+            </w:pPr>
+            <w:r>
+              <w:rPr>
+                <w:rStyle w:val="VerbatimChar"/>
+              </w:rPr>
+              <w:t xml:space="preserve">:%s/старе/нове/gc</w:t>
+            </w:r>
+          </w:p>
+        </w:tc>
+        <w:tc>
+          <w:tcPr/>
+          <w:p>
+            <w:pPr>
+              <w:pStyle w:val="Compact"/>
+            </w:pPr>
+            <w:r>
+              <w:t xml:space="preserve">замінити з підтвердженням кожного випадку</w:t>
+            </w:r>
+          </w:p>
+        </w:tc>
+      </w:tr>
+    </w:tbl>
+    <w:p>
+      <w:pPr>
+        <w:pStyle w:val="BodyText"/>
+      </w:pPr>
+      <w:r>
+        <w:t xml:space="preserve">Якщо файл відкрито без прав на запис,</w:t>
+      </w:r>
+      <w:r>
+        <w:t xml:space="preserve"> </w:t>
+      </w:r>
+      <w:r>
+        <w:rPr>
+          <w:rStyle w:val="VerbatimChar"/>
+        </w:rPr>
+        <w:t xml:space="preserve">:w</w:t>
+      </w:r>
+      <w:r>
+        <w:t xml:space="preserve"> </w:t>
+      </w:r>
+      <w:r>
+        <w:t xml:space="preserve">завершиться помилкою. Для системних файлів застосовують</w:t>
+      </w:r>
+      <w:r>
+        <w:t xml:space="preserve"> </w:t>
+      </w:r>
+      <w:r>
+        <w:rPr>
+          <w:rStyle w:val="VerbatimChar"/>
+        </w:rPr>
+        <w:t xml:space="preserve">sudo vi</w:t>
+      </w:r>
+      <w:r>
+        <w:t xml:space="preserve"> </w:t>
+      </w:r>
+      <w:r>
+        <w:t xml:space="preserve">або, вже перебуваючи в редакторі, команду</w:t>
+      </w:r>
+      <w:r>
+        <w:t xml:space="preserve"> </w:t>
+      </w:r>
+      <w:r>
+        <w:rPr>
+          <w:rStyle w:val="VerbatimChar"/>
+        </w:rPr>
+        <w:t xml:space="preserve">:w !sudo tee %</w:t>
+      </w:r>
+      <w:r>
+        <w:t xml:space="preserve">.</w:t>
+      </w:r>
+    </w:p>
+    <w:bookmarkEnd w:id="14"/>
+    <w:bookmarkEnd w:id="15"/>
+    <w:bookmarkStart w:id="22" w:name="приклад-виконання"/>
+    <w:p>
+      <w:pPr>
+        <w:pStyle w:val="Heading2"/>
+      </w:pPr>
+      <w:r>
+        <w:t xml:space="preserve">Приклад виконання</w:t>
+      </w:r>
+    </w:p>
+    <w:bookmarkStart w:id="16" w:name="крок-1.-підготовка-й-запуск-mc"/>
+    <w:p>
+      <w:pPr>
+        <w:pStyle w:val="Heading3"/>
+      </w:pPr>
+      <w:r>
+        <w:t xml:space="preserve">Крок 1. Підготовка й запуск mc</w:t>
+      </w:r>
+    </w:p>
+    <w:p>
+      <w:pPr>
+        <w:pStyle w:val="SourceCode"/>
+      </w:pPr>
+      <w:r>
+        <w:rPr>
+          <w:rStyle w:val="VerbatimChar"/>
+        </w:rPr>
+        <w:t xml:space="preserve">student@lab-vm:~$ sudo apt install -y mc vim</w:t>
+      </w:r>
+      <w:r>
+        <w:br/>
+      </w:r>
+      <w:r>
+        <w:rPr>
+          <w:rStyle w:val="VerbatimChar"/>
+        </w:rPr>
+        <w:t xml:space="preserve">student@lab-vm:~$ mkdir -p ~/lab9/{conf,bak}</w:t>
+      </w:r>
+      <w:r>
+        <w:br/>
+      </w:r>
+      <w:r>
+        <w:rPr>
+          <w:rStyle w:val="VerbatimChar"/>
+        </w:rPr>
+        <w:t xml:space="preserve">student@lab-vm:~$ cp /etc/ssh/sshd_config /etc/fstab /etc/hosts ~/lab9/conf/</w:t>
+      </w:r>
+      <w:r>
+        <w:br/>
+      </w:r>
+      <w:r>
+        <w:rPr>
+          <w:rStyle w:val="VerbatimChar"/>
+        </w:rPr>
+        <w:t xml:space="preserve">student@lab-vm:~$ cd ~/lab9 &amp;&amp; mc</w:t>
+      </w:r>
+    </w:p>
+    <w:p>
+      <w:pPr>
+        <w:pStyle w:val="FirstParagraph"/>
+      </w:pPr>
+      <w:r>
+        <w:t xml:space="preserve">Після запуску mc ліва панель показує</w:t>
+      </w:r>
+      <w:r>
+        <w:t xml:space="preserve"> </w:t>
+      </w:r>
+      <w:r>
+        <w:rPr>
+          <w:rStyle w:val="VerbatimChar"/>
+        </w:rPr>
+        <w:t xml:space="preserve">~/lab9</w:t>
+      </w:r>
+      <w:r>
+        <w:t xml:space="preserve">, права — домашній каталог. Клавіша</w:t>
+      </w:r>
+      <w:r>
+        <w:t xml:space="preserve"> </w:t>
+      </w:r>
+      <w:r>
+        <w:rPr>
+          <w:rStyle w:val="VerbatimChar"/>
+        </w:rPr>
+        <w:t xml:space="preserve">Tab</w:t>
+      </w:r>
+      <w:r>
+        <w:t xml:space="preserve"> </w:t>
+      </w:r>
+      <w:r>
+        <w:t xml:space="preserve">перемикає активну панель,</w:t>
+      </w:r>
+      <w:r>
+        <w:t xml:space="preserve"> </w:t>
+      </w:r>
+      <w:r>
+        <w:rPr>
+          <w:rStyle w:val="VerbatimChar"/>
+        </w:rPr>
+        <w:t xml:space="preserve">Ctrl+O</w:t>
+      </w:r>
+      <w:r>
+        <w:t xml:space="preserve"> </w:t>
+      </w:r>
+      <w:r>
+        <w:t xml:space="preserve">тимчасово ховає панелі й повертає звичайну консоль.</w:t>
+      </w:r>
+    </w:p>
+    <w:bookmarkEnd w:id="16"/>
+    <w:bookmarkStart w:id="17" w:name="крок-2.-файлові-операції-в-mc"/>
+    <w:p>
+      <w:pPr>
+        <w:pStyle w:val="Heading3"/>
+      </w:pPr>
+      <w:r>
+        <w:t xml:space="preserve">Крок 2. Файлові операції в mc</w:t>
+      </w:r>
+    </w:p>
+    <w:p>
+      <w:pPr>
+        <w:pStyle w:val="SourceCode"/>
+      </w:pPr>
+      <w:r>
+        <w:rPr>
+          <w:rStyle w:val="VerbatimChar"/>
+        </w:rPr>
+        <w:t xml:space="preserve">1. Tab            → перейти на праву панель</w:t>
+      </w:r>
+      <w:r>
+        <w:br/>
+      </w:r>
+      <w:r>
+        <w:rPr>
+          <w:rStyle w:val="VerbatimChar"/>
+        </w:rPr>
+        <w:t xml:space="preserve">2. Enter на lab9  → відкрити робочий каталог</w:t>
+      </w:r>
+      <w:r>
+        <w:br/>
+      </w:r>
+      <w:r>
+        <w:rPr>
+          <w:rStyle w:val="VerbatimChar"/>
+        </w:rPr>
+        <w:t xml:space="preserve">3. Tab, Enter на conf</w:t>
+      </w:r>
+      <w:r>
+        <w:br/>
+      </w:r>
+      <w:r>
+        <w:rPr>
+          <w:rStyle w:val="VerbatimChar"/>
+        </w:rPr>
+        <w:t xml:space="preserve">4. Insert         → позначити hosts і fstab (два файли)</w:t>
+      </w:r>
+      <w:r>
+        <w:br/>
+      </w:r>
+      <w:r>
+        <w:rPr>
+          <w:rStyle w:val="VerbatimChar"/>
+        </w:rPr>
+        <w:t xml:space="preserve">5. F5             → копіювати на протилежну панель (bak)</w:t>
+      </w:r>
+      <w:r>
+        <w:br/>
+      </w:r>
+      <w:r>
+        <w:rPr>
+          <w:rStyle w:val="VerbatimChar"/>
+        </w:rPr>
+        <w:t xml:space="preserve">6. F6 на sshd_config → перейменувати на sshd_config.orig</w:t>
+      </w:r>
+      <w:r>
+        <w:br/>
+      </w:r>
+      <w:r>
+        <w:rPr>
+          <w:rStyle w:val="VerbatimChar"/>
+        </w:rPr>
+        <w:t xml:space="preserve">7. F7             → створити каталог tmp</w:t>
+      </w:r>
+      <w:r>
+        <w:br/>
+      </w:r>
+      <w:r>
+        <w:rPr>
+          <w:rStyle w:val="VerbatimChar"/>
+        </w:rPr>
+        <w:t xml:space="preserve">8. F3 на hosts    → переглянути вміст, вихід — F10</w:t>
+      </w:r>
+    </w:p>
+    <w:p>
+      <w:pPr>
+        <w:pStyle w:val="SourceCode"/>
+      </w:pPr>
+      <w:r>
+        <w:rPr>
+          <w:rStyle w:val="VerbatimChar"/>
+        </w:rPr>
+        <w:t xml:space="preserve">student@lab-vm:~/lab9$ ls -R</w:t>
+      </w:r>
+      <w:r>
+        <w:br/>
+      </w:r>
+      <w:r>
+        <w:rPr>
+          <w:rStyle w:val="VerbatimChar"/>
+        </w:rPr>
+        <w:t xml:space="preserve">.:</w:t>
+      </w:r>
+      <w:r>
+        <w:br/>
+      </w:r>
+      <w:r>
+        <w:rPr>
+          <w:rStyle w:val="VerbatimChar"/>
+        </w:rPr>
+        <w:t xml:space="preserve">bak  conf</w:t>
+      </w:r>
+      <w:r>
+        <w:br/>
+      </w:r>
+      <w:r>
+        <w:br/>
+      </w:r>
+      <w:r>
+        <w:rPr>
+          <w:rStyle w:val="VerbatimChar"/>
+        </w:rPr>
+        <w:t xml:space="preserve">./bak:</w:t>
+      </w:r>
+      <w:r>
+        <w:br/>
+      </w:r>
+      <w:r>
+        <w:rPr>
+          <w:rStyle w:val="VerbatimChar"/>
+        </w:rPr>
+        <w:t xml:space="preserve">fstab  hosts</w:t>
+      </w:r>
+      <w:r>
+        <w:br/>
+      </w:r>
+      <w:r>
+        <w:br/>
+      </w:r>
+      <w:r>
+        <w:rPr>
+          <w:rStyle w:val="VerbatimChar"/>
+        </w:rPr>
+        <w:t xml:space="preserve">./conf:</w:t>
+      </w:r>
+      <w:r>
+        <w:br/>
+      </w:r>
+      <w:r>
+        <w:rPr>
+          <w:rStyle w:val="VerbatimChar"/>
+        </w:rPr>
+        <w:t xml:space="preserve">fstab  hosts  sshd_config.orig  tmp</w:t>
+      </w:r>
+    </w:p>
+    <w:p>
+      <w:pPr>
+        <w:pStyle w:val="FirstParagraph"/>
+      </w:pPr>
+      <w:r>
+        <w:t xml:space="preserve">Позначення клавішею</w:t>
+      </w:r>
+      <w:r>
+        <w:t xml:space="preserve"> </w:t>
+      </w:r>
+      <w:r>
+        <w:rPr>
+          <w:rStyle w:val="VerbatimChar"/>
+        </w:rPr>
+        <w:t xml:space="preserve">Insert</w:t>
+      </w:r>
+      <w:r>
+        <w:t xml:space="preserve"> </w:t>
+      </w:r>
+      <w:r>
+        <w:t xml:space="preserve">дозволило скопіювати два файли однією операцією — у командному рядку це був би окремий виклик</w:t>
+      </w:r>
+      <w:r>
+        <w:t xml:space="preserve"> </w:t>
+      </w:r>
+      <w:r>
+        <w:rPr>
+          <w:rStyle w:val="VerbatimChar"/>
+        </w:rPr>
+        <w:t xml:space="preserve">cp</w:t>
+      </w:r>
+      <w:r>
+        <w:t xml:space="preserve"> </w:t>
+      </w:r>
+      <w:r>
+        <w:t xml:space="preserve">з переліком імен.</w:t>
+      </w:r>
+    </w:p>
+    <w:bookmarkEnd w:id="17"/>
+    <w:bookmarkStart w:id="18" w:name="крок-3.-вбудований-редактор-mc"/>
+    <w:p>
+      <w:pPr>
+        <w:pStyle w:val="Heading3"/>
+      </w:pPr>
+      <w:r>
+        <w:t xml:space="preserve">Крок 3. Вбудований редактор mc</w:t>
+      </w:r>
+    </w:p>
+    <w:p>
+      <w:pPr>
+        <w:pStyle w:val="SourceCode"/>
+      </w:pPr>
+      <w:r>
+        <w:rPr>
+          <w:rStyle w:val="VerbatimChar"/>
+        </w:rPr>
+        <w:t xml:space="preserve">1. Курсор на bak/hosts</w:t>
+      </w:r>
+      <w:r>
+        <w:br/>
+      </w:r>
+      <w:r>
+        <w:rPr>
+          <w:rStyle w:val="VerbatimChar"/>
+        </w:rPr>
+        <w:t xml:space="preserve">2. F4             → відкрити у вбудованому редакторі mcedit</w:t>
+      </w:r>
+      <w:r>
+        <w:br/>
+      </w:r>
+      <w:r>
+        <w:rPr>
+          <w:rStyle w:val="VerbatimChar"/>
+        </w:rPr>
+        <w:t xml:space="preserve">3. Дописати рядок: 192.168.1.10   lab-server</w:t>
+      </w:r>
+      <w:r>
+        <w:br/>
+      </w:r>
+      <w:r>
+        <w:rPr>
+          <w:rStyle w:val="VerbatimChar"/>
+        </w:rPr>
+        <w:t xml:space="preserve">4. F2             → зберегти</w:t>
+      </w:r>
+      <w:r>
+        <w:br/>
+      </w:r>
+      <w:r>
+        <w:rPr>
+          <w:rStyle w:val="VerbatimChar"/>
+        </w:rPr>
+        <w:t xml:space="preserve">5. F10            → вийти</w:t>
+      </w:r>
+    </w:p>
+    <w:p>
+      <w:pPr>
+        <w:pStyle w:val="SourceCode"/>
+      </w:pPr>
+      <w:r>
+        <w:rPr>
+          <w:rStyle w:val="VerbatimChar"/>
+        </w:rPr>
+        <w:t xml:space="preserve">student@lab-vm:~/lab9$ tail -2 bak/hosts</w:t>
+      </w:r>
+      <w:r>
+        <w:br/>
+      </w:r>
+      <w:r>
+        <w:rPr>
+          <w:rStyle w:val="VerbatimChar"/>
+        </w:rPr>
+        <w:t xml:space="preserve">::1     ip6-localhost ip6-loopback</w:t>
+      </w:r>
+      <w:r>
+        <w:br/>
+      </w:r>
+      <w:r>
+        <w:rPr>
+          <w:rStyle w:val="VerbatimChar"/>
+        </w:rPr>
+        <w:t xml:space="preserve">192.168.1.10   lab-server</w:t>
+      </w:r>
+    </w:p>
+    <w:p>
+      <w:pPr>
+        <w:pStyle w:val="FirstParagraph"/>
+      </w:pPr>
+      <w:r>
+        <w:t xml:space="preserve">Редактор</w:t>
+      </w:r>
+      <w:r>
+        <w:t xml:space="preserve"> </w:t>
+      </w:r>
+      <w:r>
+        <w:rPr>
+          <w:rStyle w:val="VerbatimChar"/>
+        </w:rPr>
+        <w:t xml:space="preserve">mcedit</w:t>
+      </w:r>
+      <w:r>
+        <w:t xml:space="preserve"> </w:t>
+      </w:r>
+      <w:r>
+        <w:t xml:space="preserve">працює як звичайний текстовий редактор із меню — він зручний для швидкої правки, але на чужому сервері може бути не встановлений, на відміну від</w:t>
+      </w:r>
+      <w:r>
+        <w:t xml:space="preserve"> </w:t>
+      </w:r>
+      <w:r>
+        <w:rPr>
+          <w:rStyle w:val="VerbatimChar"/>
+        </w:rPr>
+        <w:t xml:space="preserve">vi</w:t>
+      </w:r>
+      <w:r>
+        <w:t xml:space="preserve">.</w:t>
+      </w:r>
+    </w:p>
+    <w:bookmarkEnd w:id="18"/>
+    <w:bookmarkStart w:id="19" w:name="крок-4.-перші-кроки-у-vi"/>
+    <w:p>
+      <w:pPr>
+        <w:pStyle w:val="Heading3"/>
+      </w:pPr>
+      <w:r>
+        <w:t xml:space="preserve">Крок 4. Перші кроки у vi</w:t>
+      </w:r>
+    </w:p>
+    <w:p>
+      <w:pPr>
+        <w:pStyle w:val="SourceCode"/>
+      </w:pPr>
+      <w:r>
+        <w:rPr>
+          <w:rStyle w:val="VerbatimChar"/>
+        </w:rPr>
+        <w:t xml:space="preserve">student@lab-vm:~/lab9$ vi conf/notes.txt</w:t>
+      </w:r>
+    </w:p>
+    <w:p>
+      <w:pPr>
+        <w:pStyle w:val="SourceCode"/>
+      </w:pPr>
+      <w:r>
+        <w:rPr>
+          <w:rStyle w:val="VerbatimChar"/>
+        </w:rPr>
+        <w:t xml:space="preserve">i                     → режим вставки</w:t>
+      </w:r>
+      <w:r>
+        <w:br/>
+      </w:r>
+      <w:r>
+        <w:rPr>
+          <w:rStyle w:val="VerbatimChar"/>
+        </w:rPr>
+        <w:t xml:space="preserve">Лабораторна робота 9</w:t>
+      </w:r>
+      <w:r>
+        <w:br/>
+      </w:r>
+      <w:r>
+        <w:rPr>
+          <w:rStyle w:val="VerbatimChar"/>
+        </w:rPr>
+        <w:t xml:space="preserve">Робота в текстовому режимі</w:t>
+      </w:r>
+      <w:r>
+        <w:br/>
+      </w:r>
+      <w:r>
+        <w:rPr>
+          <w:rStyle w:val="VerbatimChar"/>
+        </w:rPr>
+        <w:t xml:space="preserve">Esc                   → командний режим</w:t>
+      </w:r>
+      <w:r>
+        <w:br/>
+      </w:r>
+      <w:r>
+        <w:rPr>
+          <w:rStyle w:val="VerbatimChar"/>
+        </w:rPr>
+        <w:t xml:space="preserve">:w                    → зберегти</w:t>
+      </w:r>
+      <w:r>
+        <w:br/>
+      </w:r>
+      <w:r>
+        <w:rPr>
+          <w:rStyle w:val="VerbatimChar"/>
+        </w:rPr>
+        <w:t xml:space="preserve">:set number           → показати номери рядків</w:t>
+      </w:r>
+      <w:r>
+        <w:br/>
+      </w:r>
+      <w:r>
+        <w:rPr>
+          <w:rStyle w:val="VerbatimChar"/>
+        </w:rPr>
+        <w:t xml:space="preserve">o                     → новий рядок нижче, режим вставки</w:t>
+      </w:r>
+      <w:r>
+        <w:br/>
+      </w:r>
+      <w:r>
+        <w:rPr>
+          <w:rStyle w:val="VerbatimChar"/>
+        </w:rPr>
+        <w:t xml:space="preserve">Автор: Студент</w:t>
+      </w:r>
+      <w:r>
+        <w:br/>
+      </w:r>
+      <w:r>
+        <w:rPr>
+          <w:rStyle w:val="VerbatimChar"/>
+        </w:rPr>
+        <w:t xml:space="preserve">Esc</w:t>
+      </w:r>
+      <w:r>
+        <w:br/>
+      </w:r>
+      <w:r>
+        <w:rPr>
+          <w:rStyle w:val="VerbatimChar"/>
+        </w:rPr>
+        <w:t xml:space="preserve">:wq                   → зберегти й вийти</w:t>
+      </w:r>
+    </w:p>
+    <w:p>
+      <w:pPr>
+        <w:pStyle w:val="SourceCode"/>
+      </w:pPr>
+      <w:r>
+        <w:rPr>
+          <w:rStyle w:val="VerbatimChar"/>
+        </w:rPr>
+        <w:t xml:space="preserve">student@lab-vm:~/lab9$ cat -n conf/notes.txt</w:t>
+      </w:r>
+      <w:r>
+        <w:br/>
+      </w:r>
+      <w:r>
+        <w:rPr>
+          <w:rStyle w:val="VerbatimChar"/>
+        </w:rPr>
+        <w:t xml:space="preserve">     1  Лабораторна робота 9</w:t>
+      </w:r>
+      <w:r>
+        <w:br/>
+      </w:r>
+      <w:r>
+        <w:rPr>
+          <w:rStyle w:val="VerbatimChar"/>
+        </w:rPr>
+        <w:t xml:space="preserve">     2  Робота в текстовому режимі</w:t>
+      </w:r>
+      <w:r>
+        <w:br/>
+      </w:r>
+      <w:r>
+        <w:rPr>
+          <w:rStyle w:val="VerbatimChar"/>
+        </w:rPr>
+        <w:t xml:space="preserve">     3  Автор: Студент</w:t>
+      </w:r>
+    </w:p>
+    <w:bookmarkEnd w:id="19"/>
+    <w:bookmarkStart w:id="20" w:name="крок-5.-переміщення-видалення-скасування"/>
+    <w:p>
+      <w:pPr>
+        <w:pStyle w:val="Heading3"/>
+      </w:pPr>
+      <w:r>
+        <w:t xml:space="preserve">Крок 5. Переміщення, видалення, скасування</w:t>
+      </w:r>
+    </w:p>
+    <w:p>
+      <w:pPr>
+        <w:pStyle w:val="SourceCode"/>
+      </w:pPr>
+      <w:r>
+        <w:rPr>
+          <w:rStyle w:val="VerbatimChar"/>
+        </w:rPr>
+        <w:t xml:space="preserve">student@lab-vm:~/lab9$ vi conf/sshd_config.orig</w:t>
+      </w:r>
+    </w:p>
+    <w:p>
+      <w:pPr>
+        <w:pStyle w:val="SourceCode"/>
+      </w:pPr>
+      <w:r>
+        <w:rPr>
+          <w:rStyle w:val="VerbatimChar"/>
+        </w:rPr>
+        <w:t xml:space="preserve">:set number           → номери рядків</w:t>
+      </w:r>
+      <w:r>
+        <w:br/>
+      </w:r>
+      <w:r>
+        <w:rPr>
+          <w:rStyle w:val="VerbatimChar"/>
+        </w:rPr>
+        <w:t xml:space="preserve">G                     → кінець файлу</w:t>
+      </w:r>
+      <w:r>
+        <w:br/>
+      </w:r>
+      <w:r>
+        <w:rPr>
+          <w:rStyle w:val="VerbatimChar"/>
+        </w:rPr>
+        <w:t xml:space="preserve">gg                    → початок файлу</w:t>
+      </w:r>
+      <w:r>
+        <w:br/>
+      </w:r>
+      <w:r>
+        <w:rPr>
+          <w:rStyle w:val="VerbatimChar"/>
+        </w:rPr>
+        <w:t xml:space="preserve">/Port                 → знайти слово Port</w:t>
+      </w:r>
+      <w:r>
+        <w:br/>
+      </w:r>
+      <w:r>
+        <w:rPr>
+          <w:rStyle w:val="VerbatimChar"/>
+        </w:rPr>
+        <w:t xml:space="preserve">n                     → наступне збігання</w:t>
+      </w:r>
+      <w:r>
+        <w:br/>
+      </w:r>
+      <w:r>
+        <w:rPr>
+          <w:rStyle w:val="VerbatimChar"/>
+        </w:rPr>
+        <w:t xml:space="preserve">dd                    → видалити поточний рядок</w:t>
+      </w:r>
+      <w:r>
+        <w:br/>
+      </w:r>
+      <w:r>
+        <w:rPr>
+          <w:rStyle w:val="VerbatimChar"/>
+        </w:rPr>
+        <w:t xml:space="preserve">u                     → скасувати видалення</w:t>
+      </w:r>
+      <w:r>
+        <w:br/>
+      </w:r>
+      <w:r>
+        <w:rPr>
+          <w:rStyle w:val="VerbatimChar"/>
+        </w:rPr>
+        <w:t xml:space="preserve">:15                   → перейти до рядка 15</w:t>
+      </w:r>
+      <w:r>
+        <w:br/>
+      </w:r>
+      <w:r>
+        <w:rPr>
+          <w:rStyle w:val="VerbatimChar"/>
+        </w:rPr>
+        <w:t xml:space="preserve">3dd                   → видалити три рядки</w:t>
+      </w:r>
+      <w:r>
+        <w:br/>
+      </w:r>
+      <w:r>
+        <w:rPr>
+          <w:rStyle w:val="VerbatimChar"/>
+        </w:rPr>
+        <w:t xml:space="preserve">u                     → скасувати</w:t>
+      </w:r>
+      <w:r>
+        <w:br/>
+      </w:r>
+      <w:r>
+        <w:rPr>
+          <w:rStyle w:val="VerbatimChar"/>
+        </w:rPr>
+        <w:t xml:space="preserve">:q!                   → вийти без збереження</w:t>
+      </w:r>
+    </w:p>
+    <w:p>
+      <w:pPr>
+        <w:pStyle w:val="FirstParagraph"/>
+      </w:pPr>
+      <w:r>
+        <w:t xml:space="preserve">Команда</w:t>
+      </w:r>
+      <w:r>
+        <w:t xml:space="preserve"> </w:t>
+      </w:r>
+      <w:r>
+        <w:rPr>
+          <w:rStyle w:val="VerbatimChar"/>
+        </w:rPr>
+        <w:t xml:space="preserve">u</w:t>
+      </w:r>
+      <w:r>
+        <w:t xml:space="preserve"> </w:t>
+      </w:r>
+      <w:r>
+        <w:t xml:space="preserve">скасовує останню дію,</w:t>
+      </w:r>
+      <w:r>
+        <w:t xml:space="preserve"> </w:t>
+      </w:r>
+      <w:r>
+        <w:rPr>
+          <w:rStyle w:val="VerbatimChar"/>
+        </w:rPr>
+        <w:t xml:space="preserve">Ctrl+r</w:t>
+      </w:r>
+      <w:r>
+        <w:t xml:space="preserve"> </w:t>
+      </w:r>
+      <w:r>
+        <w:t xml:space="preserve">повертає скасоване. Вихід через</w:t>
+      </w:r>
+      <w:r>
+        <w:t xml:space="preserve"> </w:t>
+      </w:r>
+      <w:r>
+        <w:rPr>
+          <w:rStyle w:val="VerbatimChar"/>
+        </w:rPr>
+        <w:t xml:space="preserve">:q!</w:t>
+      </w:r>
+      <w:r>
+        <w:t xml:space="preserve"> </w:t>
+      </w:r>
+      <w:r>
+        <w:t xml:space="preserve">гарантує, що жодна експериментальна зміна не потрапить у файл.</w:t>
+      </w:r>
+    </w:p>
+    <w:bookmarkEnd w:id="20"/>
+    <w:bookmarkStart w:id="21" w:name="крок-6.-пошук-і-заміна"/>
+    <w:p>
+      <w:pPr>
+        <w:pStyle w:val="Heading3"/>
+      </w:pPr>
+      <w:r>
+        <w:t xml:space="preserve">Крок 6. Пошук і заміна</w:t>
+      </w:r>
+    </w:p>
+    <w:p>
+      <w:pPr>
+        <w:pStyle w:val="SourceCode"/>
+      </w:pPr>
+      <w:r>
+        <w:rPr>
+          <w:rStyle w:val="VerbatimChar"/>
+        </w:rPr>
+        <w:t xml:space="preserve">student@lab-vm:~/lab9$ cp conf/sshd_config.orig conf/sshd_config.test</w:t>
+      </w:r>
+      <w:r>
+        <w:br/>
+      </w:r>
+      <w:r>
+        <w:rPr>
+          <w:rStyle w:val="VerbatimChar"/>
+        </w:rPr>
+        <w:t xml:space="preserve">student@lab-vm:~/lab9$ vi conf/sshd_config.test</w:t>
+      </w:r>
+    </w:p>
+    <w:p>
+      <w:pPr>
+        <w:pStyle w:val="SourceCode"/>
+      </w:pPr>
+      <w:r>
+        <w:rPr>
+          <w:rStyle w:val="VerbatimChar"/>
+        </w:rPr>
+        <w:t xml:space="preserve">/PermitRootLogin      → знайти параметр</w:t>
+      </w:r>
+      <w:r>
+        <w:br/>
+      </w:r>
+      <w:r>
+        <w:rPr>
+          <w:rStyle w:val="VerbatimChar"/>
+        </w:rPr>
+        <w:t xml:space="preserve">:%s/#Port 22/Port 2222/g     → замінити в усьому файлі</w:t>
+      </w:r>
+      <w:r>
+        <w:br/>
+      </w:r>
+      <w:r>
+        <w:rPr>
+          <w:rStyle w:val="VerbatimChar"/>
+        </w:rPr>
+        <w:t xml:space="preserve">:%s/yes/no/gc                → замінити з підтвердженням (y/n для кожного)</w:t>
+      </w:r>
+      <w:r>
+        <w:br/>
+      </w:r>
+      <w:r>
+        <w:rPr>
+          <w:rStyle w:val="VerbatimChar"/>
+        </w:rPr>
+        <w:t xml:space="preserve">:w                            → зберегти</w:t>
+      </w:r>
+      <w:r>
+        <w:br/>
+      </w:r>
+      <w:r>
+        <w:rPr>
+          <w:rStyle w:val="VerbatimChar"/>
+        </w:rPr>
+        <w:t xml:space="preserve">:q                            → вийти</w:t>
+      </w:r>
+    </w:p>
+    <w:p>
+      <w:pPr>
+        <w:pStyle w:val="SourceCode"/>
+      </w:pPr>
+      <w:r>
+        <w:rPr>
+          <w:rStyle w:val="VerbatimChar"/>
+        </w:rPr>
+        <w:t xml:space="preserve">student@lab-vm:~/lab9$ grep -n "Port 2222" conf/sshd_config.test</w:t>
+      </w:r>
+      <w:r>
+        <w:br/>
+      </w:r>
+      <w:r>
+        <w:rPr>
+          <w:rStyle w:val="VerbatimChar"/>
+        </w:rPr>
+        <w:t xml:space="preserve">13:Port 2222</w:t>
+      </w:r>
+      <w:r>
+        <w:br/>
+      </w:r>
+      <w:r>
+        <w:br/>
+      </w:r>
+      <w:r>
+        <w:rPr>
+          <w:rStyle w:val="VerbatimChar"/>
+        </w:rPr>
+        <w:t xml:space="preserve">student@lab-vm:~/lab9$ diff conf/sshd_config.orig conf/sshd_config.test | head -4</w:t>
+      </w:r>
+      <w:r>
+        <w:br/>
+      </w:r>
+      <w:r>
+        <w:rPr>
+          <w:rStyle w:val="VerbatimChar"/>
+        </w:rPr>
+        <w:t xml:space="preserve">13c13</w:t>
+      </w:r>
+      <w:r>
+        <w:br/>
+      </w:r>
+      <w:r>
+        <w:rPr>
+          <w:rStyle w:val="VerbatimChar"/>
+        </w:rPr>
+        <w:t xml:space="preserve">&lt; #Port 22</w:t>
+      </w:r>
+      <w:r>
+        <w:br/>
+      </w:r>
+      <w:r>
+        <w:rPr>
+          <w:rStyle w:val="VerbatimChar"/>
+        </w:rPr>
+        <w:t xml:space="preserve">---</w:t>
+      </w:r>
+      <w:r>
+        <w:br/>
+      </w:r>
+      <w:r>
+        <w:rPr>
+          <w:rStyle w:val="VerbatimChar"/>
+        </w:rPr>
+        <w:t xml:space="preserve">&gt; Port 2222</w:t>
+      </w:r>
+    </w:p>
+    <w:p>
+      <w:pPr>
+        <w:pStyle w:val="FirstParagraph"/>
+      </w:pPr>
+      <w:r>
+        <w:t xml:space="preserve">Команда</w:t>
+      </w:r>
+      <w:r>
+        <w:t xml:space="preserve"> </w:t>
+      </w:r>
+      <w:r>
+        <w:rPr>
+          <w:rStyle w:val="VerbatimChar"/>
+        </w:rPr>
+        <w:t xml:space="preserve">diff</w:t>
+      </w:r>
+      <w:r>
+        <w:t xml:space="preserve"> </w:t>
+      </w:r>
+      <w:r>
+        <w:t xml:space="preserve">підтверджує, що змінено саме те, що планувалося: у роботі з конфігураційними файлами таку перевірку роблять завжди перед застосуванням змін.</w:t>
+      </w:r>
+    </w:p>
+    <w:bookmarkEnd w:id="21"/>
+    <w:bookmarkEnd w:id="22"/>
+    <w:bookmarkStart w:id="23" w:name="порядок-виконання-роботи"/>
+    <w:p>
+      <w:pPr>
+        <w:pStyle w:val="Heading2"/>
+      </w:pPr>
+      <w:r>
+        <w:t xml:space="preserve">Порядок виконання роботи</w:t>
+      </w:r>
+    </w:p>
+    <w:p>
+      <w:pPr>
+        <w:numPr>
+          <w:ilvl w:val="0"/>
+          <w:numId w:val="1001"/>
+        </w:numPr>
+        <w:jc w:val="both"/>
+      </w:pPr>
+      <w:r>
+        <w:t xml:space="preserve">Отримати в викладача номер індивідуального варіанта.</w:t>
+      </w:r>
+    </w:p>
+    <w:p>
+      <w:pPr>
+        <w:numPr>
+          <w:ilvl w:val="0"/>
+          <w:numId w:val="1001"/>
+        </w:numPr>
+        <w:jc w:val="both"/>
+      </w:pPr>
+      <w:r>
+        <w:t xml:space="preserve">Встановити (за потреби) пакети</w:t>
+      </w:r>
+      <w:r>
+        <w:t xml:space="preserve"> </w:t>
+      </w:r>
+      <w:r>
+        <w:rPr>
+          <w:rStyle w:val="VerbatimChar"/>
+        </w:rPr>
+        <w:t xml:space="preserve">mc</w:t>
+      </w:r>
+      <w:r>
+        <w:t xml:space="preserve"> </w:t>
+      </w:r>
+      <w:r>
+        <w:t xml:space="preserve">і</w:t>
+      </w:r>
+      <w:r>
+        <w:t xml:space="preserve"> </w:t>
+      </w:r>
+      <w:r>
+        <w:rPr>
+          <w:rStyle w:val="VerbatimChar"/>
+        </w:rPr>
+        <w:t xml:space="preserve">vim</w:t>
+      </w:r>
+      <w:r>
+        <w:t xml:space="preserve">. Створити структуру</w:t>
+      </w:r>
+      <w:r>
+        <w:t xml:space="preserve"> </w:t>
+      </w:r>
+      <w:r>
+        <w:rPr>
+          <w:rStyle w:val="VerbatimChar"/>
+        </w:rPr>
+        <w:t xml:space="preserve">~/lab9</w:t>
+      </w:r>
+      <w:r>
+        <w:t xml:space="preserve"> </w:t>
+      </w:r>
+      <w:r>
+        <w:t xml:space="preserve">з підкаталогами</w:t>
+      </w:r>
+      <w:r>
+        <w:t xml:space="preserve"> </w:t>
+      </w:r>
+      <w:r>
+        <w:rPr>
+          <w:rStyle w:val="VerbatimChar"/>
+        </w:rPr>
+        <w:t xml:space="preserve">conf</w:t>
+      </w:r>
+      <w:r>
+        <w:t xml:space="preserve"> </w:t>
+      </w:r>
+      <w:r>
+        <w:t xml:space="preserve">і</w:t>
+      </w:r>
+      <w:r>
+        <w:t xml:space="preserve"> </w:t>
+      </w:r>
+      <w:r>
+        <w:rPr>
+          <w:rStyle w:val="VerbatimChar"/>
+        </w:rPr>
+        <w:t xml:space="preserve">bak</w:t>
+      </w:r>
+      <w:r>
+        <w:t xml:space="preserve">, скопіювати в</w:t>
+      </w:r>
+      <w:r>
+        <w:t xml:space="preserve"> </w:t>
+      </w:r>
+      <w:r>
+        <w:rPr>
+          <w:rStyle w:val="VerbatimChar"/>
+        </w:rPr>
+        <w:t xml:space="preserve">conf</w:t>
+      </w:r>
+      <w:r>
+        <w:t xml:space="preserve"> </w:t>
+      </w:r>
+      <w:r>
+        <w:t xml:space="preserve">три конфігураційні файли, зазначені у варіанті.</w:t>
+      </w:r>
+    </w:p>
+    <w:p>
+      <w:pPr>
+        <w:numPr>
+          <w:ilvl w:val="0"/>
+          <w:numId w:val="1001"/>
+        </w:numPr>
+        <w:jc w:val="both"/>
+      </w:pPr>
+      <w:r>
+        <w:t xml:space="preserve">Запустити mc. Описати у звіті призначення обох панелей, рядка функціональних клавіш і меню F9.</w:t>
+      </w:r>
+    </w:p>
+    <w:p>
+      <w:pPr>
+        <w:numPr>
+          <w:ilvl w:val="0"/>
+          <w:numId w:val="1001"/>
+        </w:numPr>
+        <w:jc w:val="both"/>
+      </w:pPr>
+      <w:r>
+        <w:t xml:space="preserve">Виконати в mc такі операції: позначити два файли клавішею</w:t>
+      </w:r>
+      <w:r>
+        <w:t xml:space="preserve"> </w:t>
+      </w:r>
+      <w:r>
+        <w:rPr>
+          <w:rStyle w:val="VerbatimChar"/>
+        </w:rPr>
+        <w:t xml:space="preserve">Insert</w:t>
+      </w:r>
+      <w:r>
+        <w:t xml:space="preserve"> </w:t>
+      </w:r>
+      <w:r>
+        <w:t xml:space="preserve">і скопіювати їх на протилежну панель, перейменувати один файл, створити каталог, переглянути файл клавішею F3. Кожну дію підтвердити знімком екрана.</w:t>
+      </w:r>
+    </w:p>
+    <w:p>
+      <w:pPr>
+        <w:numPr>
+          <w:ilvl w:val="0"/>
+          <w:numId w:val="1001"/>
+        </w:numPr>
+        <w:jc w:val="both"/>
+      </w:pPr>
+      <w:r>
+        <w:t xml:space="preserve">Скористатися можливостями меню F9: порівняти каталоги</w:t>
+      </w:r>
+      <w:r>
+        <w:t xml:space="preserve"> </w:t>
+      </w:r>
+      <w:r>
+        <w:rPr>
+          <w:rStyle w:val="VerbatimChar"/>
+        </w:rPr>
+        <w:t xml:space="preserve">conf</w:t>
+      </w:r>
+      <w:r>
+        <w:t xml:space="preserve"> </w:t>
+      </w:r>
+      <w:r>
+        <w:t xml:space="preserve">і</w:t>
+      </w:r>
+      <w:r>
+        <w:t xml:space="preserve"> </w:t>
+      </w:r>
+      <w:r>
+        <w:rPr>
+          <w:rStyle w:val="VerbatimChar"/>
+        </w:rPr>
+        <w:t xml:space="preserve">bak</w:t>
+      </w:r>
+      <w:r>
+        <w:t xml:space="preserve">, виконати пошук файлу за маскою свого варіанта. Описати результат.</w:t>
+      </w:r>
+    </w:p>
+    <w:p>
+      <w:pPr>
+        <w:numPr>
+          <w:ilvl w:val="0"/>
+          <w:numId w:val="1001"/>
+        </w:numPr>
+        <w:jc w:val="both"/>
+      </w:pPr>
+      <w:r>
+        <w:t xml:space="preserve">Відредагувати файл вбудованим редактором mc (F4): додати рядок, зазначений у варіанті, зберегти клавішею F2.</w:t>
+      </w:r>
+    </w:p>
+    <w:p>
+      <w:pPr>
+        <w:numPr>
+          <w:ilvl w:val="0"/>
+          <w:numId w:val="1001"/>
+        </w:numPr>
+        <w:jc w:val="both"/>
+      </w:pPr>
+      <w:r>
+        <w:t xml:space="preserve">Створити у vi файл</w:t>
+      </w:r>
+      <w:r>
+        <w:t xml:space="preserve"> </w:t>
+      </w:r>
+      <w:r>
+        <w:rPr>
+          <w:rStyle w:val="VerbatimChar"/>
+        </w:rPr>
+        <w:t xml:space="preserve">notes.txt</w:t>
+      </w:r>
+      <w:r>
+        <w:t xml:space="preserve"> </w:t>
+      </w:r>
+      <w:r>
+        <w:t xml:space="preserve">із трьома рядками тексту. Продемонструвати перехід між режимами, увімкнути нумерацію рядків, зберегти файл.</w:t>
+      </w:r>
+    </w:p>
+    <w:p>
+      <w:pPr>
+        <w:numPr>
+          <w:ilvl w:val="0"/>
+          <w:numId w:val="1001"/>
+        </w:numPr>
+        <w:jc w:val="both"/>
+      </w:pPr>
+      <w:r>
+        <w:t xml:space="preserve">Виконати у vi на копії конфігураційного файлу: перехід до кінця й початку файлу, пошук параметра свого варіанта, видалення рядка, скасування видалення, перехід до заданого рядка. Вийти без збереження.</w:t>
+      </w:r>
+    </w:p>
+    <w:p>
+      <w:pPr>
+        <w:numPr>
+          <w:ilvl w:val="0"/>
+          <w:numId w:val="1001"/>
+        </w:numPr>
+        <w:jc w:val="both"/>
+      </w:pPr>
+      <w:r>
+        <w:t xml:space="preserve">Виконати заміну параметра згідно з варіантом командою</w:t>
+      </w:r>
+      <w:r>
+        <w:t xml:space="preserve"> </w:t>
+      </w:r>
+      <w:r>
+        <w:rPr>
+          <w:rStyle w:val="VerbatimChar"/>
+        </w:rPr>
+        <w:t xml:space="preserve">:%s</w:t>
+      </w:r>
+      <w:r>
+        <w:t xml:space="preserve">, зберегти файл під новим іменем і підтвердити зміну командою</w:t>
+      </w:r>
+      <w:r>
+        <w:t xml:space="preserve"> </w:t>
+      </w:r>
+      <w:r>
+        <w:rPr>
+          <w:rStyle w:val="VerbatimChar"/>
+        </w:rPr>
+        <w:t xml:space="preserve">diff</w:t>
+      </w:r>
+      <w:r>
+        <w:t xml:space="preserve">.</w:t>
+      </w:r>
+    </w:p>
+    <w:p>
+      <w:pPr>
+        <w:numPr>
+          <w:ilvl w:val="0"/>
+          <w:numId w:val="1001"/>
+        </w:numPr>
+        <w:jc w:val="both"/>
+      </w:pPr>
+      <w:r>
+        <w:t xml:space="preserve">Виконати додаткове завдання свого варіанта.</w:t>
+      </w:r>
+    </w:p>
+    <w:p>
+      <w:pPr>
+        <w:numPr>
+          <w:ilvl w:val="0"/>
+          <w:numId w:val="1001"/>
+        </w:numPr>
+        <w:jc w:val="both"/>
+      </w:pPr>
+      <w:r>
+        <w:t xml:space="preserve">Оформити звіт і зробити висновок.</w:t>
+      </w:r>
+    </w:p>
+    <w:bookmarkEnd w:id="23"/>
+    <w:bookmarkStart w:id="24" w:name="вимоги-до-звіту"/>
+    <w:p>
+      <w:pPr>
+        <w:pStyle w:val="Heading2"/>
+      </w:pPr>
+      <w:r>
+        <w:t xml:space="preserve">Вимоги до звіту</w:t>
+      </w:r>
+    </w:p>
+    <w:p>
+      <w:pPr>
+        <w:pStyle w:val="FirstParagraph"/>
+      </w:pPr>
+      <w:r>
+        <w:t xml:space="preserve">Звіт оформлюється на бланку встановленого зразка і має містити:</w:t>
+      </w:r>
+    </w:p>
+    <w:p>
+      <w:pPr>
+        <w:pStyle w:val="Compact"/>
+        <w:numPr>
+          <w:ilvl w:val="0"/>
+          <w:numId w:val="1002"/>
+        </w:numPr>
+        <w:jc w:val="both"/>
+      </w:pPr>
+      <w:r>
+        <w:t xml:space="preserve">тему, мету та обладнання;</w:t>
+      </w:r>
+    </w:p>
+    <w:p>
+      <w:pPr>
+        <w:pStyle w:val="Compact"/>
+        <w:numPr>
+          <w:ilvl w:val="0"/>
+          <w:numId w:val="1002"/>
+        </w:numPr>
+        <w:jc w:val="both"/>
+      </w:pPr>
+      <w:r>
+        <w:t xml:space="preserve">постановку задачі за індивідуальним варіантом;</w:t>
+      </w:r>
+    </w:p>
+    <w:p>
+      <w:pPr>
+        <w:pStyle w:val="Compact"/>
+        <w:numPr>
+          <w:ilvl w:val="0"/>
+          <w:numId w:val="1002"/>
+        </w:numPr>
+        <w:jc w:val="both"/>
+      </w:pPr>
+      <w:r>
+        <w:t xml:space="preserve">таблицю використаних клавіш mc із поясненням дії кожної;</w:t>
+      </w:r>
+    </w:p>
+    <w:p>
+      <w:pPr>
+        <w:pStyle w:val="Compact"/>
+        <w:numPr>
+          <w:ilvl w:val="0"/>
+          <w:numId w:val="1002"/>
+        </w:numPr>
+        <w:jc w:val="both"/>
+      </w:pPr>
+      <w:r>
+        <w:t xml:space="preserve">перелік застосованих команд vi з поясненням призначення;</w:t>
+      </w:r>
+    </w:p>
+    <w:p>
+      <w:pPr>
+        <w:pStyle w:val="Compact"/>
+        <w:numPr>
+          <w:ilvl w:val="0"/>
+          <w:numId w:val="1002"/>
+        </w:numPr>
+        <w:jc w:val="both"/>
+      </w:pPr>
+      <w:r>
+        <w:t xml:space="preserve">знімки екрана обох панелей mc до і після файлових операцій;</w:t>
+      </w:r>
+    </w:p>
+    <w:p>
+      <w:pPr>
+        <w:pStyle w:val="Compact"/>
+        <w:numPr>
+          <w:ilvl w:val="0"/>
+          <w:numId w:val="1002"/>
+        </w:numPr>
+        <w:jc w:val="both"/>
+      </w:pPr>
+      <w:r>
+        <w:t xml:space="preserve">результат команди</w:t>
+      </w:r>
+      <w:r>
+        <w:t xml:space="preserve"> </w:t>
+      </w:r>
+      <w:r>
+        <w:rPr>
+          <w:rStyle w:val="VerbatimChar"/>
+        </w:rPr>
+        <w:t xml:space="preserve">diff</w:t>
+      </w:r>
+      <w:r>
+        <w:t xml:space="preserve"> </w:t>
+      </w:r>
+      <w:r>
+        <w:t xml:space="preserve">як підтвердження виконаної заміни;</w:t>
+      </w:r>
+    </w:p>
+    <w:p>
+      <w:pPr>
+        <w:pStyle w:val="Compact"/>
+        <w:numPr>
+          <w:ilvl w:val="0"/>
+          <w:numId w:val="1002"/>
+        </w:numPr>
+        <w:jc w:val="both"/>
+      </w:pPr>
+      <w:r>
+        <w:t xml:space="preserve">відповідь на запитання додаткового завдання варіанта;</w:t>
+      </w:r>
+    </w:p>
+    <w:p>
+      <w:pPr>
+        <w:pStyle w:val="Compact"/>
+        <w:numPr>
+          <w:ilvl w:val="0"/>
+          <w:numId w:val="1002"/>
+        </w:numPr>
+        <w:jc w:val="both"/>
+      </w:pPr>
+      <w:r>
+        <w:t xml:space="preserve">висновок про те, у яких ситуаціях адміністратор змушений працювати в текстовому режимі та чому саме</w:t>
+      </w:r>
+      <w:r>
+        <w:t xml:space="preserve"> </w:t>
+      </w:r>
+      <w:r>
+        <w:rPr>
+          <w:rStyle w:val="VerbatimChar"/>
+        </w:rPr>
+        <w:t xml:space="preserve">vi</w:t>
+      </w:r>
+      <w:r>
+        <w:t xml:space="preserve"> </w:t>
+      </w:r>
+      <w:r>
+        <w:t xml:space="preserve">вважається обов’язковою навичкою.</w:t>
+      </w:r>
+    </w:p>
+    <w:bookmarkEnd w:id="24"/>
+    <w:bookmarkStart w:id="25" w:name="варіанти-індивідуальних-завдань"/>
+    <w:p>
+      <w:pPr>
+        <w:pStyle w:val="Heading2"/>
+      </w:pPr>
+      <w:r>
+        <w:t xml:space="preserve">Варіанти індивідуальних завдань</w:t>
+      </w:r>
+    </w:p>
+    <w:tbl>
+      <w:tblPr>
+        <w:tblStyle w:val="Table"/>
+        <w:tblW w:type="dxa" w:w="9637"/>
+        <w:tblLayout w:type="fixed"/>
+        <w:tblLook w:firstRow="1" w:lastRow="0" w:firstColumn="0" w:lastColumn="0" w:noHBand="0" w:noVBand="0" w:val="0020"/>
+      </w:tblPr>
+      <w:tblGrid>
+        <w:gridCol w:w="361"/>
+        <w:gridCol w:w="2650"/>
+        <w:gridCol w:w="1686"/>
+        <w:gridCol w:w="2530"/>
+        <w:gridCol w:w="2410"/>
+      </w:tblGrid>
+      <w:tr>
+        <w:trPr>
+          <w:tblHeader w:val="on"/>
+        </w:trPr>
+        <w:tc>
+          <w:tcPr/>
+          <w:p>
+            <w:pPr>
+              <w:pStyle w:val="Compact"/>
+            </w:pPr>
+            <w:r>
+              <w:t xml:space="preserve">№</w:t>
+            </w:r>
+          </w:p>
+        </w:tc>
+        <w:tc>
+          <w:tcPr/>
+          <w:p>
+            <w:pPr>
+              <w:pStyle w:val="Compact"/>
+            </w:pPr>
+            <w:r>
+              <w:t xml:space="preserve">Конфігураційні файли</w:t>
+            </w:r>
+          </w:p>
+        </w:tc>
+        <w:tc>
+          <w:tcPr/>
+          <w:p>
+            <w:pPr>
+              <w:pStyle w:val="Compact"/>
+            </w:pPr>
+            <w:r>
+              <w:t xml:space="preserve">Маска пошуку</w:t>
+            </w:r>
+          </w:p>
+        </w:tc>
+        <w:tc>
+          <w:tcPr/>
+          <w:p>
+            <w:pPr>
+              <w:pStyle w:val="Compact"/>
+            </w:pPr>
+            <w:r>
+              <w:t xml:space="preserve">Параметр для заміни</w:t>
+            </w:r>
+          </w:p>
+        </w:tc>
+        <w:tc>
+          <w:tcPr/>
+          <w:p>
+            <w:pPr>
+              <w:pStyle w:val="Compact"/>
+            </w:pPr>
+            <w:r>
+              <w:t xml:space="preserve">Додаткове завдання</w:t>
+            </w:r>
+          </w:p>
+        </w:tc>
+      </w:tr>
+      <w:tr>
+        <w:tc>
+          <w:tcPr/>
+          <w:p>
+            <w:pPr>
+              <w:pStyle w:val="Compact"/>
+            </w:pPr>
+            <w:r>
+              <w:t xml:space="preserve">1</w:t>
+            </w:r>
+          </w:p>
+        </w:tc>
+        <w:tc>
+          <w:tcPr/>
+          <w:p>
+            <w:pPr>
+              <w:pStyle w:val="Compact"/>
+            </w:pPr>
+            <w:r>
+              <w:rPr>
+                <w:rStyle w:val="VerbatimChar"/>
+              </w:rPr>
+              <w:t xml:space="preserve">sshd_config</w:t>
+            </w:r>
+            <w:r>
+              <w:t xml:space="preserve">,</w:t>
+            </w:r>
+            <w:r>
+              <w:t xml:space="preserve"> </w:t>
+            </w:r>
+            <w:r>
+              <w:rPr>
+                <w:rStyle w:val="VerbatimChar"/>
+              </w:rPr>
+              <w:t xml:space="preserve">hosts</w:t>
+            </w:r>
+            <w:r>
+              <w:t xml:space="preserve">,</w:t>
+            </w:r>
+            <w:r>
+              <w:t xml:space="preserve"> </w:t>
+            </w:r>
+            <w:r>
+              <w:rPr>
+                <w:rStyle w:val="VerbatimChar"/>
+              </w:rPr>
+              <w:t xml:space="preserve">fstab</w:t>
+            </w:r>
+          </w:p>
+        </w:tc>
+        <w:tc>
+          <w:tcPr/>
+          <w:p>
+            <w:pPr>
+              <w:pStyle w:val="Compact"/>
+            </w:pPr>
+            <w:r>
+              <w:rPr>
+                <w:rStyle w:val="VerbatimChar"/>
+              </w:rPr>
+              <w:t xml:space="preserve">*.conf</w:t>
+            </w:r>
+          </w:p>
+        </w:tc>
+        <w:tc>
+          <w:tcPr/>
+          <w:p>
+            <w:pPr>
+              <w:pStyle w:val="Compact"/>
+            </w:pPr>
+            <w:r>
+              <w:rPr>
+                <w:rStyle w:val="VerbatimChar"/>
+              </w:rPr>
+              <w:t xml:space="preserve">#Port 22</w:t>
+            </w:r>
+            <w:r>
+              <w:t xml:space="preserve"> </w:t>
+            </w:r>
+            <w:r>
+              <w:t xml:space="preserve">→</w:t>
+            </w:r>
+            <w:r>
+              <w:t xml:space="preserve"> </w:t>
+            </w:r>
+            <w:r>
+              <w:rPr>
+                <w:rStyle w:val="VerbatimChar"/>
+              </w:rPr>
+              <w:t xml:space="preserve">Port 2222</w:t>
+            </w:r>
+          </w:p>
+        </w:tc>
+        <w:tc>
+          <w:tcPr/>
+          <w:p>
+            <w:pPr>
+              <w:pStyle w:val="Compact"/>
+            </w:pPr>
+            <w:r>
+              <w:t xml:space="preserve">Пояснити, чим F3 відрізняється від F4 у mc</w:t>
+            </w:r>
+          </w:p>
+        </w:tc>
+      </w:tr>
+      <w:tr>
+        <w:tc>
+          <w:tcPr/>
+          <w:p>
+            <w:pPr>
+              <w:pStyle w:val="Compact"/>
+            </w:pPr>
+            <w:r>
+              <w:t xml:space="preserve">2</w:t>
+            </w:r>
+          </w:p>
+        </w:tc>
+        <w:tc>
+          <w:tcPr/>
+          <w:p>
+            <w:pPr>
+              <w:pStyle w:val="Compact"/>
+            </w:pPr>
+            <w:r>
+              <w:rPr>
+                <w:rStyle w:val="VerbatimChar"/>
+              </w:rPr>
+              <w:t xml:space="preserve">bash.bashrc</w:t>
+            </w:r>
+            <w:r>
+              <w:t xml:space="preserve">,</w:t>
+            </w:r>
+            <w:r>
+              <w:t xml:space="preserve"> </w:t>
+            </w:r>
+            <w:r>
+              <w:rPr>
+                <w:rStyle w:val="VerbatimChar"/>
+              </w:rPr>
+              <w:t xml:space="preserve">profile</w:t>
+            </w:r>
+            <w:r>
+              <w:t xml:space="preserve">,</w:t>
+            </w:r>
+            <w:r>
+              <w:t xml:space="preserve"> </w:t>
+            </w:r>
+            <w:r>
+              <w:rPr>
+                <w:rStyle w:val="VerbatimChar"/>
+              </w:rPr>
+              <w:t xml:space="preserve">hosts</w:t>
+            </w:r>
+          </w:p>
+        </w:tc>
+        <w:tc>
+          <w:tcPr/>
+          <w:p>
+            <w:pPr>
+              <w:pStyle w:val="Compact"/>
+            </w:pPr>
+            <w:r>
+              <w:rPr>
+                <w:rStyle w:val="VerbatimChar"/>
+              </w:rPr>
+              <w:t xml:space="preserve">*.sh</w:t>
+            </w:r>
+          </w:p>
+        </w:tc>
+        <w:tc>
+          <w:tcPr/>
+          <w:p>
+            <w:pPr>
+              <w:pStyle w:val="Compact"/>
+            </w:pPr>
+            <w:r>
+              <w:rPr>
+                <w:rStyle w:val="VerbatimChar"/>
+              </w:rPr>
+              <w:t xml:space="preserve">#umask 022</w:t>
+            </w:r>
+            <w:r>
+              <w:t xml:space="preserve"> </w:t>
+            </w:r>
+            <w:r>
+              <w:t xml:space="preserve">→</w:t>
+            </w:r>
+            <w:r>
+              <w:t xml:space="preserve"> </w:t>
+            </w:r>
+            <w:r>
+              <w:rPr>
+                <w:rStyle w:val="VerbatimChar"/>
+              </w:rPr>
+              <w:t xml:space="preserve">umask 027</w:t>
+            </w:r>
+          </w:p>
+        </w:tc>
+        <w:tc>
+          <w:tcPr/>
+          <w:p>
+            <w:pPr>
+              <w:pStyle w:val="Compact"/>
+            </w:pPr>
+            <w:r>
+              <w:t xml:space="preserve">Показати, як у mc позначити файли за маскою</w:t>
+            </w:r>
+          </w:p>
+        </w:tc>
+      </w:tr>
+      <w:tr>
+        <w:tc>
+          <w:tcPr/>
+          <w:p>
+            <w:pPr>
+              <w:pStyle w:val="Compact"/>
+            </w:pPr>
+            <w:r>
+              <w:t xml:space="preserve">3</w:t>
+            </w:r>
+          </w:p>
+        </w:tc>
+        <w:tc>
+          <w:tcPr/>
+          <w:p>
+            <w:pPr>
+              <w:pStyle w:val="Compact"/>
+            </w:pPr>
+            <w:r>
+              <w:rPr>
+                <w:rStyle w:val="VerbatimChar"/>
+              </w:rPr>
+              <w:t xml:space="preserve">sysctl.conf</w:t>
+            </w:r>
+            <w:r>
+              <w:t xml:space="preserve">,</w:t>
+            </w:r>
+            <w:r>
+              <w:t xml:space="preserve"> </w:t>
+            </w:r>
+            <w:r>
+              <w:rPr>
+                <w:rStyle w:val="VerbatimChar"/>
+              </w:rPr>
+              <w:t xml:space="preserve">hosts</w:t>
+            </w:r>
+            <w:r>
+              <w:t xml:space="preserve">,</w:t>
+            </w:r>
+            <w:r>
+              <w:t xml:space="preserve"> </w:t>
+            </w:r>
+            <w:r>
+              <w:rPr>
+                <w:rStyle w:val="VerbatimChar"/>
+              </w:rPr>
+              <w:t xml:space="preserve">resolv.conf</w:t>
+            </w:r>
+          </w:p>
+        </w:tc>
+        <w:tc>
+          <w:tcPr/>
+          <w:p>
+            <w:pPr>
+              <w:pStyle w:val="Compact"/>
+            </w:pPr>
+            <w:r>
+              <w:rPr>
+                <w:rStyle w:val="VerbatimChar"/>
+              </w:rPr>
+              <w:t xml:space="preserve">*.conf</w:t>
+            </w:r>
+          </w:p>
+        </w:tc>
+        <w:tc>
+          <w:tcPr/>
+          <w:p>
+            <w:pPr>
+              <w:pStyle w:val="Compact"/>
+            </w:pPr>
+            <w:r>
+              <w:rPr>
+                <w:rStyle w:val="VerbatimChar"/>
+              </w:rPr>
+              <w:t xml:space="preserve">#net.ipv4.ip_forward=1</w:t>
+            </w:r>
+            <w:r>
+              <w:t xml:space="preserve"> </w:t>
+            </w:r>
+            <w:r>
+              <w:t xml:space="preserve">→ без</w:t>
+            </w:r>
+            <w:r>
+              <w:t xml:space="preserve"> </w:t>
+            </w:r>
+            <w:r>
+              <w:rPr>
+                <w:rStyle w:val="VerbatimChar"/>
+              </w:rPr>
+              <w:t xml:space="preserve">#</w:t>
+            </w:r>
+          </w:p>
+        </w:tc>
+        <w:tc>
+          <w:tcPr/>
+          <w:p>
+            <w:pPr>
+              <w:pStyle w:val="Compact"/>
+            </w:pPr>
+            <w:r>
+              <w:t xml:space="preserve">Пояснити призначення</w:t>
+            </w:r>
+            <w:r>
+              <w:t xml:space="preserve"> </w:t>
+            </w:r>
+            <w:r>
+              <w:rPr>
+                <w:rStyle w:val="VerbatimChar"/>
+              </w:rPr>
+              <w:t xml:space="preserve">Ctrl+O</w:t>
+            </w:r>
+            <w:r>
+              <w:t xml:space="preserve"> </w:t>
+            </w:r>
+            <w:r>
+              <w:t xml:space="preserve">у mc</w:t>
+            </w:r>
+          </w:p>
+        </w:tc>
+      </w:tr>
+      <w:tr>
+        <w:tc>
+          <w:tcPr/>
+          <w:p>
+            <w:pPr>
+              <w:pStyle w:val="Compact"/>
+            </w:pPr>
+            <w:r>
+              <w:t xml:space="preserve">4</w:t>
+            </w:r>
+          </w:p>
+        </w:tc>
+        <w:tc>
+          <w:tcPr/>
+          <w:p>
+            <w:pPr>
+              <w:pStyle w:val="Compact"/>
+            </w:pPr>
+            <w:r>
+              <w:rPr>
+                <w:rStyle w:val="VerbatimChar"/>
+              </w:rPr>
+              <w:t xml:space="preserve">fstab</w:t>
+            </w:r>
+            <w:r>
+              <w:t xml:space="preserve">,</w:t>
+            </w:r>
+            <w:r>
+              <w:t xml:space="preserve"> </w:t>
+            </w:r>
+            <w:r>
+              <w:rPr>
+                <w:rStyle w:val="VerbatimChar"/>
+              </w:rPr>
+              <w:t xml:space="preserve">crontab</w:t>
+            </w:r>
+            <w:r>
+              <w:t xml:space="preserve">,</w:t>
+            </w:r>
+            <w:r>
+              <w:t xml:space="preserve"> </w:t>
+            </w:r>
+            <w:r>
+              <w:rPr>
+                <w:rStyle w:val="VerbatimChar"/>
+              </w:rPr>
+              <w:t xml:space="preserve">hostname</w:t>
+            </w:r>
+          </w:p>
+        </w:tc>
+        <w:tc>
+          <w:tcPr/>
+          <w:p>
+            <w:pPr>
+              <w:pStyle w:val="Compact"/>
+            </w:pPr>
+            <w:r>
+              <w:rPr>
+                <w:rStyle w:val="VerbatimChar"/>
+              </w:rPr>
+              <w:t xml:space="preserve">*tab*</w:t>
+            </w:r>
+          </w:p>
+        </w:tc>
+        <w:tc>
+          <w:tcPr/>
+          <w:p>
+            <w:pPr>
+              <w:pStyle w:val="Compact"/>
+            </w:pPr>
+            <w:r>
+              <w:rPr>
+                <w:rStyle w:val="VerbatimChar"/>
+              </w:rPr>
+              <w:t xml:space="preserve">defaults</w:t>
+            </w:r>
+            <w:r>
+              <w:t xml:space="preserve"> </w:t>
+            </w:r>
+            <w:r>
+              <w:t xml:space="preserve">→</w:t>
+            </w:r>
+            <w:r>
+              <w:t xml:space="preserve"> </w:t>
+            </w:r>
+            <w:r>
+              <w:rPr>
+                <w:rStyle w:val="VerbatimChar"/>
+              </w:rPr>
+              <w:t xml:space="preserve">defaults,noatime</w:t>
+            </w:r>
+          </w:p>
+        </w:tc>
+        <w:tc>
+          <w:tcPr/>
+          <w:p>
+            <w:pPr>
+              <w:pStyle w:val="Compact"/>
+            </w:pPr>
+            <w:r>
+              <w:t xml:space="preserve">Описати, як вийти з vi трьома різними способами</w:t>
+            </w:r>
+          </w:p>
+        </w:tc>
+      </w:tr>
+      <w:tr>
+        <w:tc>
+          <w:tcPr/>
+          <w:p>
+            <w:pPr>
+              <w:pStyle w:val="Compact"/>
+            </w:pPr>
+            <w:r>
+              <w:t xml:space="preserve">5</w:t>
+            </w:r>
+          </w:p>
+        </w:tc>
+        <w:tc>
+          <w:tcPr/>
+          <w:p>
+            <w:pPr>
+              <w:pStyle w:val="Compact"/>
+            </w:pPr>
+            <w:r>
+              <w:rPr>
+                <w:rStyle w:val="VerbatimChar"/>
+              </w:rPr>
+              <w:t xml:space="preserve">login.defs</w:t>
+            </w:r>
+            <w:r>
+              <w:t xml:space="preserve">,</w:t>
+            </w:r>
+            <w:r>
+              <w:t xml:space="preserve"> </w:t>
+            </w:r>
+            <w:r>
+              <w:rPr>
+                <w:rStyle w:val="VerbatimChar"/>
+              </w:rPr>
+              <w:t xml:space="preserve">passwd</w:t>
+            </w:r>
+            <w:r>
+              <w:t xml:space="preserve">,</w:t>
+            </w:r>
+            <w:r>
+              <w:t xml:space="preserve"> </w:t>
+            </w:r>
+            <w:r>
+              <w:rPr>
+                <w:rStyle w:val="VerbatimChar"/>
+              </w:rPr>
+              <w:t xml:space="preserve">group</w:t>
+            </w:r>
+          </w:p>
+        </w:tc>
+        <w:tc>
+          <w:tcPr/>
+          <w:p>
+            <w:pPr>
+              <w:pStyle w:val="Compact"/>
+            </w:pPr>
+            <w:r>
+              <w:rPr>
+                <w:rStyle w:val="VerbatimChar"/>
+              </w:rPr>
+              <w:t xml:space="preserve">*.defs</w:t>
+            </w:r>
+          </w:p>
+        </w:tc>
+        <w:tc>
+          <w:tcPr/>
+          <w:p>
+            <w:pPr>
+              <w:pStyle w:val="Compact"/>
+            </w:pPr>
+            <w:r>
+              <w:rPr>
+                <w:rStyle w:val="VerbatimChar"/>
+              </w:rPr>
+              <w:t xml:space="preserve">UMASK 022</w:t>
+            </w:r>
+            <w:r>
+              <w:t xml:space="preserve"> </w:t>
+            </w:r>
+            <w:r>
+              <w:t xml:space="preserve">→</w:t>
+            </w:r>
+            <w:r>
+              <w:t xml:space="preserve"> </w:t>
+            </w:r>
+            <w:r>
+              <w:rPr>
+                <w:rStyle w:val="VerbatimChar"/>
+              </w:rPr>
+              <w:t xml:space="preserve">UMASK 077</w:t>
+            </w:r>
+          </w:p>
+        </w:tc>
+        <w:tc>
+          <w:tcPr/>
+          <w:p>
+            <w:pPr>
+              <w:pStyle w:val="Compact"/>
+            </w:pPr>
+            <w:r>
+              <w:t xml:space="preserve">Пояснити, що робить команда</w:t>
+            </w:r>
+            <w:r>
+              <w:t xml:space="preserve"> </w:t>
+            </w:r>
+            <w:r>
+              <w:rPr>
+                <w:rStyle w:val="VerbatimChar"/>
+              </w:rPr>
+              <w:t xml:space="preserve">3dd</w:t>
+            </w:r>
+          </w:p>
+        </w:tc>
+      </w:tr>
+      <w:tr>
+        <w:tc>
+          <w:tcPr/>
+          <w:p>
+            <w:pPr>
+              <w:pStyle w:val="Compact"/>
+            </w:pPr>
+            <w:r>
+              <w:t xml:space="preserve">6</w:t>
+            </w:r>
+          </w:p>
+        </w:tc>
+        <w:tc>
+          <w:tcPr/>
+          <w:p>
+            <w:pPr>
+              <w:pStyle w:val="Compact"/>
+            </w:pPr>
+            <w:r>
+              <w:rPr>
+                <w:rStyle w:val="VerbatimChar"/>
+              </w:rPr>
+              <w:t xml:space="preserve">sshd_config</w:t>
+            </w:r>
+            <w:r>
+              <w:t xml:space="preserve">,</w:t>
+            </w:r>
+            <w:r>
+              <w:t xml:space="preserve"> </w:t>
+            </w:r>
+            <w:r>
+              <w:rPr>
+                <w:rStyle w:val="VerbatimChar"/>
+              </w:rPr>
+              <w:t xml:space="preserve">motd</w:t>
+            </w:r>
+            <w:r>
+              <w:t xml:space="preserve">,</w:t>
+            </w:r>
+            <w:r>
+              <w:t xml:space="preserve"> </w:t>
+            </w:r>
+            <w:r>
+              <w:rPr>
+                <w:rStyle w:val="VerbatimChar"/>
+              </w:rPr>
+              <w:t xml:space="preserve">issue</w:t>
+            </w:r>
+          </w:p>
+        </w:tc>
+        <w:tc>
+          <w:tcPr/>
+          <w:p>
+            <w:pPr>
+              <w:pStyle w:val="Compact"/>
+            </w:pPr>
+            <w:r>
+              <w:rPr>
+                <w:rStyle w:val="VerbatimChar"/>
+              </w:rPr>
+              <w:t xml:space="preserve">ssh*</w:t>
+            </w:r>
+          </w:p>
+        </w:tc>
+        <w:tc>
+          <w:tcPr/>
+          <w:p>
+            <w:pPr>
+              <w:pStyle w:val="Compact"/>
+            </w:pPr>
+            <w:r>
+              <w:rPr>
+                <w:rStyle w:val="VerbatimChar"/>
+              </w:rPr>
+              <w:t xml:space="preserve">PermitRootLogin yes</w:t>
+            </w:r>
+            <w:r>
+              <w:t xml:space="preserve"> </w:t>
+            </w:r>
+            <w:r>
+              <w:t xml:space="preserve">→</w:t>
+            </w:r>
+            <w:r>
+              <w:t xml:space="preserve"> </w:t>
+            </w:r>
+            <w:r>
+              <w:rPr>
+                <w:rStyle w:val="VerbatimChar"/>
+              </w:rPr>
+              <w:t xml:space="preserve">no</w:t>
+            </w:r>
+          </w:p>
+        </w:tc>
+        <w:tc>
+          <w:tcPr/>
+          <w:p>
+            <w:pPr>
+              <w:pStyle w:val="Compact"/>
+            </w:pPr>
+            <w:r>
+              <w:t xml:space="preserve">Показати різницю між</w:t>
+            </w:r>
+            <w:r>
+              <w:t xml:space="preserve"> </w:t>
+            </w:r>
+            <w:r>
+              <w:rPr>
+                <w:rStyle w:val="VerbatimChar"/>
+              </w:rPr>
+              <w:t xml:space="preserve">i</w:t>
+            </w:r>
+            <w:r>
+              <w:t xml:space="preserve">,</w:t>
+            </w:r>
+            <w:r>
+              <w:t xml:space="preserve"> </w:t>
+            </w:r>
+            <w:r>
+              <w:rPr>
+                <w:rStyle w:val="VerbatimChar"/>
+              </w:rPr>
+              <w:t xml:space="preserve">a</w:t>
+            </w:r>
+            <w:r>
+              <w:t xml:space="preserve"> </w:t>
+            </w:r>
+            <w:r>
+              <w:t xml:space="preserve">та</w:t>
+            </w:r>
+            <w:r>
+              <w:t xml:space="preserve"> </w:t>
+            </w:r>
+            <w:r>
+              <w:rPr>
+                <w:rStyle w:val="VerbatimChar"/>
+              </w:rPr>
+              <w:t xml:space="preserve">o</w:t>
+            </w:r>
+            <w:r>
+              <w:t xml:space="preserve"> </w:t>
+            </w:r>
+            <w:r>
+              <w:t xml:space="preserve">у vi</w:t>
+            </w:r>
+          </w:p>
+        </w:tc>
+      </w:tr>
+      <w:tr>
+        <w:tc>
+          <w:tcPr/>
+          <w:p>
+            <w:pPr>
+              <w:pStyle w:val="Compact"/>
+            </w:pPr>
+            <w:r>
+              <w:t xml:space="preserve">7</w:t>
+            </w:r>
+          </w:p>
+        </w:tc>
+        <w:tc>
+          <w:tcPr/>
+          <w:p>
+            <w:pPr>
+              <w:pStyle w:val="Compact"/>
+            </w:pPr>
+            <w:r>
+              <w:rPr>
+                <w:rStyle w:val="VerbatimChar"/>
+              </w:rPr>
+              <w:t xml:space="preserve">hosts</w:t>
+            </w:r>
+            <w:r>
+              <w:t xml:space="preserve">,</w:t>
+            </w:r>
+            <w:r>
+              <w:t xml:space="preserve"> </w:t>
+            </w:r>
+            <w:r>
+              <w:rPr>
+                <w:rStyle w:val="VerbatimChar"/>
+              </w:rPr>
+              <w:t xml:space="preserve">hostname</w:t>
+            </w:r>
+            <w:r>
+              <w:t xml:space="preserve">,</w:t>
+            </w:r>
+            <w:r>
+              <w:t xml:space="preserve"> </w:t>
+            </w:r>
+            <w:r>
+              <w:rPr>
+                <w:rStyle w:val="VerbatimChar"/>
+              </w:rPr>
+              <w:t xml:space="preserve">networks</w:t>
+            </w:r>
+          </w:p>
+        </w:tc>
+        <w:tc>
+          <w:tcPr/>
+          <w:p>
+            <w:pPr>
+              <w:pStyle w:val="Compact"/>
+            </w:pPr>
+            <w:r>
+              <w:rPr>
+                <w:rStyle w:val="VerbatimChar"/>
+              </w:rPr>
+              <w:t xml:space="preserve">host*</w:t>
+            </w:r>
+          </w:p>
+        </w:tc>
+        <w:tc>
+          <w:tcPr/>
+          <w:p>
+            <w:pPr>
+              <w:pStyle w:val="Compact"/>
+            </w:pPr>
+            <w:r>
+              <w:rPr>
+                <w:rStyle w:val="VerbatimChar"/>
+              </w:rPr>
+              <w:t xml:space="preserve">127.0.1.1</w:t>
+            </w:r>
+            <w:r>
+              <w:t xml:space="preserve"> </w:t>
+            </w:r>
+            <w:r>
+              <w:t xml:space="preserve">→</w:t>
+            </w:r>
+            <w:r>
+              <w:t xml:space="preserve"> </w:t>
+            </w:r>
+            <w:r>
+              <w:rPr>
+                <w:rStyle w:val="VerbatimChar"/>
+              </w:rPr>
+              <w:t xml:space="preserve">127.0.1.2</w:t>
+            </w:r>
+          </w:p>
+        </w:tc>
+        <w:tc>
+          <w:tcPr/>
+          <w:p>
+            <w:pPr>
+              <w:pStyle w:val="Compact"/>
+            </w:pPr>
+            <w:r>
+              <w:t xml:space="preserve">Пояснити, навіщо в mc порівняння каталогів</w:t>
+            </w:r>
+          </w:p>
+        </w:tc>
+      </w:tr>
+      <w:tr>
+        <w:tc>
+          <w:tcPr/>
+          <w:p>
+            <w:pPr>
+              <w:pStyle w:val="Compact"/>
+            </w:pPr>
+            <w:r>
+              <w:t xml:space="preserve">8</w:t>
+            </w:r>
+          </w:p>
+        </w:tc>
+        <w:tc>
+          <w:tcPr/>
+          <w:p>
+            <w:pPr>
+              <w:pStyle w:val="Compact"/>
+            </w:pPr>
+            <w:r>
+              <w:rPr>
+                <w:rStyle w:val="VerbatimChar"/>
+              </w:rPr>
+              <w:t xml:space="preserve">logrotate.conf</w:t>
+            </w:r>
+            <w:r>
+              <w:t xml:space="preserve">,</w:t>
+            </w:r>
+            <w:r>
+              <w:t xml:space="preserve"> </w:t>
+            </w:r>
+            <w:r>
+              <w:rPr>
+                <w:rStyle w:val="VerbatimChar"/>
+              </w:rPr>
+              <w:t xml:space="preserve">rsyslog.conf</w:t>
+            </w:r>
+          </w:p>
+        </w:tc>
+        <w:tc>
+          <w:tcPr/>
+          <w:p>
+            <w:pPr>
+              <w:pStyle w:val="Compact"/>
+            </w:pPr>
+            <w:r>
+              <w:rPr>
+                <w:rStyle w:val="VerbatimChar"/>
+              </w:rPr>
+              <w:t xml:space="preserve">*.conf</w:t>
+            </w:r>
+          </w:p>
+        </w:tc>
+        <w:tc>
+          <w:tcPr/>
+          <w:p>
+            <w:pPr>
+              <w:pStyle w:val="Compact"/>
+            </w:pPr>
+            <w:r>
+              <w:rPr>
+                <w:rStyle w:val="VerbatimChar"/>
+              </w:rPr>
+              <w:t xml:space="preserve">weekly</w:t>
+            </w:r>
+            <w:r>
+              <w:t xml:space="preserve"> </w:t>
+            </w:r>
+            <w:r>
+              <w:t xml:space="preserve">→</w:t>
+            </w:r>
+            <w:r>
+              <w:t xml:space="preserve"> </w:t>
+            </w:r>
+            <w:r>
+              <w:rPr>
+                <w:rStyle w:val="VerbatimChar"/>
+              </w:rPr>
+              <w:t xml:space="preserve">daily</w:t>
+            </w:r>
+          </w:p>
+        </w:tc>
+        <w:tc>
+          <w:tcPr/>
+          <w:p>
+            <w:pPr>
+              <w:pStyle w:val="Compact"/>
+            </w:pPr>
+            <w:r>
+              <w:t xml:space="preserve">Пояснити дію команди</w:t>
+            </w:r>
+            <w:r>
+              <w:t xml:space="preserve"> </w:t>
+            </w:r>
+            <w:r>
+              <w:rPr>
+                <w:rStyle w:val="VerbatimChar"/>
+              </w:rPr>
+              <w:t xml:space="preserve">.</w:t>
+            </w:r>
+            <w:r>
+              <w:t xml:space="preserve"> </w:t>
+            </w:r>
+            <w:r>
+              <w:t xml:space="preserve">у vi</w:t>
+            </w:r>
+          </w:p>
+        </w:tc>
+      </w:tr>
+      <w:tr>
+        <w:tc>
+          <w:tcPr/>
+          <w:p>
+            <w:pPr>
+              <w:pStyle w:val="Compact"/>
+            </w:pPr>
+            <w:r>
+              <w:t xml:space="preserve">9</w:t>
+            </w:r>
+          </w:p>
+        </w:tc>
+        <w:tc>
+          <w:tcPr/>
+          <w:p>
+            <w:pPr>
+              <w:pStyle w:val="Compact"/>
+            </w:pPr>
+            <w:r>
+              <w:rPr>
+                <w:rStyle w:val="VerbatimChar"/>
+              </w:rPr>
+              <w:t xml:space="preserve">nsswitch.conf</w:t>
+            </w:r>
+            <w:r>
+              <w:t xml:space="preserve">,</w:t>
+            </w:r>
+            <w:r>
+              <w:t xml:space="preserve"> </w:t>
+            </w:r>
+            <w:r>
+              <w:rPr>
+                <w:rStyle w:val="VerbatimChar"/>
+              </w:rPr>
+              <w:t xml:space="preserve">resolv.conf</w:t>
+            </w:r>
+          </w:p>
+        </w:tc>
+        <w:tc>
+          <w:tcPr/>
+          <w:p>
+            <w:pPr>
+              <w:pStyle w:val="Compact"/>
+            </w:pPr>
+            <w:r>
+              <w:rPr>
+                <w:rStyle w:val="VerbatimChar"/>
+              </w:rPr>
+              <w:t xml:space="preserve">*.conf</w:t>
+            </w:r>
+          </w:p>
+        </w:tc>
+        <w:tc>
+          <w:tcPr/>
+          <w:p>
+            <w:pPr>
+              <w:pStyle w:val="Compact"/>
+            </w:pPr>
+            <w:r>
+              <w:rPr>
+                <w:rStyle w:val="VerbatimChar"/>
+              </w:rPr>
+              <w:t xml:space="preserve">nameserver 127.0.0.53</w:t>
+            </w:r>
+            <w:r>
+              <w:t xml:space="preserve"> </w:t>
+            </w:r>
+            <w:r>
+              <w:t xml:space="preserve">→</w:t>
+            </w:r>
+            <w:r>
+              <w:t xml:space="preserve"> </w:t>
+            </w:r>
+            <w:r>
+              <w:rPr>
+                <w:rStyle w:val="VerbatimChar"/>
+              </w:rPr>
+              <w:t xml:space="preserve">8.8.8.8</w:t>
+            </w:r>
+          </w:p>
+        </w:tc>
+        <w:tc>
+          <w:tcPr/>
+          <w:p>
+            <w:pPr>
+              <w:pStyle w:val="Compact"/>
+            </w:pPr>
+            <w:r>
+              <w:t xml:space="preserve">Показати, як у vi замінити з підтвердженням</w:t>
+            </w:r>
+          </w:p>
+        </w:tc>
+      </w:tr>
+      <w:tr>
+        <w:tc>
+          <w:tcPr/>
+          <w:p>
+            <w:pPr>
+              <w:pStyle w:val="Compact"/>
+            </w:pPr>
+            <w:r>
+              <w:t xml:space="preserve">10</w:t>
+            </w:r>
+          </w:p>
+        </w:tc>
+        <w:tc>
+          <w:tcPr/>
+          <w:p>
+            <w:pPr>
+              <w:pStyle w:val="Compact"/>
+            </w:pPr>
+            <w:r>
+              <w:rPr>
+                <w:rStyle w:val="VerbatimChar"/>
+              </w:rPr>
+              <w:t xml:space="preserve">profile</w:t>
+            </w:r>
+            <w:r>
+              <w:t xml:space="preserve">,</w:t>
+            </w:r>
+            <w:r>
+              <w:t xml:space="preserve"> </w:t>
+            </w:r>
+            <w:r>
+              <w:rPr>
+                <w:rStyle w:val="VerbatimChar"/>
+              </w:rPr>
+              <w:t xml:space="preserve">environment</w:t>
+            </w:r>
+            <w:r>
+              <w:t xml:space="preserve">,</w:t>
+            </w:r>
+            <w:r>
+              <w:t xml:space="preserve"> </w:t>
+            </w:r>
+            <w:r>
+              <w:rPr>
+                <w:rStyle w:val="VerbatimChar"/>
+              </w:rPr>
+              <w:t xml:space="preserve">hosts</w:t>
+            </w:r>
+          </w:p>
+        </w:tc>
+        <w:tc>
+          <w:tcPr/>
+          <w:p>
+            <w:pPr>
+              <w:pStyle w:val="Compact"/>
+            </w:pPr>
+            <w:r>
+              <w:rPr>
+                <w:rStyle w:val="VerbatimChar"/>
+              </w:rPr>
+              <w:t xml:space="preserve">*env*</w:t>
+            </w:r>
+          </w:p>
+        </w:tc>
+        <w:tc>
+          <w:tcPr/>
+          <w:p>
+            <w:pPr>
+              <w:pStyle w:val="Compact"/>
+            </w:pPr>
+            <w:r>
+              <w:rPr>
+                <w:rStyle w:val="VerbatimChar"/>
+              </w:rPr>
+              <w:t xml:space="preserve">PATH</w:t>
+            </w:r>
+            <w:r>
+              <w:t xml:space="preserve"> </w:t>
+            </w:r>
+            <w:r>
+              <w:t xml:space="preserve">→ додати власний каталог</w:t>
+            </w:r>
+          </w:p>
+        </w:tc>
+        <w:tc>
+          <w:tcPr/>
+          <w:p>
+            <w:pPr>
+              <w:pStyle w:val="Compact"/>
+            </w:pPr>
+            <w:r>
+              <w:t xml:space="preserve">Пояснити, чому редагувати системні файли краще на копії</w:t>
+            </w:r>
+          </w:p>
+        </w:tc>
+      </w:tr>
+      <w:tr>
+        <w:tc>
+          <w:tcPr/>
+          <w:p>
+            <w:pPr>
+              <w:pStyle w:val="Compact"/>
+            </w:pPr>
+            <w:r>
+              <w:t xml:space="preserve">11</w:t>
+            </w:r>
+          </w:p>
+        </w:tc>
+        <w:tc>
+          <w:tcPr/>
+          <w:p>
+            <w:pPr>
+              <w:pStyle w:val="Compact"/>
+            </w:pPr>
+            <w:r>
+              <w:rPr>
+                <w:rStyle w:val="VerbatimChar"/>
+              </w:rPr>
+              <w:t xml:space="preserve">sshd_config</w:t>
+            </w:r>
+            <w:r>
+              <w:t xml:space="preserve">,</w:t>
+            </w:r>
+            <w:r>
+              <w:t xml:space="preserve"> </w:t>
+            </w:r>
+            <w:r>
+              <w:rPr>
+                <w:rStyle w:val="VerbatimChar"/>
+              </w:rPr>
+              <w:t xml:space="preserve">ssh_config</w:t>
+            </w:r>
+          </w:p>
+        </w:tc>
+        <w:tc>
+          <w:tcPr/>
+          <w:p>
+            <w:pPr>
+              <w:pStyle w:val="Compact"/>
+            </w:pPr>
+            <w:r>
+              <w:rPr>
+                <w:rStyle w:val="VerbatimChar"/>
+              </w:rPr>
+              <w:t xml:space="preserve">ssh*</w:t>
+            </w:r>
+          </w:p>
+        </w:tc>
+        <w:tc>
+          <w:tcPr/>
+          <w:p>
+            <w:pPr>
+              <w:pStyle w:val="Compact"/>
+            </w:pPr>
+            <w:r>
+              <w:rPr>
+                <w:rStyle w:val="VerbatimChar"/>
+              </w:rPr>
+              <w:t xml:space="preserve">#MaxAuthTries 6</w:t>
+            </w:r>
+            <w:r>
+              <w:t xml:space="preserve"> </w:t>
+            </w:r>
+            <w:r>
+              <w:t xml:space="preserve">→</w:t>
+            </w:r>
+            <w:r>
+              <w:t xml:space="preserve"> </w:t>
+            </w:r>
+            <w:r>
+              <w:rPr>
+                <w:rStyle w:val="VerbatimChar"/>
+              </w:rPr>
+              <w:t xml:space="preserve">MaxAuthTries 3</w:t>
+            </w:r>
+          </w:p>
+        </w:tc>
+        <w:tc>
+          <w:tcPr/>
+          <w:p>
+            <w:pPr>
+              <w:pStyle w:val="Compact"/>
+            </w:pPr>
+            <w:r>
+              <w:t xml:space="preserve">Пояснити призначення клавіші</w:t>
+            </w:r>
+            <w:r>
+              <w:t xml:space="preserve"> </w:t>
+            </w:r>
+            <w:r>
+              <w:rPr>
+                <w:rStyle w:val="VerbatimChar"/>
+              </w:rPr>
+              <w:t xml:space="preserve">Insert</w:t>
+            </w:r>
+            <w:r>
+              <w:t xml:space="preserve"> </w:t>
+            </w:r>
+            <w:r>
+              <w:t xml:space="preserve">у mc</w:t>
+            </w:r>
+          </w:p>
+        </w:tc>
+      </w:tr>
+      <w:tr>
+        <w:tc>
+          <w:tcPr/>
+          <w:p>
+            <w:pPr>
+              <w:pStyle w:val="Compact"/>
+            </w:pPr>
+            <w:r>
+              <w:t xml:space="preserve">12</w:t>
+            </w:r>
+          </w:p>
+        </w:tc>
+        <w:tc>
+          <w:tcPr/>
+          <w:p>
+            <w:pPr>
+              <w:pStyle w:val="Compact"/>
+            </w:pPr>
+            <w:r>
+              <w:rPr>
+                <w:rStyle w:val="VerbatimChar"/>
+              </w:rPr>
+              <w:t xml:space="preserve">fstab</w:t>
+            </w:r>
+            <w:r>
+              <w:t xml:space="preserve">,</w:t>
+            </w:r>
+            <w:r>
+              <w:t xml:space="preserve"> </w:t>
+            </w:r>
+            <w:r>
+              <w:rPr>
+                <w:rStyle w:val="VerbatimChar"/>
+              </w:rPr>
+              <w:t xml:space="preserve">mtab</w:t>
+            </w:r>
+            <w:r>
+              <w:t xml:space="preserve">,</w:t>
+            </w:r>
+            <w:r>
+              <w:t xml:space="preserve"> </w:t>
+            </w:r>
+            <w:r>
+              <w:rPr>
+                <w:rStyle w:val="VerbatimChar"/>
+              </w:rPr>
+              <w:t xml:space="preserve">hosts</w:t>
+            </w:r>
+          </w:p>
+        </w:tc>
+        <w:tc>
+          <w:tcPr/>
+          <w:p>
+            <w:pPr>
+              <w:pStyle w:val="Compact"/>
+            </w:pPr>
+            <w:r>
+              <w:rPr>
+                <w:rStyle w:val="VerbatimChar"/>
+              </w:rPr>
+              <w:t xml:space="preserve">*tab</w:t>
+            </w:r>
+          </w:p>
+        </w:tc>
+        <w:tc>
+          <w:tcPr/>
+          <w:p>
+            <w:pPr>
+              <w:pStyle w:val="Compact"/>
+            </w:pPr>
+            <w:r>
+              <w:rPr>
+                <w:rStyle w:val="VerbatimChar"/>
+              </w:rPr>
+              <w:t xml:space="preserve">errors=remount-ro</w:t>
+            </w:r>
+            <w:r>
+              <w:t xml:space="preserve"> </w:t>
+            </w:r>
+            <w:r>
+              <w:t xml:space="preserve">→</w:t>
+            </w:r>
+            <w:r>
+              <w:t xml:space="preserve"> </w:t>
+            </w:r>
+            <w:r>
+              <w:rPr>
+                <w:rStyle w:val="VerbatimChar"/>
+              </w:rPr>
+              <w:t xml:space="preserve">errors=continue</w:t>
+            </w:r>
+          </w:p>
+        </w:tc>
+        <w:tc>
+          <w:tcPr/>
+          <w:p>
+            <w:pPr>
+              <w:pStyle w:val="Compact"/>
+            </w:pPr>
+            <w:r>
+              <w:t xml:space="preserve">Показати, як у vi скопіювати й вставити три рядки</w:t>
+            </w:r>
+          </w:p>
+        </w:tc>
+      </w:tr>
+      <w:tr>
+        <w:tc>
+          <w:tcPr/>
+          <w:p>
+            <w:pPr>
+              <w:pStyle w:val="Compact"/>
+            </w:pPr>
+            <w:r>
+              <w:t xml:space="preserve">13</w:t>
+            </w:r>
+          </w:p>
+        </w:tc>
+        <w:tc>
+          <w:tcPr/>
+          <w:p>
+            <w:pPr>
+              <w:pStyle w:val="Compact"/>
+            </w:pPr>
+            <w:r>
+              <w:rPr>
+                <w:rStyle w:val="VerbatimChar"/>
+              </w:rPr>
+              <w:t xml:space="preserve">crontab</w:t>
+            </w:r>
+            <w:r>
+              <w:t xml:space="preserve">,</w:t>
+            </w:r>
+            <w:r>
+              <w:t xml:space="preserve"> </w:t>
+            </w:r>
+            <w:r>
+              <w:rPr>
+                <w:rStyle w:val="VerbatimChar"/>
+              </w:rPr>
+              <w:t xml:space="preserve">anacrontab</w:t>
+            </w:r>
+          </w:p>
+        </w:tc>
+        <w:tc>
+          <w:tcPr/>
+          <w:p>
+            <w:pPr>
+              <w:pStyle w:val="Compact"/>
+            </w:pPr>
+            <w:r>
+              <w:rPr>
+                <w:rStyle w:val="VerbatimChar"/>
+              </w:rPr>
+              <w:t xml:space="preserve">*cron*</w:t>
+            </w:r>
+          </w:p>
+        </w:tc>
+        <w:tc>
+          <w:tcPr/>
+          <w:p>
+            <w:pPr>
+              <w:pStyle w:val="Compact"/>
+            </w:pPr>
+            <w:r>
+              <w:rPr>
+                <w:rStyle w:val="VerbatimChar"/>
+              </w:rPr>
+              <w:t xml:space="preserve">25 6</w:t>
+            </w:r>
+            <w:r>
+              <w:t xml:space="preserve"> </w:t>
+            </w:r>
+            <w:r>
+              <w:t xml:space="preserve">→</w:t>
+            </w:r>
+            <w:r>
+              <w:t xml:space="preserve"> </w:t>
+            </w:r>
+            <w:r>
+              <w:rPr>
+                <w:rStyle w:val="VerbatimChar"/>
+              </w:rPr>
+              <w:t xml:space="preserve">30 5</w:t>
+            </w:r>
+          </w:p>
+        </w:tc>
+        <w:tc>
+          <w:tcPr/>
+          <w:p>
+            <w:pPr>
+              <w:pStyle w:val="Compact"/>
+            </w:pPr>
+            <w:r>
+              <w:t xml:space="preserve">Пояснити, що показує</w:t>
+            </w:r>
+            <w:r>
+              <w:t xml:space="preserve"> </w:t>
+            </w:r>
+            <w:r>
+              <w:rPr>
+                <w:rStyle w:val="VerbatimChar"/>
+              </w:rPr>
+              <w:t xml:space="preserve">:set number</w:t>
+            </w:r>
+          </w:p>
+        </w:tc>
+      </w:tr>
+      <w:tr>
+        <w:tc>
+          <w:tcPr/>
+          <w:p>
+            <w:pPr>
+              <w:pStyle w:val="Compact"/>
+            </w:pPr>
+            <w:r>
+              <w:t xml:space="preserve">14</w:t>
+            </w:r>
+          </w:p>
+        </w:tc>
+        <w:tc>
+          <w:tcPr/>
+          <w:p>
+            <w:pPr>
+              <w:pStyle w:val="Compact"/>
+            </w:pPr>
+            <w:r>
+              <w:rPr>
+                <w:rStyle w:val="VerbatimChar"/>
+              </w:rPr>
+              <w:t xml:space="preserve">bash.bashrc</w:t>
+            </w:r>
+            <w:r>
+              <w:t xml:space="preserve">,</w:t>
+            </w:r>
+            <w:r>
+              <w:t xml:space="preserve"> </w:t>
+            </w:r>
+            <w:r>
+              <w:rPr>
+                <w:rStyle w:val="VerbatimChar"/>
+              </w:rPr>
+              <w:t xml:space="preserve">profile</w:t>
+            </w:r>
+          </w:p>
+        </w:tc>
+        <w:tc>
+          <w:tcPr/>
+          <w:p>
+            <w:pPr>
+              <w:pStyle w:val="Compact"/>
+            </w:pPr>
+            <w:r>
+              <w:rPr>
+                <w:rStyle w:val="VerbatimChar"/>
+              </w:rPr>
+              <w:t xml:space="preserve">*rc*</w:t>
+            </w:r>
+          </w:p>
+        </w:tc>
+        <w:tc>
+          <w:tcPr/>
+          <w:p>
+            <w:pPr>
+              <w:pStyle w:val="Compact"/>
+            </w:pPr>
+            <w:r>
+              <w:rPr>
+                <w:rStyle w:val="VerbatimChar"/>
+              </w:rPr>
+              <w:t xml:space="preserve">HISTSIZE=1000</w:t>
+            </w:r>
+            <w:r>
+              <w:t xml:space="preserve"> </w:t>
+            </w:r>
+            <w:r>
+              <w:t xml:space="preserve">→</w:t>
+            </w:r>
+            <w:r>
+              <w:t xml:space="preserve"> </w:t>
+            </w:r>
+            <w:r>
+              <w:rPr>
+                <w:rStyle w:val="VerbatimChar"/>
+              </w:rPr>
+              <w:t xml:space="preserve">HISTSIZE=5000</w:t>
+            </w:r>
+          </w:p>
+        </w:tc>
+        <w:tc>
+          <w:tcPr/>
+          <w:p>
+            <w:pPr>
+              <w:pStyle w:val="Compact"/>
+            </w:pPr>
+            <w:r>
+              <w:t xml:space="preserve">Пояснити, як зберегти файл під іншим іменем у vi</w:t>
+            </w:r>
+          </w:p>
+        </w:tc>
+      </w:tr>
+      <w:tr>
+        <w:tc>
+          <w:tcPr/>
+          <w:p>
+            <w:pPr>
+              <w:pStyle w:val="Compact"/>
+            </w:pPr>
+            <w:r>
+              <w:t xml:space="preserve">15</w:t>
+            </w:r>
+          </w:p>
+        </w:tc>
+        <w:tc>
+          <w:tcPr/>
+          <w:p>
+            <w:pPr>
+              <w:pStyle w:val="Compact"/>
+            </w:pPr>
+            <w:r>
+              <w:rPr>
+                <w:rStyle w:val="VerbatimChar"/>
+              </w:rPr>
+              <w:t xml:space="preserve">sysctl.conf</w:t>
+            </w:r>
+            <w:r>
+              <w:t xml:space="preserve">,</w:t>
+            </w:r>
+            <w:r>
+              <w:t xml:space="preserve"> </w:t>
+            </w:r>
+            <w:r>
+              <w:rPr>
+                <w:rStyle w:val="VerbatimChar"/>
+              </w:rPr>
+              <w:t xml:space="preserve">limits.conf</w:t>
+            </w:r>
+          </w:p>
+        </w:tc>
+        <w:tc>
+          <w:tcPr/>
+          <w:p>
+            <w:pPr>
+              <w:pStyle w:val="Compact"/>
+            </w:pPr>
+            <w:r>
+              <w:rPr>
+                <w:rStyle w:val="VerbatimChar"/>
+              </w:rPr>
+              <w:t xml:space="preserve">*.conf</w:t>
+            </w:r>
+          </w:p>
+        </w:tc>
+        <w:tc>
+          <w:tcPr/>
+          <w:p>
+            <w:pPr>
+              <w:pStyle w:val="Compact"/>
+            </w:pPr>
+            <w:r>
+              <w:rPr>
+                <w:rStyle w:val="VerbatimChar"/>
+              </w:rPr>
+              <w:t xml:space="preserve">#kernel.sysrq</w:t>
+            </w:r>
+            <w:r>
+              <w:t xml:space="preserve"> </w:t>
+            </w:r>
+            <w:r>
+              <w:t xml:space="preserve">→ без</w:t>
+            </w:r>
+            <w:r>
+              <w:t xml:space="preserve"> </w:t>
+            </w:r>
+            <w:r>
+              <w:rPr>
+                <w:rStyle w:val="VerbatimChar"/>
+              </w:rPr>
+              <w:t xml:space="preserve">#</w:t>
+            </w:r>
+          </w:p>
+        </w:tc>
+        <w:tc>
+          <w:tcPr/>
+          <w:p>
+            <w:pPr>
+              <w:pStyle w:val="Compact"/>
+            </w:pPr>
+            <w:r>
+              <w:t xml:space="preserve">Показати пошук файлу засобами меню mc</w:t>
+            </w:r>
+          </w:p>
+        </w:tc>
+      </w:tr>
+      <w:tr>
+        <w:tc>
+          <w:tcPr/>
+          <w:p>
+            <w:pPr>
+              <w:pStyle w:val="Compact"/>
+            </w:pPr>
+            <w:r>
+              <w:t xml:space="preserve">16</w:t>
+            </w:r>
+          </w:p>
+        </w:tc>
+        <w:tc>
+          <w:tcPr/>
+          <w:p>
+            <w:pPr>
+              <w:pStyle w:val="Compact"/>
+            </w:pPr>
+            <w:r>
+              <w:rPr>
+                <w:rStyle w:val="VerbatimChar"/>
+              </w:rPr>
+              <w:t xml:space="preserve">hosts</w:t>
+            </w:r>
+            <w:r>
+              <w:t xml:space="preserve">,</w:t>
+            </w:r>
+            <w:r>
+              <w:t xml:space="preserve"> </w:t>
+            </w:r>
+            <w:r>
+              <w:rPr>
+                <w:rStyle w:val="VerbatimChar"/>
+              </w:rPr>
+              <w:t xml:space="preserve">hosts.allow</w:t>
+            </w:r>
+            <w:r>
+              <w:t xml:space="preserve">,</w:t>
+            </w:r>
+            <w:r>
+              <w:t xml:space="preserve"> </w:t>
+            </w:r>
+            <w:r>
+              <w:rPr>
+                <w:rStyle w:val="VerbatimChar"/>
+              </w:rPr>
+              <w:t xml:space="preserve">hosts.deny</w:t>
+            </w:r>
+          </w:p>
+        </w:tc>
+        <w:tc>
+          <w:tcPr/>
+          <w:p>
+            <w:pPr>
+              <w:pStyle w:val="Compact"/>
+            </w:pPr>
+            <w:r>
+              <w:rPr>
+                <w:rStyle w:val="VerbatimChar"/>
+              </w:rPr>
+              <w:t xml:space="preserve">hosts*</w:t>
+            </w:r>
+          </w:p>
+        </w:tc>
+        <w:tc>
+          <w:tcPr/>
+          <w:p>
+            <w:pPr>
+              <w:pStyle w:val="Compact"/>
+            </w:pPr>
+            <w:r>
+              <w:rPr>
+                <w:rStyle w:val="VerbatimChar"/>
+              </w:rPr>
+              <w:t xml:space="preserve">ALL: ALL</w:t>
+            </w:r>
+            <w:r>
+              <w:t xml:space="preserve"> </w:t>
+            </w:r>
+            <w:r>
+              <w:t xml:space="preserve">→</w:t>
+            </w:r>
+            <w:r>
+              <w:t xml:space="preserve"> </w:t>
+            </w:r>
+            <w:r>
+              <w:rPr>
+                <w:rStyle w:val="VerbatimChar"/>
+              </w:rPr>
+              <w:t xml:space="preserve">sshd: 192.168.1.</w:t>
+            </w:r>
+          </w:p>
+        </w:tc>
+        <w:tc>
+          <w:tcPr/>
+          <w:p>
+            <w:pPr>
+              <w:pStyle w:val="Compact"/>
+            </w:pPr>
+            <w:r>
+              <w:t xml:space="preserve">Пояснити, чим mcedit зручніший, а vi — надійніший</w:t>
+            </w:r>
+          </w:p>
+        </w:tc>
+      </w:tr>
+      <w:tr>
+        <w:tc>
+          <w:tcPr/>
+          <w:p>
+            <w:pPr>
+              <w:pStyle w:val="Compact"/>
+            </w:pPr>
+            <w:r>
+              <w:t xml:space="preserve">17</w:t>
+            </w:r>
+          </w:p>
+        </w:tc>
+        <w:tc>
+          <w:tcPr/>
+          <w:p>
+            <w:pPr>
+              <w:pStyle w:val="Compact"/>
+            </w:pPr>
+            <w:r>
+              <w:rPr>
+                <w:rStyle w:val="VerbatimChar"/>
+              </w:rPr>
+              <w:t xml:space="preserve">sshd_config</w:t>
+            </w:r>
+            <w:r>
+              <w:t xml:space="preserve">,</w:t>
+            </w:r>
+            <w:r>
+              <w:t xml:space="preserve"> </w:t>
+            </w:r>
+            <w:r>
+              <w:rPr>
+                <w:rStyle w:val="VerbatimChar"/>
+              </w:rPr>
+              <w:t xml:space="preserve">sudoers</w:t>
+            </w:r>
+          </w:p>
+        </w:tc>
+        <w:tc>
+          <w:tcPr/>
+          <w:p>
+            <w:pPr>
+              <w:pStyle w:val="Compact"/>
+            </w:pPr>
+            <w:r>
+              <w:rPr>
+                <w:rStyle w:val="VerbatimChar"/>
+              </w:rPr>
+              <w:t xml:space="preserve">*config*</w:t>
+            </w:r>
+          </w:p>
+        </w:tc>
+        <w:tc>
+          <w:tcPr/>
+          <w:p>
+            <w:pPr>
+              <w:pStyle w:val="Compact"/>
+            </w:pPr>
+            <w:r>
+              <w:rPr>
+                <w:rStyle w:val="VerbatimChar"/>
+              </w:rPr>
+              <w:t xml:space="preserve">#ClientAliveInterval 0</w:t>
+            </w:r>
+            <w:r>
+              <w:t xml:space="preserve"> </w:t>
+            </w:r>
+            <w:r>
+              <w:t xml:space="preserve">→</w:t>
+            </w:r>
+            <w:r>
+              <w:t xml:space="preserve"> </w:t>
+            </w:r>
+            <w:r>
+              <w:rPr>
+                <w:rStyle w:val="VerbatimChar"/>
+              </w:rPr>
+              <w:t xml:space="preserve">300</w:t>
+            </w:r>
+          </w:p>
+        </w:tc>
+        <w:tc>
+          <w:tcPr/>
+          <w:p>
+            <w:pPr>
+              <w:pStyle w:val="Compact"/>
+            </w:pPr>
+            <w:r>
+              <w:t xml:space="preserve">Пояснити, чому</w:t>
+            </w:r>
+            <w:r>
+              <w:t xml:space="preserve"> </w:t>
+            </w:r>
+            <w:r>
+              <w:rPr>
+                <w:rStyle w:val="VerbatimChar"/>
+              </w:rPr>
+              <w:t xml:space="preserve">sudoers</w:t>
+            </w:r>
+            <w:r>
+              <w:t xml:space="preserve"> </w:t>
+            </w:r>
+            <w:r>
+              <w:t xml:space="preserve">редагують через</w:t>
+            </w:r>
+            <w:r>
+              <w:t xml:space="preserve"> </w:t>
+            </w:r>
+            <w:r>
+              <w:rPr>
+                <w:rStyle w:val="VerbatimChar"/>
+              </w:rPr>
+              <w:t xml:space="preserve">visudo</w:t>
+            </w:r>
+          </w:p>
+        </w:tc>
+      </w:tr>
+      <w:tr>
+        <w:tc>
+          <w:tcPr/>
+          <w:p>
+            <w:pPr>
+              <w:pStyle w:val="Compact"/>
+            </w:pPr>
+            <w:r>
+              <w:t xml:space="preserve">18</w:t>
+            </w:r>
+          </w:p>
+        </w:tc>
+        <w:tc>
+          <w:tcPr/>
+          <w:p>
+            <w:pPr>
+              <w:pStyle w:val="Compact"/>
+            </w:pPr>
+            <w:r>
+              <w:rPr>
+                <w:rStyle w:val="VerbatimChar"/>
+              </w:rPr>
+              <w:t xml:space="preserve">fstab</w:t>
+            </w:r>
+            <w:r>
+              <w:t xml:space="preserve">,</w:t>
+            </w:r>
+            <w:r>
+              <w:t xml:space="preserve"> </w:t>
+            </w:r>
+            <w:r>
+              <w:rPr>
+                <w:rStyle w:val="VerbatimChar"/>
+              </w:rPr>
+              <w:t xml:space="preserve">resolv.conf</w:t>
+            </w:r>
+          </w:p>
+        </w:tc>
+        <w:tc>
+          <w:tcPr/>
+          <w:p>
+            <w:pPr>
+              <w:pStyle w:val="Compact"/>
+            </w:pPr>
+            <w:r>
+              <w:rPr>
+                <w:rStyle w:val="VerbatimChar"/>
+              </w:rPr>
+              <w:t xml:space="preserve">*.conf</w:t>
+            </w:r>
+          </w:p>
+        </w:tc>
+        <w:tc>
+          <w:tcPr/>
+          <w:p>
+            <w:pPr>
+              <w:pStyle w:val="Compact"/>
+            </w:pPr>
+            <w:r>
+              <w:rPr>
+                <w:rStyle w:val="VerbatimChar"/>
+              </w:rPr>
+              <w:t xml:space="preserve">options</w:t>
+            </w:r>
+            <w:r>
+              <w:t xml:space="preserve"> </w:t>
+            </w:r>
+            <w:r>
+              <w:t xml:space="preserve">→</w:t>
+            </w:r>
+            <w:r>
+              <w:t xml:space="preserve"> </w:t>
+            </w:r>
+            <w:r>
+              <w:rPr>
+                <w:rStyle w:val="VerbatimChar"/>
+              </w:rPr>
+              <w:t xml:space="preserve">options timeout:2</w:t>
+            </w:r>
+          </w:p>
+        </w:tc>
+        <w:tc>
+          <w:tcPr/>
+          <w:p>
+            <w:pPr>
+              <w:pStyle w:val="Compact"/>
+            </w:pPr>
+            <w:r>
+              <w:t xml:space="preserve">Показати роботу команди</w:t>
+            </w:r>
+            <w:r>
+              <w:t xml:space="preserve"> </w:t>
+            </w:r>
+            <w:r>
+              <w:rPr>
+                <w:rStyle w:val="VerbatimChar"/>
+              </w:rPr>
+              <w:t xml:space="preserve">u</w:t>
+            </w:r>
+            <w:r>
+              <w:t xml:space="preserve"> </w:t>
+            </w:r>
+            <w:r>
+              <w:t xml:space="preserve">та</w:t>
+            </w:r>
+            <w:r>
+              <w:t xml:space="preserve"> </w:t>
+            </w:r>
+            <w:r>
+              <w:rPr>
+                <w:rStyle w:val="VerbatimChar"/>
+              </w:rPr>
+              <w:t xml:space="preserve">Ctrl+r</w:t>
+            </w:r>
+          </w:p>
+        </w:tc>
+      </w:tr>
+      <w:tr>
+        <w:tc>
+          <w:tcPr/>
+          <w:p>
+            <w:pPr>
+              <w:pStyle w:val="Compact"/>
+            </w:pPr>
+            <w:r>
+              <w:t xml:space="preserve">19</w:t>
+            </w:r>
+          </w:p>
+        </w:tc>
+        <w:tc>
+          <w:tcPr/>
+          <w:p>
+            <w:pPr>
+              <w:pStyle w:val="Compact"/>
+            </w:pPr>
+            <w:r>
+              <w:rPr>
+                <w:rStyle w:val="VerbatimChar"/>
+              </w:rPr>
+              <w:t xml:space="preserve">login.defs</w:t>
+            </w:r>
+            <w:r>
+              <w:t xml:space="preserve">,</w:t>
+            </w:r>
+            <w:r>
+              <w:t xml:space="preserve"> </w:t>
+            </w:r>
+            <w:r>
+              <w:rPr>
+                <w:rStyle w:val="VerbatimChar"/>
+              </w:rPr>
+              <w:t xml:space="preserve">adduser.conf</w:t>
+            </w:r>
+          </w:p>
+        </w:tc>
+        <w:tc>
+          <w:tcPr/>
+          <w:p>
+            <w:pPr>
+              <w:pStyle w:val="Compact"/>
+            </w:pPr>
+            <w:r>
+              <w:rPr>
+                <w:rStyle w:val="VerbatimChar"/>
+              </w:rPr>
+              <w:t xml:space="preserve">*.conf</w:t>
+            </w:r>
+          </w:p>
+        </w:tc>
+        <w:tc>
+          <w:tcPr/>
+          <w:p>
+            <w:pPr>
+              <w:pStyle w:val="Compact"/>
+            </w:pPr>
+            <w:r>
+              <w:rPr>
+                <w:rStyle w:val="VerbatimChar"/>
+              </w:rPr>
+              <w:t xml:space="preserve">PASS_MAX_DAYS 99999</w:t>
+            </w:r>
+            <w:r>
+              <w:t xml:space="preserve"> </w:t>
+            </w:r>
+            <w:r>
+              <w:t xml:space="preserve">→</w:t>
+            </w:r>
+            <w:r>
+              <w:t xml:space="preserve"> </w:t>
+            </w:r>
+            <w:r>
+              <w:rPr>
+                <w:rStyle w:val="VerbatimChar"/>
+              </w:rPr>
+              <w:t xml:space="preserve">90</w:t>
+            </w:r>
+          </w:p>
+        </w:tc>
+        <w:tc>
+          <w:tcPr/>
+          <w:p>
+            <w:pPr>
+              <w:pStyle w:val="Compact"/>
+            </w:pPr>
+            <w:r>
+              <w:t xml:space="preserve">Пояснити комбінацію «кількість + дія + об’єкт» у vi</w:t>
+            </w:r>
+          </w:p>
+        </w:tc>
+      </w:tr>
+      <w:tr>
+        <w:tc>
+          <w:tcPr/>
+          <w:p>
+            <w:pPr>
+              <w:pStyle w:val="Compact"/>
+            </w:pPr>
+            <w:r>
+              <w:t xml:space="preserve">20</w:t>
+            </w:r>
+          </w:p>
+        </w:tc>
+        <w:tc>
+          <w:tcPr/>
+          <w:p>
+            <w:pPr>
+              <w:pStyle w:val="Compact"/>
+            </w:pPr>
+            <w:r>
+              <w:rPr>
+                <w:rStyle w:val="VerbatimChar"/>
+              </w:rPr>
+              <w:t xml:space="preserve">motd</w:t>
+            </w:r>
+            <w:r>
+              <w:t xml:space="preserve">,</w:t>
+            </w:r>
+            <w:r>
+              <w:t xml:space="preserve"> </w:t>
+            </w:r>
+            <w:r>
+              <w:rPr>
+                <w:rStyle w:val="VerbatimChar"/>
+              </w:rPr>
+              <w:t xml:space="preserve">issue</w:t>
+            </w:r>
+            <w:r>
+              <w:t xml:space="preserve">,</w:t>
+            </w:r>
+            <w:r>
+              <w:t xml:space="preserve"> </w:t>
+            </w:r>
+            <w:r>
+              <w:rPr>
+                <w:rStyle w:val="VerbatimChar"/>
+              </w:rPr>
+              <w:t xml:space="preserve">hostname</w:t>
+            </w:r>
+          </w:p>
+        </w:tc>
+        <w:tc>
+          <w:tcPr/>
+          <w:p>
+            <w:pPr>
+              <w:pStyle w:val="Compact"/>
+            </w:pPr>
+            <w:r>
+              <w:rPr>
+                <w:rStyle w:val="VerbatimChar"/>
+              </w:rPr>
+              <w:t xml:space="preserve">*issue*</w:t>
+            </w:r>
+          </w:p>
+        </w:tc>
+        <w:tc>
+          <w:tcPr/>
+          <w:p>
+            <w:pPr>
+              <w:pStyle w:val="Compact"/>
+            </w:pPr>
+            <w:r>
+              <w:t xml:space="preserve">текст привітання за варіантом</w:t>
+            </w:r>
+          </w:p>
+        </w:tc>
+        <w:tc>
+          <w:tcPr/>
+          <w:p>
+            <w:pPr>
+              <w:pStyle w:val="Compact"/>
+            </w:pPr>
+            <w:r>
+              <w:t xml:space="preserve">Пояснити, як зберегти файл, відкритий без прав на запис</w:t>
+            </w:r>
+          </w:p>
+        </w:tc>
+      </w:tr>
+    </w:tbl>
+    <w:bookmarkEnd w:id="25"/>
+    <w:bookmarkStart w:id="29" w:name="контрольні-запитання"/>
+    <w:p>
+      <w:pPr>
+        <w:pStyle w:val="Heading2"/>
+      </w:pPr>
+      <w:r>
+        <w:t xml:space="preserve">Контрольні запитання</w:t>
+      </w:r>
+    </w:p>
+    <w:p>
+      <w:pPr>
+        <w:pStyle w:val="FirstParagraph"/>
+      </w:pPr>
+      <w:r>
+        <w:t xml:space="preserve">Запитання згруповано за рівнями навчальних досягнень. Для позитивної оцінки студент має відповісти на запитання середнього рівня, оцінка «добре» потребує відповідей достатнього рівня, оцінка «відмінно» — високого.</w:t>
+      </w:r>
+    </w:p>
+    <w:bookmarkStart w:id="26" w:name="середній-рівень-репродуктивний"/>
+    <w:p>
+      <w:pPr>
+        <w:pStyle w:val="Heading3"/>
+      </w:pPr>
+      <w:r>
+        <w:t xml:space="preserve">Середній рівень (репродуктивний)</w:t>
+      </w:r>
+    </w:p>
+    <w:p>
+      <w:pPr>
+        <w:pStyle w:val="Compact"/>
+        <w:numPr>
+          <w:ilvl w:val="0"/>
+          <w:numId w:val="1003"/>
+        </w:numPr>
+        <w:jc w:val="both"/>
+      </w:pPr>
+      <w:r>
+        <w:t xml:space="preserve">Що таке Midnight Commander і як улаштовано його інтерфейс?</w:t>
+      </w:r>
+    </w:p>
+    <w:p>
+      <w:pPr>
+        <w:pStyle w:val="Compact"/>
+        <w:numPr>
+          <w:ilvl w:val="0"/>
+          <w:numId w:val="1003"/>
+        </w:numPr>
+        <w:jc w:val="both"/>
+      </w:pPr>
+      <w:r>
+        <w:t xml:space="preserve">Які дії виконують клавіші F3, F4, F5, F6, F7 і F8?</w:t>
+      </w:r>
+    </w:p>
+    <w:p>
+      <w:pPr>
+        <w:pStyle w:val="Compact"/>
+        <w:numPr>
+          <w:ilvl w:val="0"/>
+          <w:numId w:val="1003"/>
+        </w:numPr>
+        <w:jc w:val="both"/>
+      </w:pPr>
+      <w:r>
+        <w:t xml:space="preserve">Як у mc позначити кілька файлів для групової операції?</w:t>
+      </w:r>
+    </w:p>
+    <w:p>
+      <w:pPr>
+        <w:pStyle w:val="Compact"/>
+        <w:numPr>
+          <w:ilvl w:val="0"/>
+          <w:numId w:val="1003"/>
+        </w:numPr>
+        <w:jc w:val="both"/>
+      </w:pPr>
+      <w:r>
+        <w:t xml:space="preserve">Назвіть три режими редактора vi.</w:t>
+      </w:r>
+    </w:p>
+    <w:p>
+      <w:pPr>
+        <w:pStyle w:val="Compact"/>
+        <w:numPr>
+          <w:ilvl w:val="0"/>
+          <w:numId w:val="1003"/>
+        </w:numPr>
+        <w:jc w:val="both"/>
+      </w:pPr>
+      <w:r>
+        <w:t xml:space="preserve">Якими клавішами переходять у режим вставки?</w:t>
+      </w:r>
+    </w:p>
+    <w:p>
+      <w:pPr>
+        <w:pStyle w:val="Compact"/>
+        <w:numPr>
+          <w:ilvl w:val="0"/>
+          <w:numId w:val="1003"/>
+        </w:numPr>
+        <w:jc w:val="both"/>
+      </w:pPr>
+      <w:r>
+        <w:t xml:space="preserve">Як зберегти файл і вийти з vi?</w:t>
+      </w:r>
+    </w:p>
+    <w:p>
+      <w:pPr>
+        <w:pStyle w:val="Compact"/>
+        <w:numPr>
+          <w:ilvl w:val="0"/>
+          <w:numId w:val="1003"/>
+        </w:numPr>
+        <w:jc w:val="both"/>
+      </w:pPr>
+      <w:r>
+        <w:t xml:space="preserve">Як вийти з vi без збереження змін?</w:t>
+      </w:r>
+    </w:p>
+    <w:p>
+      <w:pPr>
+        <w:pStyle w:val="Compact"/>
+        <w:numPr>
+          <w:ilvl w:val="0"/>
+          <w:numId w:val="1003"/>
+        </w:numPr>
+        <w:jc w:val="both"/>
+      </w:pPr>
+      <w:r>
+        <w:t xml:space="preserve">Якою командою виконують пошук тексту у vi?</w:t>
+      </w:r>
+    </w:p>
+    <w:bookmarkEnd w:id="26"/>
+    <w:bookmarkStart w:id="27" w:name="Xf8a59b0220f3a7cb520922cfcf2989f7f66f7c3"/>
+    <w:p>
+      <w:pPr>
+        <w:pStyle w:val="Heading3"/>
+      </w:pPr>
+      <w:r>
+        <w:t xml:space="preserve">Достатній рівень (конструктивно-варіативний)</w:t>
+      </w:r>
+    </w:p>
+    <w:p>
+      <w:pPr>
+        <w:pStyle w:val="Compact"/>
+        <w:numPr>
+          <w:ilvl w:val="0"/>
+          <w:numId w:val="1004"/>
+        </w:numPr>
+        <w:jc w:val="both"/>
+      </w:pPr>
+      <w:r>
+        <w:t xml:space="preserve">Чому набраний одразу після запуску vi текст «зникає» і що робити в цій ситуації?</w:t>
+      </w:r>
+    </w:p>
+    <w:p>
+      <w:pPr>
+        <w:pStyle w:val="Compact"/>
+        <w:numPr>
+          <w:ilvl w:val="0"/>
+          <w:numId w:val="1004"/>
+        </w:numPr>
+        <w:jc w:val="both"/>
+      </w:pPr>
+      <w:r>
+        <w:t xml:space="preserve">Чим</w:t>
+      </w:r>
+      <w:r>
+        <w:t xml:space="preserve"> </w:t>
+      </w:r>
+      <w:r>
+        <w:rPr>
+          <w:rStyle w:val="VerbatimChar"/>
+        </w:rPr>
+        <w:t xml:space="preserve">i</w:t>
+      </w:r>
+      <w:r>
+        <w:t xml:space="preserve"> </w:t>
+      </w:r>
+      <w:r>
+        <w:t xml:space="preserve">відрізняється від</w:t>
+      </w:r>
+      <w:r>
+        <w:t xml:space="preserve"> </w:t>
+      </w:r>
+      <w:r>
+        <w:rPr>
+          <w:rStyle w:val="VerbatimChar"/>
+        </w:rPr>
+        <w:t xml:space="preserve">a</w:t>
+      </w:r>
+      <w:r>
+        <w:t xml:space="preserve"> </w:t>
+      </w:r>
+      <w:r>
+        <w:t xml:space="preserve">та</w:t>
+      </w:r>
+      <w:r>
+        <w:t xml:space="preserve"> </w:t>
+      </w:r>
+      <w:r>
+        <w:rPr>
+          <w:rStyle w:val="VerbatimChar"/>
+        </w:rPr>
+        <w:t xml:space="preserve">o</w:t>
+      </w:r>
+      <w:r>
+        <w:t xml:space="preserve">? Наведіть задачу для кожної команди.</w:t>
+      </w:r>
+    </w:p>
+    <w:p>
+      <w:pPr>
+        <w:pStyle w:val="Compact"/>
+        <w:numPr>
+          <w:ilvl w:val="0"/>
+          <w:numId w:val="1004"/>
+        </w:numPr>
+        <w:jc w:val="both"/>
+      </w:pPr>
+      <w:r>
+        <w:t xml:space="preserve">Поясніть схему «кількість + дія + об’єкт» на прикладі команд</w:t>
+      </w:r>
+      <w:r>
+        <w:t xml:space="preserve"> </w:t>
+      </w:r>
+      <w:r>
+        <w:rPr>
+          <w:rStyle w:val="VerbatimChar"/>
+        </w:rPr>
+        <w:t xml:space="preserve">3dd</w:t>
+      </w:r>
+      <w:r>
+        <w:t xml:space="preserve"> </w:t>
+      </w:r>
+      <w:r>
+        <w:t xml:space="preserve">і</w:t>
+      </w:r>
+      <w:r>
+        <w:t xml:space="preserve"> </w:t>
+      </w:r>
+      <w:r>
+        <w:rPr>
+          <w:rStyle w:val="VerbatimChar"/>
+        </w:rPr>
+        <w:t xml:space="preserve">2yy</w:t>
+      </w:r>
+      <w:r>
+        <w:t xml:space="preserve">.</w:t>
+      </w:r>
+    </w:p>
+    <w:p>
+      <w:pPr>
+        <w:pStyle w:val="Compact"/>
+        <w:numPr>
+          <w:ilvl w:val="0"/>
+          <w:numId w:val="1004"/>
+        </w:numPr>
+        <w:jc w:val="both"/>
+      </w:pPr>
+      <w:r>
+        <w:t xml:space="preserve">Запишіть команду заміни всіх входжень слова в файлі з підтвердженням кожної заміни.</w:t>
+      </w:r>
+    </w:p>
+    <w:p>
+      <w:pPr>
+        <w:pStyle w:val="Compact"/>
+        <w:numPr>
+          <w:ilvl w:val="0"/>
+          <w:numId w:val="1004"/>
+        </w:numPr>
+        <w:jc w:val="both"/>
+      </w:pPr>
+      <w:r>
+        <w:t xml:space="preserve">Що робить</w:t>
+      </w:r>
+      <w:r>
+        <w:t xml:space="preserve"> </w:t>
+      </w:r>
+      <w:r>
+        <w:rPr>
+          <w:rStyle w:val="VerbatimChar"/>
+        </w:rPr>
+        <w:t xml:space="preserve">Ctrl+O</w:t>
+      </w:r>
+      <w:r>
+        <w:t xml:space="preserve"> </w:t>
+      </w:r>
+      <w:r>
+        <w:t xml:space="preserve">у mc і коли це потрібно?</w:t>
+      </w:r>
+    </w:p>
+    <w:p>
+      <w:pPr>
+        <w:pStyle w:val="Compact"/>
+        <w:numPr>
+          <w:ilvl w:val="0"/>
+          <w:numId w:val="1004"/>
+        </w:numPr>
+        <w:jc w:val="both"/>
+      </w:pPr>
+      <w:r>
+        <w:t xml:space="preserve">Чим вбудований редактор mcedit зручніший за vi, а чим поступається йому?</w:t>
+      </w:r>
+    </w:p>
+    <w:p>
+      <w:pPr>
+        <w:pStyle w:val="Compact"/>
+        <w:numPr>
+          <w:ilvl w:val="0"/>
+          <w:numId w:val="1004"/>
+        </w:numPr>
+        <w:jc w:val="both"/>
+      </w:pPr>
+      <w:r>
+        <w:t xml:space="preserve">Як зберегти зміни, якщо файл відкрито без прав на запис?</w:t>
+      </w:r>
+    </w:p>
+    <w:p>
+      <w:pPr>
+        <w:pStyle w:val="Compact"/>
+        <w:numPr>
+          <w:ilvl w:val="0"/>
+          <w:numId w:val="1004"/>
+        </w:numPr>
+        <w:jc w:val="both"/>
+      </w:pPr>
+      <w:r>
+        <w:t xml:space="preserve">Як у mc порівняти вміст двох каталогів і навіщо це потрібно адміністраторові?</w:t>
+      </w:r>
+    </w:p>
+    <w:bookmarkEnd w:id="27"/>
+    <w:bookmarkStart w:id="28" w:name="високий-рівень-творчий"/>
+    <w:p>
+      <w:pPr>
+        <w:pStyle w:val="Heading3"/>
+      </w:pPr>
+      <w:r>
+        <w:t xml:space="preserve">Високий рівень (творчий)</w:t>
+      </w:r>
+    </w:p>
+    <w:p>
+      <w:pPr>
+        <w:pStyle w:val="Compact"/>
+        <w:numPr>
+          <w:ilvl w:val="0"/>
+          <w:numId w:val="1005"/>
+        </w:numPr>
+        <w:jc w:val="both"/>
+      </w:pPr>
+      <w:r>
+        <w:t xml:space="preserve">Сервер доступний лише через SSH, графічної оболонки немає, потрібно терміново виправити помилку в конфігурації служби. Опишіть повний порядок дій із зазначенням інструментів і поясніть, чому обрали саме їх.</w:t>
+      </w:r>
+    </w:p>
+    <w:p>
+      <w:pPr>
+        <w:pStyle w:val="Compact"/>
+        <w:numPr>
+          <w:ilvl w:val="0"/>
+          <w:numId w:val="1005"/>
+        </w:numPr>
+        <w:jc w:val="both"/>
+      </w:pPr>
+      <w:r>
+        <w:t xml:space="preserve">Поясніть, чому модальність vi, яка спершу здається незручною, у роботі досвідченого адміністратора дає виграш у швидкості. Проілюструйте прикладом із цієї роботи.</w:t>
+      </w:r>
+    </w:p>
+    <w:p>
+      <w:pPr>
+        <w:pStyle w:val="Compact"/>
+        <w:numPr>
+          <w:ilvl w:val="0"/>
+          <w:numId w:val="1005"/>
+        </w:numPr>
+        <w:jc w:val="both"/>
+      </w:pPr>
+      <w:r>
+        <w:t xml:space="preserve">Сформулюйте правила безпечного редагування системних конфігураційних файлів і обґрунтуйте кожне з них наслідками помилки.</w:t>
+      </w:r>
+    </w:p>
+    <w:p>
+      <w:pPr>
+        <w:pStyle w:val="Compact"/>
+        <w:numPr>
+          <w:ilvl w:val="0"/>
+          <w:numId w:val="1005"/>
+        </w:numPr>
+        <w:jc w:val="both"/>
+      </w:pPr>
+      <w:r>
+        <w:t xml:space="preserve">Порівняйте роботу з файлами в mc і в чистому командному рядку за трьома критеріями: швидкість, надійність, можливість автоматизації. Для яких задач ви оберете кожен варіант?</w:t>
+      </w:r>
+    </w:p>
+    <w:bookmarkEnd w:id="28"/>
+    <w:bookmarkEnd w:id="29"/>
     <w:sectPr>
       <w:pgSz w:h="16838" w:orient="portrait" w:w="11906"/>
       <w:pgMar w:bottom="1134" w:footer="708" w:gutter="0" w:header="708" w:left="1418" w:right="851" w:top="1134"/>
@@ -137,8 +5783,307 @@
       </w:pPr>
     </w:lvl>
   </w:abstractNum>
+  <w:abstractNum w:abstractNumId="99411">
+    <w:nsid w:val="00A99411"/>
+    <w:multiLevelType w:val="multilevel"/>
+    <w:lvl w:ilvl="0">
+      <w:start w:val="1"/>
+      <w:numFmt w:val="decimal"/>
+      <w:lvlText w:val="%1."/>
+      <w:lvlJc w:val="left"/>
+      <w:pPr>
+        <w:ind w:left="1134" w:hanging="425"/>
+      </w:pPr>
+    </w:lvl>
+    <w:lvl w:ilvl="1">
+      <w:start w:val="1"/>
+      <w:numFmt w:val="decimal"/>
+      <w:lvlText w:val="%2."/>
+      <w:lvlJc w:val="left"/>
+      <w:pPr>
+        <w:ind w:left="1701" w:hanging="425"/>
+      </w:pPr>
+    </w:lvl>
+    <w:lvl w:ilvl="2">
+      <w:start w:val="1"/>
+      <w:numFmt w:val="decimal"/>
+      <w:lvlText w:val="%3."/>
+      <w:lvlJc w:val="left"/>
+      <w:pPr>
+        <w:ind w:left="2268" w:hanging="425"/>
+      </w:pPr>
+    </w:lvl>
+    <w:lvl w:ilvl="3">
+      <w:start w:val="1"/>
+      <w:numFmt w:val="decimal"/>
+      <w:lvlText w:val="%4."/>
+      <w:lvlJc w:val="left"/>
+      <w:pPr>
+        <w:ind w:left="2835" w:hanging="425"/>
+      </w:pPr>
+    </w:lvl>
+    <w:lvl w:ilvl="4">
+      <w:start w:val="1"/>
+      <w:numFmt w:val="decimal"/>
+      <w:lvlText w:val="%5."/>
+      <w:lvlJc w:val="left"/>
+      <w:pPr>
+        <w:ind w:left="3402" w:hanging="425"/>
+      </w:pPr>
+    </w:lvl>
+    <w:lvl w:ilvl="5">
+      <w:start w:val="1"/>
+      <w:numFmt w:val="decimal"/>
+      <w:lvlText w:val="%6."/>
+      <w:lvlJc w:val="left"/>
+      <w:pPr>
+        <w:ind w:left="3969" w:hanging="425"/>
+      </w:pPr>
+    </w:lvl>
+    <w:lvl w:ilvl="6">
+      <w:start w:val="1"/>
+      <w:numFmt w:val="decimal"/>
+      <w:lvlText w:val="%7."/>
+      <w:lvlJc w:val="left"/>
+      <w:pPr>
+        <w:ind w:left="4536" w:hanging="425"/>
+      </w:pPr>
+    </w:lvl>
+    <w:lvl w:ilvl="7">
+      <w:start w:val="1"/>
+      <w:numFmt w:val="decimal"/>
+      <w:lvlText w:val="%8."/>
+      <w:lvlJc w:val="left"/>
+      <w:pPr>
+        <w:ind w:left="5103" w:hanging="425"/>
+      </w:pPr>
+    </w:lvl>
+    <w:lvl w:ilvl="8">
+      <w:start w:val="1"/>
+      <w:numFmt w:val="decimal"/>
+      <w:lvlText w:val="%9."/>
+      <w:lvlJc w:val="left"/>
+      <w:pPr>
+        <w:ind w:left="5670" w:hanging="425"/>
+      </w:pPr>
+    </w:lvl>
+  </w:abstractNum>
+  <w:abstractNum w:abstractNumId="991">
+    <w:nsid w:val="0000A991"/>
+    <w:multiLevelType w:val="multilevel"/>
+    <w:lvl w:ilvl="0">
+      <w:numFmt w:val="bullet"/>
+      <w:lvlText w:val="–"/>
+      <w:lvlJc w:val="left"/>
+      <w:pPr>
+        <w:ind w:left="1134" w:hanging="425"/>
+      </w:pPr>
+      <w:rPr/>
+    </w:lvl>
+    <w:lvl w:ilvl="1">
+      <w:numFmt w:val="bullet"/>
+      <w:lvlText w:val="–"/>
+      <w:lvlJc w:val="left"/>
+      <w:pPr>
+        <w:ind w:left="1701" w:hanging="425"/>
+      </w:pPr>
+      <w:rPr>
+        <w:rFonts w:ascii="Courier New" w:hAnsi="Courier New" w:cs="Courier New" w:hint="default"/>
+      </w:rPr>
+    </w:lvl>
+    <w:lvl w:ilvl="2">
+      <w:numFmt w:val="bullet"/>
+      <w:lvlText w:val="–"/>
+      <w:lvlJc w:val="left"/>
+      <w:pPr>
+        <w:ind w:left="2268" w:hanging="425"/>
+      </w:pPr>
+      <w:rPr/>
+    </w:lvl>
+    <w:lvl w:ilvl="3">
+      <w:numFmt w:val="bullet"/>
+      <w:lvlText w:val="–"/>
+      <w:lvlJc w:val="left"/>
+      <w:pPr>
+        <w:ind w:left="2835" w:hanging="425"/>
+      </w:pPr>
+      <w:rPr/>
+    </w:lvl>
+    <w:lvl w:ilvl="4">
+      <w:numFmt w:val="bullet"/>
+      <w:lvlText w:val="–"/>
+      <w:lvlJc w:val="left"/>
+      <w:pPr>
+        <w:ind w:left="3402" w:hanging="425"/>
+      </w:pPr>
+      <w:rPr>
+        <w:rFonts w:ascii="Courier New" w:hAnsi="Courier New" w:cs="Courier New" w:hint="default"/>
+      </w:rPr>
+    </w:lvl>
+    <w:lvl w:ilvl="5">
+      <w:numFmt w:val="bullet"/>
+      <w:lvlText w:val="–"/>
+      <w:lvlJc w:val="left"/>
+      <w:pPr>
+        <w:ind w:left="3969" w:hanging="425"/>
+      </w:pPr>
+      <w:rPr/>
+    </w:lvl>
+    <w:lvl w:ilvl="6">
+      <w:numFmt w:val="bullet"/>
+      <w:lvlText w:val="–"/>
+      <w:lvlJc w:val="left"/>
+      <w:pPr>
+        <w:ind w:left="4536" w:hanging="425"/>
+      </w:pPr>
+      <w:rPr/>
+    </w:lvl>
+    <w:lvl w:ilvl="7">
+      <w:numFmt w:val="bullet"/>
+      <w:lvlText w:val="–"/>
+      <w:lvlJc w:val="left"/>
+      <w:pPr>
+        <w:ind w:left="5103" w:hanging="425"/>
+      </w:pPr>
+      <w:rPr>
+        <w:rFonts w:ascii="Courier New" w:hAnsi="Courier New" w:cs="Courier New" w:hint="default"/>
+      </w:rPr>
+    </w:lvl>
+    <w:lvl w:ilvl="8">
+      <w:numFmt w:val="bullet"/>
+      <w:lvlText w:val="–"/>
+      <w:lvlJc w:val="left"/>
+      <w:pPr>
+        <w:ind w:left="5670" w:hanging="425"/>
+      </w:pPr>
+      <w:rPr/>
+    </w:lvl>
+  </w:abstractNum>
   <w:num w:numId="1000">
     <w:abstractNumId w:val="990"/>
+  </w:num>
+  <w:num w:numId="1001">
+    <w:abstractNumId w:val="99411"/>
+    <w:lvlOverride w:ilvl="0">
+      <w:startOverride w:val="1"/>
+    </w:lvlOverride>
+    <w:lvlOverride w:ilvl="1">
+      <w:startOverride w:val="1"/>
+    </w:lvlOverride>
+    <w:lvlOverride w:ilvl="2">
+      <w:startOverride w:val="1"/>
+    </w:lvlOverride>
+    <w:lvlOverride w:ilvl="3">
+      <w:startOverride w:val="1"/>
+    </w:lvlOverride>
+    <w:lvlOverride w:ilvl="4">
+      <w:startOverride w:val="1"/>
+    </w:lvlOverride>
+    <w:lvlOverride w:ilvl="5">
+      <w:startOverride w:val="1"/>
+    </w:lvlOverride>
+    <w:lvlOverride w:ilvl="6">
+      <w:startOverride w:val="1"/>
+    </w:lvlOverride>
+    <w:lvlOverride w:ilvl="7">
+      <w:startOverride w:val="1"/>
+    </w:lvlOverride>
+    <w:lvlOverride w:ilvl="8">
+      <w:startOverride w:val="1"/>
+    </w:lvlOverride>
+  </w:num>
+  <w:num w:numId="1002">
+    <w:abstractNumId w:val="991"/>
+  </w:num>
+  <w:num w:numId="1003">
+    <w:abstractNumId w:val="99411"/>
+    <w:lvlOverride w:ilvl="0">
+      <w:startOverride w:val="1"/>
+    </w:lvlOverride>
+    <w:lvlOverride w:ilvl="1">
+      <w:startOverride w:val="1"/>
+    </w:lvlOverride>
+    <w:lvlOverride w:ilvl="2">
+      <w:startOverride w:val="1"/>
+    </w:lvlOverride>
+    <w:lvlOverride w:ilvl="3">
+      <w:startOverride w:val="1"/>
+    </w:lvlOverride>
+    <w:lvlOverride w:ilvl="4">
+      <w:startOverride w:val="1"/>
+    </w:lvlOverride>
+    <w:lvlOverride w:ilvl="5">
+      <w:startOverride w:val="1"/>
+    </w:lvlOverride>
+    <w:lvlOverride w:ilvl="6">
+      <w:startOverride w:val="1"/>
+    </w:lvlOverride>
+    <w:lvlOverride w:ilvl="7">
+      <w:startOverride w:val="1"/>
+    </w:lvlOverride>
+    <w:lvlOverride w:ilvl="8">
+      <w:startOverride w:val="1"/>
+    </w:lvlOverride>
+  </w:num>
+  <w:num w:numId="1004">
+    <w:abstractNumId w:val="99411"/>
+    <w:lvlOverride w:ilvl="0">
+      <w:startOverride w:val="1"/>
+    </w:lvlOverride>
+    <w:lvlOverride w:ilvl="1">
+      <w:startOverride w:val="1"/>
+    </w:lvlOverride>
+    <w:lvlOverride w:ilvl="2">
+      <w:startOverride w:val="1"/>
+    </w:lvlOverride>
+    <w:lvlOverride w:ilvl="3">
+      <w:startOverride w:val="1"/>
+    </w:lvlOverride>
+    <w:lvlOverride w:ilvl="4">
+      <w:startOverride w:val="1"/>
+    </w:lvlOverride>
+    <w:lvlOverride w:ilvl="5">
+      <w:startOverride w:val="1"/>
+    </w:lvlOverride>
+    <w:lvlOverride w:ilvl="6">
+      <w:startOverride w:val="1"/>
+    </w:lvlOverride>
+    <w:lvlOverride w:ilvl="7">
+      <w:startOverride w:val="1"/>
+    </w:lvlOverride>
+    <w:lvlOverride w:ilvl="8">
+      <w:startOverride w:val="1"/>
+    </w:lvlOverride>
+  </w:num>
+  <w:num w:numId="1005">
+    <w:abstractNumId w:val="99411"/>
+    <w:lvlOverride w:ilvl="0">
+      <w:startOverride w:val="1"/>
+    </w:lvlOverride>
+    <w:lvlOverride w:ilvl="1">
+      <w:startOverride w:val="1"/>
+    </w:lvlOverride>
+    <w:lvlOverride w:ilvl="2">
+      <w:startOverride w:val="1"/>
+    </w:lvlOverride>
+    <w:lvlOverride w:ilvl="3">
+      <w:startOverride w:val="1"/>
+    </w:lvlOverride>
+    <w:lvlOverride w:ilvl="4">
+      <w:startOverride w:val="1"/>
+    </w:lvlOverride>
+    <w:lvlOverride w:ilvl="5">
+      <w:startOverride w:val="1"/>
+    </w:lvlOverride>
+    <w:lvlOverride w:ilvl="6">
+      <w:startOverride w:val="1"/>
+    </w:lvlOverride>
+    <w:lvlOverride w:ilvl="7">
+      <w:startOverride w:val="1"/>
+    </w:lvlOverride>
+    <w:lvlOverride w:ilvl="8">
+      <w:startOverride w:val="1"/>
+    </w:lvlOverride>
   </w:num>
 </w:numbering>
 </file>
@@ -850,6 +6795,11 @@
       <w:szCs w:val="18"/>
     </w:rPr>
   </w:style>
+  <w:style w:type="paragraph" w:customStyle="1" w:styleId="TableCaption">
+    <w:name w:val="TableCaption"/>
+    <w:basedOn w:val="BodyText"/>
+    <w:qFormat/>
+  </w:style>
 </w:styles>
 </file>
 
